--- a/submission/개발완료보고서.docx
+++ b/submission/개발완료보고서.docx
@@ -92,7 +92,7 @@
           <w:color w:val="555F6D"/>
           <w:sz w:val="24"/>
         </w:rPr>
-        <w:t>작업자 바디캠과 CCTV로 위험 요소를 판정·재확인하고 조치 지시서를 만드는 피지컬 AI</w:t>
+        <w:t>작업자 바디캠과 CCTV로 위험 요소를 판정·재확인하고, 손동작 명령에 작업자 언어로 답하는 피지컬 AI</w:t>
       </w:r>
     </w:p>
     <w:tbl>
@@ -408,7 +408,7 @@
               <w:rPr>
                 <w:rFonts w:ascii="맑은 고딕" w:hAnsi="맑은 고딕" w:eastAsia="맑은 고딕"/>
                 <w:b/>
-                <w:sz w:val="17"/>
+                <w:sz w:val="16"/>
               </w:rPr>
               <w:t>작품명</w:t>
             </w:r>
@@ -427,9 +427,9 @@
               <w:rPr>
                 <w:rFonts w:ascii="맑은 고딕" w:hAnsi="맑은 고딕" w:eastAsia="맑은 고딕"/>
                 <w:b w:val="0"/>
-                <w:sz w:val="17"/>
+                <w:sz w:val="16"/>
               </w:rPr>
-              <w:t>창고 안전 순찰 AI 에이전트: 작업자 바디캠과 CCTV로 위험 요소를 판정·재확인하고 조치 지시서를 만드는 피지컬 AI</w:t>
+              <w:t>창고 안전 순찰 AI 에이전트: 작업자 바디캠과 CCTV로 위험 요소를 판정·재확인하고, 손동작 명령에 작업자 언어로 답하는 피지컬 AI</w:t>
             </w:r>
           </w:p>
         </w:tc>
@@ -449,7 +449,7 @@
               <w:rPr>
                 <w:rFonts w:ascii="맑은 고딕" w:hAnsi="맑은 고딕" w:eastAsia="맑은 고딕"/>
                 <w:b/>
-                <w:sz w:val="17"/>
+                <w:sz w:val="16"/>
               </w:rPr>
               <w:t>팀 / 분야</w:t>
             </w:r>
@@ -468,7 +468,7 @@
               <w:rPr>
                 <w:rFonts w:ascii="맑은 고딕" w:hAnsi="맑은 고딕" w:eastAsia="맑은 고딕"/>
                 <w:b w:val="0"/>
-                <w:sz w:val="17"/>
+                <w:sz w:val="16"/>
               </w:rPr>
               <w:t>IBDP 팀 (문상균, 이승혜, 조현준) · ③ 제조·피지컬 AI Agent · 시뮬레이션형 (NVIDIA Isaac Sim 디지털 트윈)</w:t>
             </w:r>
@@ -490,7 +490,7 @@
               <w:rPr>
                 <w:rFonts w:ascii="맑은 고딕" w:hAnsi="맑은 고딕" w:eastAsia="맑은 고딕"/>
                 <w:b/>
-                <w:sz w:val="17"/>
+                <w:sz w:val="16"/>
               </w:rPr>
               <w:t>요약</w:t>
             </w:r>
@@ -509,15 +509,15 @@
               <w:rPr>
                 <w:rFonts w:ascii="맑은 고딕" w:hAnsi="맑은 고딕" w:eastAsia="맑은 고딕"/>
                 <w:b w:val="0"/>
-                <w:sz w:val="17"/>
+                <w:sz w:val="16"/>
               </w:rPr>
-              <w:t xml:space="preserve">작업자가 정해진 경로로 창고를 걸으면 가슴 바디캠 화면을 YOLO26 이 보고 위험 요소 4종의 </w:t>
+              <w:t xml:space="preserve">작업자가 정해진 경로로 창고를 걸으면 가슴 바디캠 화면을 YOLO26 이 보고 위험 요소의 </w:t>
             </w:r>
             <w:r>
               <w:rPr>
                 <w:rFonts w:ascii="맑은 고딕" w:hAnsi="맑은 고딕" w:eastAsia="맑은 고딕"/>
                 <w:b/>
-                <w:sz w:val="17"/>
+                <w:sz w:val="16"/>
               </w:rPr>
               <w:t>위험/안전 상태</w:t>
             </w:r>
@@ -525,15 +525,31 @@
               <w:rPr>
                 <w:rFonts w:ascii="맑은 고딕" w:hAnsi="맑은 고딕" w:eastAsia="맑은 고딕"/>
                 <w:b w:val="0"/>
-                <w:sz w:val="17"/>
+                <w:sz w:val="16"/>
               </w:rPr>
-              <w:t xml:space="preserve">를 판정한다. 에이전트는 판정을 </w:t>
+              <w:t xml:space="preserve">와 </w:t>
             </w:r>
             <w:r>
               <w:rPr>
                 <w:rFonts w:ascii="맑은 고딕" w:hAnsi="맑은 고딕" w:eastAsia="맑은 고딕"/>
                 <w:b/>
-                <w:sz w:val="17"/>
+                <w:sz w:val="16"/>
+              </w:rPr>
+              <w:t>공구 이름</w:t>
+            </w:r>
+            <w:r>
+              <w:rPr>
+                <w:rFonts w:ascii="맑은 고딕" w:hAnsi="맑은 고딕" w:eastAsia="맑은 고딕"/>
+                <w:b w:val="0"/>
+                <w:sz w:val="16"/>
+              </w:rPr>
+              <w:t xml:space="preserve">(망치, 삽 등 8종)을 판정한다. 에이전트는 판정을 </w:t>
+            </w:r>
+            <w:r>
+              <w:rPr>
+                <w:rFonts w:ascii="맑은 고딕" w:hAnsi="맑은 고딕" w:eastAsia="맑은 고딕"/>
+                <w:b/>
+                <w:sz w:val="16"/>
               </w:rPr>
               <w:t>위험물 대장</w:t>
             </w:r>
@@ -541,31 +557,95 @@
               <w:rPr>
                 <w:rFonts w:ascii="맑은 고딕" w:hAnsi="맑은 고딕" w:eastAsia="맑은 고딕"/>
                 <w:b w:val="0"/>
-                <w:sz w:val="17"/>
+                <w:sz w:val="16"/>
               </w:rPr>
-              <w:t xml:space="preserve">에 모으고, 잠깐 보이고 지나쳤거나 판정이 엇갈린 물체와 순찰 중 못 본 점검 지점을 골라 </w:t>
+              <w:t xml:space="preserve">에 모으고, 애매한 물체와 못 본 점검 지점은 </w:t>
             </w:r>
             <w:r>
               <w:rPr>
                 <w:rFonts w:ascii="맑은 고딕" w:hAnsi="맑은 고딕" w:eastAsia="맑은 고딕"/>
                 <w:b/>
-                <w:sz w:val="17"/>
+                <w:sz w:val="16"/>
               </w:rPr>
-              <w:t>볼 수 있는 CCTV 를 선택해 확대(PTZ)로 다시 판정</w:t>
+              <w:t>볼 수 있는 CCTV 를 골라 확대(PTZ)로 다시 판정</w:t>
             </w:r>
             <w:r>
               <w:rPr>
                 <w:rFonts w:ascii="맑은 고딕" w:hAnsi="맑은 고딕" w:eastAsia="맑은 고딕"/>
                 <w:b w:val="0"/>
-                <w:sz w:val="17"/>
+                <w:sz w:val="16"/>
               </w:rPr>
-              <w:t xml:space="preserve">한다. 못 찾으면 다른 CCTV 로 다시 하고, 그래도 안 되면 사람에게 현장 확인을 넘긴다. CCTV 3대는 작업자와 위험물 사이 거리를 재서 2 m 안이면 경고하고, 순찰이 끝나면 우선순위와 조치 방법을 담은 </w:t>
+              <w:t xml:space="preserve">한다. </w:t>
             </w:r>
             <w:r>
               <w:rPr>
                 <w:rFonts w:ascii="맑은 고딕" w:hAnsi="맑은 고딕" w:eastAsia="맑은 고딕"/>
                 <w:b/>
-                <w:sz w:val="17"/>
+                <w:sz w:val="16"/>
+              </w:rPr>
+              <w:t>라바콘으로 둘러친 곳, DANGER 표지가 선 곳, 스스로 위험하다고 판단한 주변을 위험 영역</w:t>
+            </w:r>
+            <w:r>
+              <w:rPr>
+                <w:rFonts w:ascii="맑은 고딕" w:hAnsi="맑은 고딕" w:eastAsia="맑은 고딕"/>
+                <w:b w:val="0"/>
+                <w:sz w:val="16"/>
+              </w:rPr>
+              <w:t xml:space="preserve">으로 잡고, 작업자가 위험물에 닿기 직전이거나 영역에 들어서면 </w:t>
+            </w:r>
+            <w:r>
+              <w:rPr>
+                <w:rFonts w:ascii="맑은 고딕" w:hAnsi="맑은 고딕" w:eastAsia="맑은 고딕"/>
+                <w:b/>
+                <w:sz w:val="16"/>
+              </w:rPr>
+              <w:t>"경고 경고 위험 요소가 식별되었습니다" 음성 경고</w:t>
+            </w:r>
+            <w:r>
+              <w:rPr>
+                <w:rFonts w:ascii="맑은 고딕" w:hAnsi="맑은 고딕" w:eastAsia="맑은 고딕"/>
+                <w:b w:val="0"/>
+                <w:sz w:val="16"/>
+              </w:rPr>
+              <w:t xml:space="preserve">를 낸다. 작업자가 바디캠 앞에 </w:t>
+            </w:r>
+            <w:r>
+              <w:rPr>
+                <w:rFonts w:ascii="맑은 고딕" w:hAnsi="맑은 고딕" w:eastAsia="맑은 고딕"/>
+                <w:b/>
+                <w:sz w:val="16"/>
+              </w:rPr>
+              <w:t>손가락 1~5개</w:t>
+            </w:r>
+            <w:r>
+              <w:rPr>
+                <w:rFonts w:ascii="맑은 고딕" w:hAnsi="맑은 고딕" w:eastAsia="맑은 고딕"/>
+                <w:b w:val="0"/>
+                <w:sz w:val="16"/>
+              </w:rPr>
+              <w:t xml:space="preserve">를 보이면 장비 설명, 공장 위험 스캔, 오늘의 TBM, 관리자 호출, SOS 를 </w:t>
+            </w:r>
+            <w:r>
+              <w:rPr>
+                <w:rFonts w:ascii="맑은 고딕" w:hAnsi="맑은 고딕" w:eastAsia="맑은 고딕"/>
+                <w:b/>
+                <w:sz w:val="16"/>
+              </w:rPr>
+              <w:t>작업자 언어(중국어·영어·일본어·한국어)</w:t>
+            </w:r>
+            <w:r>
+              <w:rPr>
+                <w:rFonts w:ascii="맑은 고딕" w:hAnsi="맑은 고딕" w:eastAsia="맑은 고딕"/>
+                <w:b w:val="0"/>
+                <w:sz w:val="16"/>
+              </w:rPr>
+              <w:t xml:space="preserve"> 음성으로 처리한다. 순찰이 끝나면 </w:t>
+            </w:r>
+            <w:r>
+              <w:rPr>
+                <w:rFonts w:ascii="맑은 고딕" w:hAnsi="맑은 고딕" w:eastAsia="맑은 고딕"/>
+                <w:b/>
+                <w:sz w:val="16"/>
               </w:rPr>
               <w:t>조치 지시서</w:t>
             </w:r>
@@ -573,7 +653,7 @@
               <w:rPr>
                 <w:rFonts w:ascii="맑은 고딕" w:hAnsi="맑은 고딕" w:eastAsia="맑은 고딕"/>
                 <w:b w:val="0"/>
-                <w:sz w:val="17"/>
+                <w:sz w:val="16"/>
               </w:rPr>
               <w:t>를 만든다.</w:t>
             </w:r>
@@ -595,7 +675,7 @@
               <w:rPr>
                 <w:rFonts w:ascii="맑은 고딕" w:hAnsi="맑은 고딕" w:eastAsia="맑은 고딕"/>
                 <w:b/>
-                <w:sz w:val="17"/>
+                <w:sz w:val="16"/>
               </w:rPr>
               <w:t>핵심 성과</w:t>
             </w:r>
@@ -614,23 +694,23 @@
               <w:rPr>
                 <w:rFonts w:ascii="맑은 고딕" w:hAnsi="맑은 고딕" w:eastAsia="맑은 고딕"/>
                 <w:b w:val="0"/>
-                <w:sz w:val="17"/>
+                <w:sz w:val="16"/>
               </w:rPr>
-              <w:t xml:space="preserve">바디캠 YOLO 판정: 경로에서 보인 위험 물체 </w:t>
+              <w:t xml:space="preserve">학습에 안 쓴 시나리오 10개 (창고 물체 173개): 위험 물체 </w:t>
             </w:r>
             <w:r>
               <w:rPr>
                 <w:rFonts w:ascii="맑은 고딕" w:hAnsi="맑은 고딕" w:eastAsia="맑은 고딕"/>
                 <w:b/>
-                <w:sz w:val="17"/>
+                <w:sz w:val="16"/>
               </w:rPr>
-              <w:t>61/66</w:t>
+              <w:t>83/92 (90%)</w:t>
             </w:r>
             <w:r>
               <w:rPr>
                 <w:rFonts w:ascii="맑은 고딕" w:hAnsi="맑은 고딕" w:eastAsia="맑은 고딕"/>
                 <w:b w:val="0"/>
-                <w:sz w:val="17"/>
+                <w:sz w:val="16"/>
               </w:rPr>
               <w:t xml:space="preserve">, 안전 물체 </w:t>
             </w:r>
@@ -638,49 +718,17 @@
               <w:rPr>
                 <w:rFonts w:ascii="맑은 고딕" w:hAnsi="맑은 고딕" w:eastAsia="맑은 고딕"/>
                 <w:b/>
-                <w:sz w:val="17"/>
+                <w:sz w:val="16"/>
               </w:rPr>
-              <w:t>82/85</w:t>
+              <w:t>78/81 (96%)</w:t>
             </w:r>
             <w:r>
               <w:rPr>
                 <w:rFonts w:ascii="맑은 고딕" w:hAnsi="맑은 고딕" w:eastAsia="맑은 고딕"/>
                 <w:b w:val="0"/>
-                <w:sz w:val="17"/>
+                <w:sz w:val="16"/>
               </w:rPr>
-              <w:t xml:space="preserve">. 에이전트 최종 대장, 학습에 안 쓴 시나리오 10개 (창고 물체 174개): 위험 물체 </w:t>
-            </w:r>
-            <w:r>
-              <w:rPr>
-                <w:rFonts w:ascii="맑은 고딕" w:hAnsi="맑은 고딕" w:eastAsia="맑은 고딕"/>
-                <w:b/>
-                <w:sz w:val="17"/>
-              </w:rPr>
-              <w:t>58/72 (81%)</w:t>
-            </w:r>
-            <w:r>
-              <w:rPr>
-                <w:rFonts w:ascii="맑은 고딕" w:hAnsi="맑은 고딕" w:eastAsia="맑은 고딕"/>
-                <w:b w:val="0"/>
-                <w:sz w:val="17"/>
-              </w:rPr>
-              <w:t xml:space="preserve">, 안전 물체 </w:t>
-            </w:r>
-            <w:r>
-              <w:rPr>
-                <w:rFonts w:ascii="맑은 고딕" w:hAnsi="맑은 고딕" w:eastAsia="맑은 고딕"/>
-                <w:b/>
-                <w:sz w:val="17"/>
-              </w:rPr>
-              <w:t>98/102 (96%)</w:t>
-            </w:r>
-            <w:r>
-              <w:rPr>
-                <w:rFonts w:ascii="맑은 고딕" w:hAnsi="맑은 고딕" w:eastAsia="맑은 고딕"/>
-                <w:b w:val="0"/>
-                <w:sz w:val="17"/>
-              </w:rPr>
-              <w:t xml:space="preserve"> 판정 (바디캠만 썼을 때 43/72, 50/102). 위험↔안전 거꾸로 판정 0건. CCTV 접근 경고 8/12건, 거리 오차 중앙값 0.29 m</w:t>
+              <w:t xml:space="preserve"> 판정 (바디캠만 썼을 때 71, 33), 거꾸로 판정 0건. 위험 영역 20/20 인식, 닿기 직전 음성 경고 29/37, 공구 이름 40/75, 손동작 명령 35/40 (88%). YOLO26s 검증 mAP50 0.898</w:t>
             </w:r>
           </w:p>
         </w:tc>
@@ -700,7 +748,7 @@
               <w:rPr>
                 <w:rFonts w:ascii="맑은 고딕" w:hAnsi="맑은 고딕" w:eastAsia="맑은 고딕"/>
                 <w:b/>
-                <w:sz w:val="17"/>
+                <w:sz w:val="16"/>
               </w:rPr>
               <w:t>완성도</w:t>
             </w:r>
@@ -719,9 +767,9 @@
               <w:rPr>
                 <w:rFonts w:ascii="맑은 고딕" w:hAnsi="맑은 고딕" w:eastAsia="맑은 고딕"/>
                 <w:b w:val="0"/>
-                <w:sz w:val="17"/>
+                <w:sz w:val="16"/>
               </w:rPr>
-              <w:t>Level 3 (MVP): 입력 → 판단 → 도구 실행 → 결과 확인 → 보고까지 한 번에 동작, 테스트 시나리오 10건 + 단위 테스트 19개</w:t>
+              <w:t>Level 3 (MVP): 입력 → 판단 → 도구 실행 → 결과 확인 → 보고까지 한 번에 동작, 테스트 시나리오 10건 + 단위 테스트 28개</w:t>
             </w:r>
           </w:p>
         </w:tc>
@@ -760,6 +808,7 @@
           <w:rFonts w:ascii="맑은 고딕" w:hAnsi="맑은 고딕" w:eastAsia="맑은 고딕"/>
           <w:b/>
           <w:i w:val="0"/>
+          <w:sz w:val="18"/>
         </w:rPr>
         <w:t>문제.</w:t>
       </w:r>
@@ -768,14 +817,16 @@
           <w:rFonts w:ascii="맑은 고딕" w:hAnsi="맑은 고딕" w:eastAsia="맑은 고딕"/>
           <w:b w:val="0"/>
           <w:i w:val="0"/>
+          <w:sz w:val="18"/>
         </w:rPr>
-        <w:t xml:space="preserve"> 고용노동부 「2025년 산업재해 현황」에 따르면 2025년 재해자는 147,130명이고, 사고재해자 113,305명 가운데 </w:t>
+        <w:t xml:space="preserve"> 고용노동부 「2025년 산업재해 현황」에 따르면 2025년 사고재해자 113,305명 가운데 </w:t>
       </w:r>
       <w:r>
         <w:rPr>
           <w:rFonts w:ascii="맑은 고딕" w:hAnsi="맑은 고딕" w:eastAsia="맑은 고딕"/>
           <w:b/>
           <w:i w:val="0"/>
+          <w:sz w:val="18"/>
         </w:rPr>
         <w:t>넘어짐이 28,606명(25.2%)으로 가장 많다</w:t>
       </w:r>
@@ -784,8 +835,9 @@
           <w:rFonts w:ascii="맑은 고딕" w:hAnsi="맑은 고딕" w:eastAsia="맑은 고딕"/>
           <w:b w:val="0"/>
           <w:i w:val="0"/>
+          <w:sz w:val="18"/>
         </w:rPr>
-        <w:t>. 창고와 공장에서는 바닥 유출, 통로에 방치된 공구·자재가 넘어짐의 직접 원인이 되고, 불안정 적재는 무너짐·맞음 사고로, 쓰러지거나 가로막힌 소화기는 화재 초기 대응 실패로 이어진다. 그러나 순찰 점검은 사람이 눈으로 확인하는 방식이라 ① 놓치기 쉽고, ② 무엇을 어디서 봤는지 기록이 남지 않으며, ③ 작업자가 위험물에 다가가는 순간(아차사고)을 알 수 없다.</w:t>
+        <w:t>. 창고와 공장에서는 바닥 유출, 통로에 방치된 공구가 넘어짐의 직접 원인이 되고, 불안정 적재는 무너짐·맞음 사고로, 쓰러지거나 가로막힌 소화기는 화재 초기 대응 실패로 이어진다. 그러나 순찰 점검은 사람이 눈으로 확인하는 방식이라 ① 놓치기 쉽고, ② 기록이 남지 않으며, ③ 작업자가 위험물이나 출입 금지 구역에 다가가는 순간을 알려 줄 수단이 없고, ④ 외국인 작업자는 한국어 안전 안내·TBM 을 알아듣기 어렵다.</w:t>
       </w:r>
     </w:p>
     <w:p>
@@ -797,6 +849,7 @@
           <w:rFonts w:ascii="맑은 고딕" w:hAnsi="맑은 고딕" w:eastAsia="맑은 고딕"/>
           <w:b/>
           <w:i w:val="0"/>
+          <w:sz w:val="18"/>
         </w:rPr>
         <w:t>사용자.</w:t>
       </w:r>
@@ -805,8 +858,9 @@
           <w:rFonts w:ascii="맑은 고딕" w:hAnsi="맑은 고딕" w:eastAsia="맑은 고딕"/>
           <w:b w:val="0"/>
           <w:i w:val="0"/>
+          <w:sz w:val="18"/>
         </w:rPr>
-        <w:t xml:space="preserve"> 물류창고·제조공장의 안전관리자(조치 지시서를 받아 조치), 순찰 작업자(바디캠 착용, 현장 확인 요청 수행), 관제 담당자(CCTV 접근 경고 확인).</w:t>
+        <w:t xml:space="preserve"> 물류창고·제조공장의 안전관리자(조치 지시서, 호출·SOS 수신), 순찰 작업자(바디캠·음성 경고·손동작 명령, 외국인 작업자 포함), 관제 담당자(CCTV 접근 경고).</w:t>
       </w:r>
     </w:p>
     <w:tbl>
@@ -824,7 +878,7 @@
       <w:tr>
         <w:tc>
           <w:tcPr>
-            <w:tcW w:type="dxa" w:w="3175"/>
+            <w:tcW w:type="dxa" w:w="2608"/>
             <w:shd w:val="clear" w:color="auto" w:fill="DCE6F2"/>
           </w:tcPr>
           <w:p>
@@ -837,7 +891,7 @@
               <w:rPr>
                 <w:rFonts w:ascii="맑은 고딕" w:hAnsi="맑은 고딕" w:eastAsia="맑은 고딕"/>
                 <w:b/>
-                <w:sz w:val="17"/>
+                <w:sz w:val="16"/>
               </w:rPr>
               <w:t>목표</w:t>
             </w:r>
@@ -858,7 +912,7 @@
               <w:rPr>
                 <w:rFonts w:ascii="맑은 고딕" w:hAnsi="맑은 고딕" w:eastAsia="맑은 고딕"/>
                 <w:b/>
-                <w:sz w:val="17"/>
+                <w:sz w:val="16"/>
               </w:rPr>
               <w:t>성공 지표</w:t>
             </w:r>
@@ -866,7 +920,7 @@
         </w:tc>
         <w:tc>
           <w:tcPr>
-            <w:tcW w:type="dxa" w:w="2835"/>
+            <w:tcW w:type="dxa" w:w="3402"/>
             <w:shd w:val="clear" w:color="auto" w:fill="DCE6F2"/>
           </w:tcPr>
           <w:p>
@@ -879,7 +933,7 @@
               <w:rPr>
                 <w:rFonts w:ascii="맑은 고딕" w:hAnsi="맑은 고딕" w:eastAsia="맑은 고딕"/>
                 <w:b/>
-                <w:sz w:val="17"/>
+                <w:sz w:val="16"/>
               </w:rPr>
               <w:t>결과</w:t>
             </w:r>
@@ -889,7 +943,7 @@
       <w:tr>
         <w:tc>
           <w:tcPr>
-            <w:tcW w:type="dxa" w:w="3175"/>
+            <w:tcW w:type="dxa" w:w="2608"/>
           </w:tcPr>
           <w:p>
             <w:pPr>
@@ -900,9 +954,9 @@
               <w:rPr>
                 <w:rFonts w:ascii="맑은 고딕" w:hAnsi="맑은 고딕" w:eastAsia="맑은 고딕"/>
                 <w:b w:val="0"/>
-                <w:sz w:val="17"/>
+                <w:sz w:val="16"/>
               </w:rPr>
-              <w:t>위험 요소 4종의 위험/안전 상태 자동 판정</w:t>
+              <w:t>위험/안전 상태 자동 판정</w:t>
             </w:r>
           </w:p>
         </w:tc>
@@ -919,15 +973,15 @@
               <w:rPr>
                 <w:rFonts w:ascii="맑은 고딕" w:hAnsi="맑은 고딕" w:eastAsia="맑은 고딕"/>
                 <w:b w:val="0"/>
-                <w:sz w:val="17"/>
+                <w:sz w:val="16"/>
               </w:rPr>
-              <w:t>경로에서 보인 위험 물체 90% 이상, 위험↔안전 거꾸로 판정 최소</w:t>
+              <w:t>경로에서 보인 위험 90% 이상, 거꾸로 판정 최소</w:t>
             </w:r>
           </w:p>
         </w:tc>
         <w:tc>
           <w:tcPr>
-            <w:tcW w:type="dxa" w:w="2835"/>
+            <w:tcW w:type="dxa" w:w="3402"/>
           </w:tcPr>
           <w:p>
             <w:pPr>
@@ -939,9 +993,9 @@
               <w:rPr>
                 <w:rFonts w:ascii="맑은 고딕" w:hAnsi="맑은 고딕" w:eastAsia="맑은 고딕"/>
                 <w:b w:val="0"/>
-                <w:sz w:val="17"/>
+                <w:sz w:val="16"/>
               </w:rPr>
-              <w:t>바디캠 61/66 (92%), 거꾸로 0건</w:t>
+              <w:t>바디캠 87/89 (98%), 거꾸로 1</w:t>
             </w:r>
           </w:p>
         </w:tc>
@@ -949,7 +1003,7 @@
       <w:tr>
         <w:tc>
           <w:tcPr>
-            <w:tcW w:type="dxa" w:w="3175"/>
+            <w:tcW w:type="dxa" w:w="2608"/>
           </w:tcPr>
           <w:p>
             <w:pPr>
@@ -960,9 +1014,9 @@
               <w:rPr>
                 <w:rFonts w:ascii="맑은 고딕" w:hAnsi="맑은 고딕" w:eastAsia="맑은 고딕"/>
                 <w:b w:val="0"/>
-                <w:sz w:val="17"/>
+                <w:sz w:val="16"/>
               </w:rPr>
-              <w:t>경로에서 안 보이는 곳까지 창고 전체 점검</w:t>
+              <w:t>애매하면 재확인, 창고 전체 점검</w:t>
             </w:r>
           </w:p>
         </w:tc>
@@ -979,15 +1033,15 @@
               <w:rPr>
                 <w:rFonts w:ascii="맑은 고딕" w:hAnsi="맑은 고딕" w:eastAsia="맑은 고딕"/>
                 <w:b w:val="0"/>
-                <w:sz w:val="17"/>
+                <w:sz w:val="16"/>
               </w:rPr>
-              <w:t>창고 전체 물체 기준 판정률 (바디캠만 대비)</w:t>
+              <w:t>창고 전체 물체 판정률 (바디캠만 대비)</w:t>
             </w:r>
           </w:p>
         </w:tc>
         <w:tc>
           <w:tcPr>
-            <w:tcW w:type="dxa" w:w="2835"/>
+            <w:tcW w:type="dxa" w:w="3402"/>
           </w:tcPr>
           <w:p>
             <w:pPr>
@@ -999,9 +1053,9 @@
               <w:rPr>
                 <w:rFonts w:ascii="맑은 고딕" w:hAnsi="맑은 고딕" w:eastAsia="맑은 고딕"/>
                 <w:b w:val="0"/>
-                <w:sz w:val="17"/>
+                <w:sz w:val="16"/>
               </w:rPr>
-              <w:t>위험 81%, 안전 96% (바디캠만 60%, 49%)</w:t>
+              <w:t>위험 90%, 안전 96% (바디캠만 77%, 41%)</w:t>
             </w:r>
           </w:p>
         </w:tc>
@@ -1009,7 +1063,7 @@
       <w:tr>
         <w:tc>
           <w:tcPr>
-            <w:tcW w:type="dxa" w:w="3175"/>
+            <w:tcW w:type="dxa" w:w="2608"/>
           </w:tcPr>
           <w:p>
             <w:pPr>
@@ -1020,9 +1074,9 @@
               <w:rPr>
                 <w:rFonts w:ascii="맑은 고딕" w:hAnsi="맑은 고딕" w:eastAsia="맑은 고딕"/>
                 <w:b w:val="0"/>
-                <w:sz w:val="17"/>
+                <w:sz w:val="16"/>
               </w:rPr>
-              <w:t>애매한 판정은 스스로 재확인</w:t>
+              <w:t>공구 이름 인식</w:t>
             </w:r>
           </w:p>
         </w:tc>
@@ -1039,15 +1093,15 @@
               <w:rPr>
                 <w:rFonts w:ascii="맑은 고딕" w:hAnsi="맑은 고딕" w:eastAsia="맑은 고딕"/>
                 <w:b w:val="0"/>
-                <w:sz w:val="17"/>
+                <w:sz w:val="16"/>
               </w:rPr>
-              <w:t>재확인으로 바디캠만 썼을 때보다 판정 물체 증가</w:t>
+              <w:t>정답 공구 종류 중 맞힌 비율</w:t>
             </w:r>
           </w:p>
         </w:tc>
         <w:tc>
           <w:tcPr>
-            <w:tcW w:type="dxa" w:w="2835"/>
+            <w:tcW w:type="dxa" w:w="3402"/>
           </w:tcPr>
           <w:p>
             <w:pPr>
@@ -1059,9 +1113,9 @@
               <w:rPr>
                 <w:rFonts w:ascii="맑은 고딕" w:hAnsi="맑은 고딕" w:eastAsia="맑은 고딕"/>
                 <w:b w:val="0"/>
-                <w:sz w:val="17"/>
+                <w:sz w:val="16"/>
               </w:rPr>
-              <w:t>위험 +15, 안전 +48</w:t>
+              <w:t>40/75 (53%)</w:t>
             </w:r>
           </w:p>
         </w:tc>
@@ -1069,7 +1123,7 @@
       <w:tr>
         <w:tc>
           <w:tcPr>
-            <w:tcW w:type="dxa" w:w="3175"/>
+            <w:tcW w:type="dxa" w:w="2608"/>
           </w:tcPr>
           <w:p>
             <w:pPr>
@@ -1080,9 +1134,9 @@
               <w:rPr>
                 <w:rFonts w:ascii="맑은 고딕" w:hAnsi="맑은 고딕" w:eastAsia="맑은 고딕"/>
                 <w:b w:val="0"/>
-                <w:sz w:val="17"/>
+                <w:sz w:val="16"/>
               </w:rPr>
-              <w:t>작업자-위험물 접근 경고</w:t>
+              <w:t>위험 영역 자동 설정</w:t>
             </w:r>
           </w:p>
         </w:tc>
@@ -1099,15 +1153,15 @@
               <w:rPr>
                 <w:rFonts w:ascii="맑은 고딕" w:hAnsi="맑은 고딕" w:eastAsia="맑은 고딕"/>
                 <w:b w:val="0"/>
-                <w:sz w:val="17"/>
+                <w:sz w:val="16"/>
               </w:rPr>
-              <w:t>CCTV 에 보인 접근 사건 경고율, 거리 오차</w:t>
+              <w:t>라바콘 링·DANGER 표지 영역 인식</w:t>
             </w:r>
           </w:p>
         </w:tc>
         <w:tc>
           <w:tcPr>
-            <w:tcW w:type="dxa" w:w="2835"/>
+            <w:tcW w:type="dxa" w:w="3402"/>
           </w:tcPr>
           <w:p>
             <w:pPr>
@@ -1119,9 +1173,9 @@
               <w:rPr>
                 <w:rFonts w:ascii="맑은 고딕" w:hAnsi="맑은 고딕" w:eastAsia="맑은 고딕"/>
                 <w:b w:val="0"/>
-                <w:sz w:val="17"/>
+                <w:sz w:val="16"/>
               </w:rPr>
-              <w:t>8/12건, 0.29 m</w:t>
+              <w:t>20/20 (100%)</w:t>
             </w:r>
           </w:p>
         </w:tc>
@@ -1129,7 +1183,7 @@
       <w:tr>
         <w:tc>
           <w:tcPr>
-            <w:tcW w:type="dxa" w:w="3175"/>
+            <w:tcW w:type="dxa" w:w="2608"/>
           </w:tcPr>
           <w:p>
             <w:pPr>
@@ -1140,9 +1194,9 @@
               <w:rPr>
                 <w:rFonts w:ascii="맑은 고딕" w:hAnsi="맑은 고딕" w:eastAsia="맑은 고딕"/>
                 <w:b w:val="0"/>
-                <w:sz w:val="17"/>
+                <w:sz w:val="16"/>
               </w:rPr>
-              <w:t>조치 지시서 자동 생성</w:t>
+              <w:t>닿기 직전 음성 경고</w:t>
             </w:r>
           </w:p>
         </w:tc>
@@ -1159,15 +1213,15 @@
               <w:rPr>
                 <w:rFonts w:ascii="맑은 고딕" w:hAnsi="맑은 고딕" w:eastAsia="맑은 고딕"/>
                 <w:b w:val="0"/>
-                <w:sz w:val="17"/>
+                <w:sz w:val="16"/>
               </w:rPr>
-              <w:t>순찰 1회마다 우선순위·위치·조치 포함 보고</w:t>
+              <w:t>위험물 1 m·영역 0.5 m 안 사건 중 경고</w:t>
             </w:r>
           </w:p>
         </w:tc>
         <w:tc>
           <w:tcPr>
-            <w:tcW w:type="dxa" w:w="2835"/>
+            <w:tcW w:type="dxa" w:w="3402"/>
           </w:tcPr>
           <w:p>
             <w:pPr>
@@ -1179,9 +1233,129 @@
               <w:rPr>
                 <w:rFonts w:ascii="맑은 고딕" w:hAnsi="맑은 고딕" w:eastAsia="맑은 고딕"/>
                 <w:b w:val="0"/>
-                <w:sz w:val="17"/>
+                <w:sz w:val="16"/>
               </w:rPr>
-              <w:t>HTML 1장 (평면도·점검표·기록)</w:t>
+              <w:t>29/37 (78%)</w:t>
+            </w:r>
+          </w:p>
+        </w:tc>
+      </w:tr>
+      <w:tr>
+        <w:tc>
+          <w:tcPr>
+            <w:tcW w:type="dxa" w:w="2608"/>
+          </w:tcPr>
+          <w:p>
+            <w:pPr>
+              <w:spacing w:after="0"/>
+            </w:pPr>
+            <w:r/>
+            <w:r>
+              <w:rPr>
+                <w:rFonts w:ascii="맑은 고딕" w:hAnsi="맑은 고딕" w:eastAsia="맑은 고딕"/>
+                <w:b w:val="0"/>
+                <w:sz w:val="16"/>
+              </w:rPr>
+              <w:t>손동작 명령, 작업자 언어 안내</w:t>
+            </w:r>
+          </w:p>
+        </w:tc>
+        <w:tc>
+          <w:tcPr>
+            <w:tcW w:type="dxa" w:w="3855"/>
+          </w:tcPr>
+          <w:p>
+            <w:pPr>
+              <w:spacing w:after="0"/>
+            </w:pPr>
+            <w:r/>
+            <w:r>
+              <w:rPr>
+                <w:rFonts w:ascii="맑은 고딕" w:hAnsi="맑은 고딕" w:eastAsia="맑은 고딕"/>
+                <w:b w:val="0"/>
+                <w:sz w:val="16"/>
+              </w:rPr>
+              <w:t>손가락 1~5 인식 (경로 여러 곳·조명)</w:t>
+            </w:r>
+          </w:p>
+        </w:tc>
+        <w:tc>
+          <w:tcPr>
+            <w:tcW w:type="dxa" w:w="3402"/>
+          </w:tcPr>
+          <w:p>
+            <w:pPr>
+              <w:spacing w:after="0"/>
+              <w:jc w:val="center"/>
+            </w:pPr>
+            <w:r/>
+            <w:r>
+              <w:rPr>
+                <w:rFonts w:ascii="맑은 고딕" w:hAnsi="맑은 고딕" w:eastAsia="맑은 고딕"/>
+                <w:b w:val="0"/>
+                <w:sz w:val="16"/>
+              </w:rPr>
+              <w:t>35/40 (88%), 중·영·일·한</w:t>
+            </w:r>
+          </w:p>
+        </w:tc>
+      </w:tr>
+      <w:tr>
+        <w:tc>
+          <w:tcPr>
+            <w:tcW w:type="dxa" w:w="2608"/>
+          </w:tcPr>
+          <w:p>
+            <w:pPr>
+              <w:spacing w:after="0"/>
+            </w:pPr>
+            <w:r/>
+            <w:r>
+              <w:rPr>
+                <w:rFonts w:ascii="맑은 고딕" w:hAnsi="맑은 고딕" w:eastAsia="맑은 고딕"/>
+                <w:b w:val="0"/>
+                <w:sz w:val="16"/>
+              </w:rPr>
+              <w:t>CCTV 접근 경고, 조치 지시서</w:t>
+            </w:r>
+          </w:p>
+        </w:tc>
+        <w:tc>
+          <w:tcPr>
+            <w:tcW w:type="dxa" w:w="3855"/>
+          </w:tcPr>
+          <w:p>
+            <w:pPr>
+              <w:spacing w:after="0"/>
+            </w:pPr>
+            <w:r/>
+            <w:r>
+              <w:rPr>
+                <w:rFonts w:ascii="맑은 고딕" w:hAnsi="맑은 고딕" w:eastAsia="맑은 고딕"/>
+                <w:b w:val="0"/>
+                <w:sz w:val="16"/>
+              </w:rPr>
+              <w:t>2 m 접근 경고율, 순찰마다 보고</w:t>
+            </w:r>
+          </w:p>
+        </w:tc>
+        <w:tc>
+          <w:tcPr>
+            <w:tcW w:type="dxa" w:w="3402"/>
+          </w:tcPr>
+          <w:p>
+            <w:pPr>
+              <w:spacing w:after="0"/>
+              <w:jc w:val="center"/>
+            </w:pPr>
+            <w:r/>
+            <w:r>
+              <w:rPr>
+                <w:rFonts w:ascii="맑은 고딕" w:hAnsi="맑은 고딕" w:eastAsia="맑은 고딕"/>
+                <w:b w:val="0"/>
+                <w:sz w:val="16"/>
+              </w:rPr>
+              <w:t>24/27건, HTML 1장</w:t>
             </w:r>
           </w:p>
         </w:tc>
@@ -1236,7 +1410,7 @@
       <w:r>
         <w:drawing>
           <wp:inline xmlns:a="http://schemas.openxmlformats.org/drawingml/2006/main" xmlns:pic="http://schemas.openxmlformats.org/drawingml/2006/picture">
-            <wp:extent cx="6192000" cy="2143385"/>
+            <wp:extent cx="6120000" cy="2212615"/>
             <wp:docPr id="1" name="Picture 1"/>
             <wp:cNvGraphicFramePr>
               <a:graphicFrameLocks noChangeAspect="1"/>
@@ -1257,7 +1431,7 @@
                   <pic:spPr>
                     <a:xfrm>
                       <a:off x="0" y="0"/>
-                      <a:ext cx="6192000" cy="2143385"/>
+                      <a:ext cx="6120000" cy="2212615"/>
                     </a:xfrm>
                     <a:prstGeom prst="rect"/>
                   </pic:spPr>
@@ -1309,14 +1483,16 @@
           <w:rFonts w:ascii="맑은 고딕" w:hAnsi="맑은 고딕" w:eastAsia="맑은 고딕"/>
           <w:b w:val="0"/>
           <w:i w:val="0"/>
+          <w:sz w:val="18"/>
         </w:rPr>
-        <w:t xml:space="preserve">실제 현장 사진 없이 </w:t>
+        <w:t xml:space="preserve">실제 사진 없이 </w:t>
       </w:r>
       <w:r>
         <w:rPr>
           <w:rFonts w:ascii="맑은 고딕" w:hAnsi="맑은 고딕" w:eastAsia="맑은 고딕"/>
           <w:b/>
           <w:i w:val="0"/>
+          <w:sz w:val="18"/>
         </w:rPr>
         <w:t>NVIDIA Isaac Sim 6.0</w:t>
       </w:r>
@@ -1325,30 +1501,52 @@
           <w:rFonts w:ascii="맑은 고딕" w:hAnsi="맑은 고딕" w:eastAsia="맑은 고딕"/>
           <w:b w:val="0"/>
           <w:i w:val="0"/>
+          <w:sz w:val="18"/>
         </w:rPr>
-        <w:t xml:space="preserve"> 의 실사 창고(warehouse_multiple_shelves)와 NVIDIA 소품(소화기, 표지판, 라바콘, 통, 상자, 팔레트, 작업대, 작업자), YCB 실물 스캔 공구(드릴, 클램프, 가위, 나무토막)로 장면을 만들고, Omniverse Replicator 로 </w:t>
+        <w:t xml:space="preserve"> 실사 창고와 NVIDIA 소품, </w:t>
       </w:r>
       <w:r>
         <w:rPr>
           <w:rFonts w:ascii="맑은 고딕" w:hAnsi="맑은 고딕" w:eastAsia="맑은 고딕"/>
           <w:b/>
           <w:i w:val="0"/>
+          <w:sz w:val="18"/>
         </w:rPr>
-        <w:t>합성 데이터 4000장</w:t>
+        <w:t>Poly Haven 실물 스캔 공구 (CC0)</w:t>
       </w:r>
       <w:r>
         <w:rPr>
           <w:rFonts w:ascii="맑은 고딕" w:hAnsi="맑은 고딕" w:eastAsia="맑은 고딕"/>
           <w:b w:val="0"/>
           <w:i w:val="0"/>
+          <w:sz w:val="18"/>
         </w:rPr>
-        <w:t xml:space="preserve">(학습 3429, 검증 571)을 정답 박스와 함께 자동 생성했다. 촬영 시점은 바디캠 55%, CCTV 30%, 자유 시점 15%이고, 조명과 흔들림·노이즈를 무작위로 바꿨다. 같은 종류의 물체를 위험한 상태와 안전한 상태로 함께 두어 YOLO 가 모양만이 아니라 </w:t>
+        <w:t xml:space="preserve">, YCB 드릴로 장면을 만들고 (전동톱과 DANGER 표지는 직접 모델링), Omniverse Replicator 로 </w:t>
       </w:r>
       <w:r>
         <w:rPr>
           <w:rFonts w:ascii="맑은 고딕" w:hAnsi="맑은 고딕" w:eastAsia="맑은 고딕"/>
           <w:b/>
           <w:i w:val="0"/>
+          <w:sz w:val="18"/>
+        </w:rPr>
+        <w:t>합성 데이터 7700장</w:t>
+      </w:r>
+      <w:r>
+        <w:rPr>
+          <w:rFonts w:ascii="맑은 고딕" w:hAnsi="맑은 고딕" w:eastAsia="맑은 고딕"/>
+          <w:b w:val="0"/>
+          <w:i w:val="0"/>
+          <w:sz w:val="18"/>
+        </w:rPr>
+        <w:t xml:space="preserve">(일반 촬영 5000장 + 공구 가까이 1500장 + 운반 카트 1200장)을 정답 박스와 함께 자동 생성했다. 같은 종류를 위험한 상태와 안전한 상태로 함께 두어 YOLO 가 모양이 아니라 </w:t>
+      </w:r>
+      <w:r>
+        <w:rPr>
+          <w:rFonts w:ascii="맑은 고딕" w:hAnsi="맑은 고딕" w:eastAsia="맑은 고딕"/>
+          <w:b/>
+          <w:i w:val="0"/>
+          <w:sz w:val="18"/>
         </w:rPr>
         <w:t>상태</w:t>
       </w:r>
@@ -1357,8 +1555,9 @@
           <w:rFonts w:ascii="맑은 고딕" w:hAnsi="맑은 고딕" w:eastAsia="맑은 고딕"/>
           <w:b w:val="0"/>
           <w:i w:val="0"/>
+          <w:sz w:val="18"/>
         </w:rPr>
-        <w:t>를 구분하게 했다.</w:t>
+        <w:t>를 구분하게 했고, 공구는 종류별로 라벨을 붙였다.</w:t>
       </w:r>
     </w:p>
     <w:tbl>
@@ -1377,7 +1576,7 @@
       <w:tr>
         <w:tc>
           <w:tcPr>
-            <w:tcW w:type="dxa" w:w="1247"/>
+            <w:tcW w:type="dxa" w:w="1134"/>
             <w:shd w:val="clear" w:color="auto" w:fill="DCE6F2"/>
           </w:tcPr>
           <w:p>
@@ -1390,7 +1589,7 @@
               <w:rPr>
                 <w:rFonts w:ascii="맑은 고딕" w:hAnsi="맑은 고딕" w:eastAsia="맑은 고딕"/>
                 <w:b/>
-                <w:sz w:val="16"/>
+                <w:sz w:val="15"/>
               </w:rPr>
               <w:t>종류</w:t>
             </w:r>
@@ -1398,7 +1597,7 @@
         </w:tc>
         <w:tc>
           <w:tcPr>
-            <w:tcW w:type="dxa" w:w="3402"/>
+            <w:tcW w:type="dxa" w:w="3628"/>
             <w:shd w:val="clear" w:color="auto" w:fill="DCE6F2"/>
           </w:tcPr>
           <w:p>
@@ -1411,7 +1610,7 @@
               <w:rPr>
                 <w:rFonts w:ascii="맑은 고딕" w:hAnsi="맑은 고딕" w:eastAsia="맑은 고딕"/>
                 <w:b/>
-                <w:sz w:val="16"/>
+                <w:sz w:val="15"/>
               </w:rPr>
               <w:t>위험 (YOLO 클래스)</w:t>
             </w:r>
@@ -1419,7 +1618,7 @@
         </w:tc>
         <w:tc>
           <w:tcPr>
-            <w:tcW w:type="dxa" w:w="3402"/>
+            <w:tcW w:type="dxa" w:w="3175"/>
             <w:shd w:val="clear" w:color="auto" w:fill="DCE6F2"/>
           </w:tcPr>
           <w:p>
@@ -1432,7 +1631,7 @@
               <w:rPr>
                 <w:rFonts w:ascii="맑은 고딕" w:hAnsi="맑은 고딕" w:eastAsia="맑은 고딕"/>
                 <w:b/>
-                <w:sz w:val="16"/>
+                <w:sz w:val="15"/>
               </w:rPr>
               <w:t>안전 (YOLO 클래스)</w:t>
             </w:r>
@@ -1440,7 +1639,7 @@
         </w:tc>
         <w:tc>
           <w:tcPr>
-            <w:tcW w:type="dxa" w:w="1814"/>
+            <w:tcW w:type="dxa" w:w="1928"/>
             <w:shd w:val="clear" w:color="auto" w:fill="DCE6F2"/>
           </w:tcPr>
           <w:p>
@@ -1453,7 +1652,7 @@
               <w:rPr>
                 <w:rFonts w:ascii="맑은 고딕" w:hAnsi="맑은 고딕" w:eastAsia="맑은 고딕"/>
                 <w:b/>
-                <w:sz w:val="16"/>
+                <w:sz w:val="15"/>
               </w:rPr>
               <w:t>mAP50</w:t>
             </w:r>
@@ -1463,7 +1662,7 @@
       <w:tr>
         <w:tc>
           <w:tcPr>
-            <w:tcW w:type="dxa" w:w="1247"/>
+            <w:tcW w:type="dxa" w:w="1134"/>
           </w:tcPr>
           <w:p>
             <w:pPr>
@@ -1474,7 +1673,7 @@
               <w:rPr>
                 <w:rFonts w:ascii="맑은 고딕" w:hAnsi="맑은 고딕" w:eastAsia="맑은 고딕"/>
                 <w:b w:val="0"/>
-                <w:sz w:val="16"/>
+                <w:sz w:val="15"/>
               </w:rPr>
               <w:t>바닥 유출</w:t>
             </w:r>
@@ -1482,7 +1681,7 @@
         </w:tc>
         <w:tc>
           <w:tcPr>
-            <w:tcW w:type="dxa" w:w="3402"/>
+            <w:tcW w:type="dxa" w:w="3628"/>
           </w:tcPr>
           <w:p>
             <w:pPr>
@@ -1493,7 +1692,7 @@
               <w:rPr>
                 <w:rFonts w:ascii="맑은 고딕" w:hAnsi="맑은 고딕" w:eastAsia="맑은 고딕"/>
                 <w:b w:val="0"/>
-                <w:sz w:val="16"/>
+                <w:sz w:val="15"/>
               </w:rPr>
               <w:t>기름/물 웅덩이 + 쓰러진 통, 조치 없음 (spill)</w:t>
             </w:r>
@@ -1501,7 +1700,7 @@
         </w:tc>
         <w:tc>
           <w:tcPr>
-            <w:tcW w:type="dxa" w:w="3402"/>
+            <w:tcW w:type="dxa" w:w="3175"/>
           </w:tcPr>
           <w:p>
             <w:pPr>
@@ -1512,7 +1711,7 @@
               <w:rPr>
                 <w:rFonts w:ascii="맑은 고딕" w:hAnsi="맑은 고딕" w:eastAsia="맑은 고딕"/>
                 <w:b w:val="0"/>
-                <w:sz w:val="16"/>
+                <w:sz w:val="15"/>
               </w:rPr>
               <w:t>같은 유출 + 미끄럼 주의 표지판·라바콘 (spill_marked)</w:t>
             </w:r>
@@ -1520,7 +1719,7 @@
         </w:tc>
         <w:tc>
           <w:tcPr>
-            <w:tcW w:type="dxa" w:w="1814"/>
+            <w:tcW w:type="dxa" w:w="1928"/>
           </w:tcPr>
           <w:p>
             <w:pPr>
@@ -1532,9 +1731,9 @@
               <w:rPr>
                 <w:rFonts w:ascii="맑은 고딕" w:hAnsi="맑은 고딕" w:eastAsia="맑은 고딕"/>
                 <w:b w:val="0"/>
-                <w:sz w:val="16"/>
+                <w:sz w:val="15"/>
               </w:rPr>
-              <w:t>0.884 / 0.962</w:t>
+              <w:t>0.920 / 0.937</w:t>
             </w:r>
           </w:p>
         </w:tc>
@@ -1542,7 +1741,7 @@
       <w:tr>
         <w:tc>
           <w:tcPr>
-            <w:tcW w:type="dxa" w:w="1247"/>
+            <w:tcW w:type="dxa" w:w="1134"/>
           </w:tcPr>
           <w:p>
             <w:pPr>
@@ -1553,15 +1752,15 @@
               <w:rPr>
                 <w:rFonts w:ascii="맑은 고딕" w:hAnsi="맑은 고딕" w:eastAsia="맑은 고딕"/>
                 <w:b w:val="0"/>
-                <w:sz w:val="16"/>
+                <w:sz w:val="15"/>
               </w:rPr>
-              <w:t>공구·자재</w:t>
+              <w:t>적재</w:t>
             </w:r>
           </w:p>
         </w:tc>
         <w:tc>
           <w:tcPr>
-            <w:tcW w:type="dxa" w:w="3402"/>
+            <w:tcW w:type="dxa" w:w="3628"/>
           </w:tcPr>
           <w:p>
             <w:pPr>
@@ -1572,15 +1771,15 @@
               <w:rPr>
                 <w:rFonts w:ascii="맑은 고딕" w:hAnsi="맑은 고딕" w:eastAsia="맑은 고딕"/>
                 <w:b w:val="0"/>
-                <w:sz w:val="16"/>
+                <w:sz w:val="15"/>
               </w:rPr>
-              <w:t>통로 바닥에 흩어진 공구 (tool_floor)</w:t>
+              <w:t>맨 위 층이 밀려나 기울어짐 (stack_unstable)</w:t>
             </w:r>
           </w:p>
         </w:tc>
         <w:tc>
           <w:tcPr>
-            <w:tcW w:type="dxa" w:w="3402"/>
+            <w:tcW w:type="dxa" w:w="3175"/>
           </w:tcPr>
           <w:p>
             <w:pPr>
@@ -1591,15 +1790,15 @@
               <w:rPr>
                 <w:rFonts w:ascii="맑은 고딕" w:hAnsi="맑은 고딕" w:eastAsia="맑은 고딕"/>
                 <w:b w:val="0"/>
-                <w:sz w:val="16"/>
+                <w:sz w:val="15"/>
               </w:rPr>
-              <w:t>작업대 위 정리 (tool_stored)</w:t>
+              <w:t>반듯하게 쌓임 (stack_stable)</w:t>
             </w:r>
           </w:p>
         </w:tc>
         <w:tc>
           <w:tcPr>
-            <w:tcW w:type="dxa" w:w="1814"/>
+            <w:tcW w:type="dxa" w:w="1928"/>
           </w:tcPr>
           <w:p>
             <w:pPr>
@@ -1611,9 +1810,9 @@
               <w:rPr>
                 <w:rFonts w:ascii="맑은 고딕" w:hAnsi="맑은 고딕" w:eastAsia="맑은 고딕"/>
                 <w:b w:val="0"/>
-                <w:sz w:val="16"/>
+                <w:sz w:val="15"/>
               </w:rPr>
-              <w:t>0.865 / 0.906</w:t>
+              <w:t>0.957 / 0.960</w:t>
             </w:r>
           </w:p>
         </w:tc>
@@ -1621,7 +1820,7 @@
       <w:tr>
         <w:tc>
           <w:tcPr>
-            <w:tcW w:type="dxa" w:w="1247"/>
+            <w:tcW w:type="dxa" w:w="1134"/>
           </w:tcPr>
           <w:p>
             <w:pPr>
@@ -1632,15 +1831,15 @@
               <w:rPr>
                 <w:rFonts w:ascii="맑은 고딕" w:hAnsi="맑은 고딕" w:eastAsia="맑은 고딕"/>
                 <w:b w:val="0"/>
-                <w:sz w:val="16"/>
+                <w:sz w:val="15"/>
               </w:rPr>
-              <w:t>적재</w:t>
+              <w:t>소화기</w:t>
             </w:r>
           </w:p>
         </w:tc>
         <w:tc>
           <w:tcPr>
-            <w:tcW w:type="dxa" w:w="3402"/>
+            <w:tcW w:type="dxa" w:w="3628"/>
           </w:tcPr>
           <w:p>
             <w:pPr>
@@ -1651,15 +1850,15 @@
               <w:rPr>
                 <w:rFonts w:ascii="맑은 고딕" w:hAnsi="맑은 고딕" w:eastAsia="맑은 고딕"/>
                 <w:b w:val="0"/>
-                <w:sz w:val="16"/>
+                <w:sz w:val="15"/>
               </w:rPr>
-              <w:t>맨 위 층이 밀려나 기울어짐 (stack_unstable)</w:t>
+              <w:t>바닥에 쓰러짐 / 앞을 상자가 막음 (ext_blocked) (ext_fallen)</w:t>
             </w:r>
           </w:p>
         </w:tc>
         <w:tc>
           <w:tcPr>
-            <w:tcW w:type="dxa" w:w="3402"/>
+            <w:tcW w:type="dxa" w:w="3175"/>
           </w:tcPr>
           <w:p>
             <w:pPr>
@@ -1670,15 +1869,15 @@
               <w:rPr>
                 <w:rFonts w:ascii="맑은 고딕" w:hAnsi="맑은 고딕" w:eastAsia="맑은 고딕"/>
                 <w:b w:val="0"/>
-                <w:sz w:val="16"/>
+                <w:sz w:val="15"/>
               </w:rPr>
-              <w:t>반듯하게 쌓임 (stack_stable)</w:t>
+              <w:t>제자리에 보이게 비치 (ext_ok)</w:t>
             </w:r>
           </w:p>
         </w:tc>
         <w:tc>
           <w:tcPr>
-            <w:tcW w:type="dxa" w:w="1814"/>
+            <w:tcW w:type="dxa" w:w="1928"/>
           </w:tcPr>
           <w:p>
             <w:pPr>
@@ -1690,9 +1889,9 @@
               <w:rPr>
                 <w:rFonts w:ascii="맑은 고딕" w:hAnsi="맑은 고딕" w:eastAsia="맑은 고딕"/>
                 <w:b w:val="0"/>
-                <w:sz w:val="16"/>
+                <w:sz w:val="15"/>
               </w:rPr>
-              <w:t>0.959 / 0.954</w:t>
+              <w:t>0.907 / 0.909 / 0.938</w:t>
             </w:r>
           </w:p>
         </w:tc>
@@ -1700,7 +1899,7 @@
       <w:tr>
         <w:tc>
           <w:tcPr>
-            <w:tcW w:type="dxa" w:w="1247"/>
+            <w:tcW w:type="dxa" w:w="1134"/>
           </w:tcPr>
           <w:p>
             <w:pPr>
@@ -1711,15 +1910,15 @@
               <w:rPr>
                 <w:rFonts w:ascii="맑은 고딕" w:hAnsi="맑은 고딕" w:eastAsia="맑은 고딕"/>
                 <w:b w:val="0"/>
-                <w:sz w:val="16"/>
+                <w:sz w:val="15"/>
               </w:rPr>
-              <w:t>소화기</w:t>
+              <w:t>공구 8종</w:t>
             </w:r>
           </w:p>
         </w:tc>
         <w:tc>
           <w:tcPr>
-            <w:tcW w:type="dxa" w:w="3402"/>
+            <w:tcW w:type="dxa" w:w="3628"/>
           </w:tcPr>
           <w:p>
             <w:pPr>
@@ -1730,15 +1929,15 @@
               <w:rPr>
                 <w:rFonts w:ascii="맑은 고딕" w:hAnsi="맑은 고딕" w:eastAsia="맑은 고딕"/>
                 <w:b w:val="0"/>
-                <w:sz w:val="16"/>
+                <w:sz w:val="15"/>
               </w:rPr>
-              <w:t>바닥에 쓰러짐 (ext_fallen), 앞을 상자가 막음 (ext_blocked)</w:t>
+              <w:t>통로 바닥에 방치 → 에이전트가 자리로 판단</w:t>
             </w:r>
           </w:p>
         </w:tc>
         <w:tc>
           <w:tcPr>
-            <w:tcW w:type="dxa" w:w="3402"/>
+            <w:tcW w:type="dxa" w:w="3175"/>
           </w:tcPr>
           <w:p>
             <w:pPr>
@@ -1749,15 +1948,15 @@
               <w:rPr>
                 <w:rFonts w:ascii="맑은 고딕" w:hAnsi="맑은 고딕" w:eastAsia="맑은 고딕"/>
                 <w:b w:val="0"/>
-                <w:sz w:val="16"/>
+                <w:sz w:val="15"/>
               </w:rPr>
-              <w:t>제자리에 보이게 비치 (ext_ok)</w:t>
+              <w:t>작업대 위 정리</w:t>
             </w:r>
           </w:p>
         </w:tc>
         <w:tc>
           <w:tcPr>
-            <w:tcW w:type="dxa" w:w="1814"/>
+            <w:tcW w:type="dxa" w:w="1928"/>
           </w:tcPr>
           <w:p>
             <w:pPr>
@@ -1769,9 +1968,9 @@
               <w:rPr>
                 <w:rFonts w:ascii="맑은 고딕" w:hAnsi="맑은 고딕" w:eastAsia="맑은 고딕"/>
                 <w:b w:val="0"/>
-                <w:sz w:val="16"/>
+                <w:sz w:val="15"/>
               </w:rPr>
-              <w:t>0.912, 0.898 / 0.926</w:t>
+              <w:t>평균 0.858</w:t>
             </w:r>
           </w:p>
         </w:tc>
@@ -1779,7 +1978,7 @@
       <w:tr>
         <w:tc>
           <w:tcPr>
-            <w:tcW w:type="dxa" w:w="1247"/>
+            <w:tcW w:type="dxa" w:w="1134"/>
           </w:tcPr>
           <w:p>
             <w:pPr>
@@ -1790,15 +1989,15 @@
               <w:rPr>
                 <w:rFonts w:ascii="맑은 고딕" w:hAnsi="맑은 고딕" w:eastAsia="맑은 고딕"/>
                 <w:b w:val="0"/>
-                <w:sz w:val="16"/>
+                <w:sz w:val="15"/>
               </w:rPr>
-              <w:t>작업자</w:t>
+              <w:t>영역 표시·장비</w:t>
             </w:r>
           </w:p>
         </w:tc>
         <w:tc>
           <w:tcPr>
-            <w:tcW w:type="dxa" w:w="3402"/>
+            <w:tcW w:type="dxa" w:w="3628"/>
           </w:tcPr>
           <w:p>
             <w:pPr>
@@ -1809,26 +2008,34 @@
               <w:rPr>
                 <w:rFonts w:ascii="맑은 고딕" w:hAnsi="맑은 고딕" w:eastAsia="맑은 고딕"/>
                 <w:b w:val="0"/>
-                <w:sz w:val="16"/>
+                <w:sz w:val="15"/>
               </w:rPr>
-              <w:t>CCTV 거리 측정용 (worker)</w:t>
+              <w:t>라바콘 (cone), DANGER 표지 (danger_sign)</w:t>
             </w:r>
           </w:p>
         </w:tc>
         <w:tc>
           <w:tcPr>
-            <w:tcW w:type="dxa" w:w="3402"/>
+            <w:tcW w:type="dxa" w:w="3175"/>
           </w:tcPr>
           <w:p>
             <w:pPr>
               <w:spacing w:after="0"/>
             </w:pPr>
             <w:r/>
+            <w:r>
+              <w:rPr>
+                <w:rFonts w:ascii="맑은 고딕" w:hAnsi="맑은 고딕" w:eastAsia="맑은 고딕"/>
+                <w:b w:val="0"/>
+                <w:sz w:val="15"/>
+              </w:rPr>
+              <w:t>작업자 (worker), 운반 카트 (cart)</w:t>
+            </w:r>
           </w:p>
         </w:tc>
         <w:tc>
           <w:tcPr>
-            <w:tcW w:type="dxa" w:w="1814"/>
+            <w:tcW w:type="dxa" w:w="1928"/>
           </w:tcPr>
           <w:p>
             <w:pPr>
@@ -1840,9 +2047,9 @@
               <w:rPr>
                 <w:rFonts w:ascii="맑은 고딕" w:hAnsi="맑은 고딕" w:eastAsia="맑은 고딕"/>
                 <w:b w:val="0"/>
-                <w:sz w:val="16"/>
+                <w:sz w:val="15"/>
               </w:rPr>
-              <w:t>0.965</w:t>
+              <w:t>0.976 / 0.950 / 0.950 / 0.794</w:t>
             </w:r>
           </w:p>
         </w:tc>
@@ -1879,6 +2086,7 @@
           <w:rFonts w:ascii="맑은 고딕" w:hAnsi="맑은 고딕" w:eastAsia="맑은 고딕"/>
           <w:b w:val="0"/>
           <w:i w:val="0"/>
+          <w:sz w:val="17"/>
         </w:rPr>
         <w:t xml:space="preserve">• </w:t>
       </w:r>
@@ -1887,6 +2095,7 @@
           <w:rFonts w:ascii="맑은 고딕" w:hAnsi="맑은 고딕" w:eastAsia="맑은 고딕"/>
           <w:b/>
           <w:i w:val="0"/>
+          <w:sz w:val="17"/>
         </w:rPr>
         <w:t>YOLO26s</w:t>
       </w:r>
@@ -1895,24 +2104,45 @@
           <w:rFonts w:ascii="맑은 고딕" w:hAnsi="맑은 고딕" w:eastAsia="맑은 고딕"/>
           <w:b w:val="0"/>
           <w:i w:val="0"/>
+          <w:sz w:val="17"/>
         </w:rPr>
-        <w:t xml:space="preserve"> (Ultralytics, NMS 없는 출력, 작은 물체 라벨 할당 개선): 960 px, 80 epoch, RTX 4060 Ti 에서 약 2.2시간 학습. 검증 mAP50 </w:t>
+        <w:t xml:space="preserve"> (19 클래스, 960 px, 이전 모델에서 이어 학습): 검증 mAP50 </w:t>
       </w:r>
       <w:r>
         <w:rPr>
           <w:rFonts w:ascii="맑은 고딕" w:hAnsi="맑은 고딕" w:eastAsia="맑은 고딕"/>
           <w:b/>
           <w:i w:val="0"/>
+          <w:sz w:val="17"/>
         </w:rPr>
-        <w:t>0.923</w:t>
+        <w:t>0.898</w:t>
       </w:r>
       <w:r>
         <w:rPr>
           <w:rFonts w:ascii="맑은 고딕" w:hAnsi="맑은 고딕" w:eastAsia="맑은 고딕"/>
           <w:b w:val="0"/>
           <w:i w:val="0"/>
+          <w:sz w:val="17"/>
         </w:rPr>
-        <w:t>, mAP50-95 0.733. 혼동 행렬에서 위험/안전 짝끼리 헷갈린 비율은 1~4%</w:t>
+        <w:t xml:space="preserve">, mAP50-95 0.689. </w:t>
+      </w:r>
+      <w:r>
+        <w:rPr>
+          <w:rFonts w:ascii="맑은 고딕" w:hAnsi="맑은 고딕" w:eastAsia="맑은 고딕"/>
+          <w:b/>
+          <w:i w:val="0"/>
+          <w:sz w:val="17"/>
+        </w:rPr>
+        <w:t>ByteTrack</w:t>
+      </w:r>
+      <w:r>
+        <w:rPr>
+          <w:rFonts w:ascii="맑은 고딕" w:hAnsi="맑은 고딕" w:eastAsia="맑은 고딕"/>
+          <w:b w:val="0"/>
+          <w:i w:val="0"/>
+          <w:sz w:val="17"/>
+        </w:rPr>
+        <w:t xml:space="preserve"> 으로 같은 물체의 판정을 모아 3프레임이면 확정</w:t>
       </w:r>
     </w:p>
     <w:p>
@@ -1925,6 +2155,7 @@
           <w:rFonts w:ascii="맑은 고딕" w:hAnsi="맑은 고딕" w:eastAsia="맑은 고딕"/>
           <w:b w:val="0"/>
           <w:i w:val="0"/>
+          <w:sz w:val="17"/>
         </w:rPr>
         <w:t xml:space="preserve">• </w:t>
       </w:r>
@@ -1933,16 +2164,36 @@
           <w:rFonts w:ascii="맑은 고딕" w:hAnsi="맑은 고딕" w:eastAsia="맑은 고딕"/>
           <w:b/>
           <w:i w:val="0"/>
+          <w:sz w:val="17"/>
         </w:rPr>
-        <w:t>ByteTrack 추적</w:t>
+        <w:t>바닥 투영</w:t>
       </w:r>
       <w:r>
         <w:rPr>
           <w:rFonts w:ascii="맑은 고딕" w:hAnsi="맑은 고딕" w:eastAsia="맑은 고딕"/>
           <w:b w:val="0"/>
           <w:i w:val="0"/>
+          <w:sz w:val="17"/>
         </w:rPr>
-        <w:t>으로 같은 물체의 여러 프레임 판정을 신뢰도 합으로 투표. 3프레임 이상 같은 물체로 추적되면 확정</w:t>
+        <w:t xml:space="preserve">: 박스 아래쪽을 카메라 자세로 바닥에 투영해 창고 좌표. </w:t>
+      </w:r>
+      <w:r>
+        <w:rPr>
+          <w:rFonts w:ascii="맑은 고딕" w:hAnsi="맑은 고딕" w:eastAsia="맑은 고딕"/>
+          <w:b/>
+          <w:i w:val="0"/>
+          <w:sz w:val="17"/>
+        </w:rPr>
+        <w:t>공구의 위험/안전은 놓인 자리로</w:t>
+      </w:r>
+      <w:r>
+        <w:rPr>
+          <w:rFonts w:ascii="맑은 고딕" w:hAnsi="맑은 고딕" w:eastAsia="맑은 고딕"/>
+          <w:b w:val="0"/>
+          <w:i w:val="0"/>
+          <w:sz w:val="17"/>
+        </w:rPr>
+        <w:t>: 작업대 윗면 높이로 투영해 작업대 위면 정리, 아니면 통로 방치</w:t>
       </w:r>
     </w:p>
     <w:p>
@@ -1955,6 +2206,7 @@
           <w:rFonts w:ascii="맑은 고딕" w:hAnsi="맑은 고딕" w:eastAsia="맑은 고딕"/>
           <w:b w:val="0"/>
           <w:i w:val="0"/>
+          <w:sz w:val="17"/>
         </w:rPr>
         <w:t xml:space="preserve">• </w:t>
       </w:r>
@@ -1963,16 +2215,18 @@
           <w:rFonts w:ascii="맑은 고딕" w:hAnsi="맑은 고딕" w:eastAsia="맑은 고딕"/>
           <w:b/>
           <w:i w:val="0"/>
+          <w:sz w:val="17"/>
         </w:rPr>
-        <w:t>바닥 투영</w:t>
+        <w:t>CCTV 선택</w:t>
       </w:r>
       <w:r>
         <w:rPr>
           <w:rFonts w:ascii="맑은 고딕" w:hAnsi="맑은 고딕" w:eastAsia="맑은 고딕"/>
           <w:b w:val="0"/>
           <w:i w:val="0"/>
+          <w:sz w:val="17"/>
         </w:rPr>
-        <w:t>: 박스 아래쪽(유출은 가운데)을 카메라 자세로 바닥 평면에 투영해 창고 좌표를 구함. 소화기는 도면의 거치 위치, 작업대 공구는 작업대 윗면 높이에 맞춤. 가까이서 본 위치일수록 가중치를 크게 주고, 벽 밖 추정은 버리고 랙 안 추정은 랙 면으로 밀어냄. 같은 물체로 묶는 거리는 2 m (적재물 3 m)</w:t>
+        <w:t>: 재확인 지점과 CCTV 사이가 랙(6 m)·기둥·대장의 적재물에 막히는지, 32 m 안인지 계산. PTZ 는 목표를 향해 화면 4 m → 2.6 m 로 두 장</w:t>
       </w:r>
     </w:p>
     <w:p>
@@ -1985,6 +2239,7 @@
           <w:rFonts w:ascii="맑은 고딕" w:hAnsi="맑은 고딕" w:eastAsia="맑은 고딕"/>
           <w:b w:val="0"/>
           <w:i w:val="0"/>
+          <w:sz w:val="17"/>
         </w:rPr>
         <w:t xml:space="preserve">• </w:t>
       </w:r>
@@ -1993,16 +2248,18 @@
           <w:rFonts w:ascii="맑은 고딕" w:hAnsi="맑은 고딕" w:eastAsia="맑은 고딕"/>
           <w:b/>
           <w:i w:val="0"/>
+          <w:sz w:val="17"/>
         </w:rPr>
-        <w:t>CCTV 선택</w:t>
+        <w:t>위험 영역</w:t>
       </w:r>
       <w:r>
         <w:rPr>
           <w:rFonts w:ascii="맑은 고딕" w:hAnsi="맑은 고딕" w:eastAsia="맑은 고딕"/>
           <w:b w:val="0"/>
           <w:i w:val="0"/>
+          <w:sz w:val="17"/>
         </w:rPr>
-        <w:t>: 재확인할 점과 각 CCTV 사이 선분이 랙(높이 6 m, CCTV 5 m 보다 높음)에 막히는지, 거리가 32 m 안인지 계산해 가까운 순으로 고름. PTZ 방향은 목표점을 향하게, 화각은 화면 세로가 4 m → 2.6 m 가 되게 두 장 촬영</w:t>
+        <w:t>: 3 m 안으로 이어진 라바콘 2개 이상 → 볼록 다각형, DANGER 표지 → 반경 1.2 m, 방치된 유출 → 1.3 m (미끄럼), 무너질 듯한 적재 → 1.6 m (붕괴)</w:t>
       </w:r>
     </w:p>
     <w:p>
@@ -2015,6 +2272,7 @@
           <w:rFonts w:ascii="맑은 고딕" w:hAnsi="맑은 고딕" w:eastAsia="맑은 고딕"/>
           <w:b w:val="0"/>
           <w:i w:val="0"/>
+          <w:sz w:val="17"/>
         </w:rPr>
         <w:t xml:space="preserve">• </w:t>
       </w:r>
@@ -2023,16 +2281,87 @@
           <w:rFonts w:ascii="맑은 고딕" w:hAnsi="맑은 고딕" w:eastAsia="맑은 고딕"/>
           <w:b/>
           <w:i w:val="0"/>
+          <w:sz w:val="17"/>
         </w:rPr>
-        <w:t>접근 경고</w:t>
+        <w:t>음성 경고</w:t>
       </w:r>
       <w:r>
         <w:rPr>
           <w:rFonts w:ascii="맑은 고딕" w:hAnsi="맑은 고딕" w:eastAsia="맑은 고딕"/>
           <w:b w:val="0"/>
           <w:i w:val="0"/>
+          <w:sz w:val="17"/>
         </w:rPr>
-        <w:t>: CCTV 화면의 작업자·위험물 박스를 바닥에 투영해 거리 2 m 안이면 경고(같은 물체는 5초에 한 번). 20 m 보다 먼 추정과 작업자 발밑 그림자 오인은 뺌</w:t>
+        <w:t>: 작업자가 위험물 1 m 안 (닿기 직전) 이나 영역 경계 0.5 m 안이면 경보음 + 한국어 음성. 대장의 기억과 지금 화면을 함께 봄. CCTV 는 2 m 접근 경고</w:t>
+      </w:r>
+    </w:p>
+    <w:p>
+      <w:pPr>
+        <w:spacing w:after="20" w:before="0"/>
+        <w:ind w:left="170" w:hanging="170"/>
+      </w:pPr>
+      <w:r>
+        <w:rPr>
+          <w:rFonts w:ascii="맑은 고딕" w:hAnsi="맑은 고딕" w:eastAsia="맑은 고딕"/>
+          <w:b w:val="0"/>
+          <w:i w:val="0"/>
+          <w:sz w:val="17"/>
+        </w:rPr>
+        <w:t xml:space="preserve">• </w:t>
+      </w:r>
+      <w:r>
+        <w:rPr>
+          <w:rFonts w:ascii="맑은 고딕" w:hAnsi="맑은 고딕" w:eastAsia="맑은 고딕"/>
+          <w:b/>
+          <w:i w:val="0"/>
+          <w:sz w:val="17"/>
+        </w:rPr>
+        <w:t>손동작 명령</w:t>
+      </w:r>
+      <w:r>
+        <w:rPr>
+          <w:rFonts w:ascii="맑은 고딕" w:hAnsi="맑은 고딕" w:eastAsia="맑은 고딕"/>
+          <w:b w:val="0"/>
+          <w:i w:val="0"/>
+          <w:sz w:val="17"/>
+        </w:rPr>
+        <w:t xml:space="preserve"> (1 장비 설명, 2 공장 위험 스캔: 위험물 대장을 우선순위로 읽고 CCTV 확대로 차례로 비춤, 3 TBM, 4 관리자 호출, 5 SOS): </w:t>
+      </w:r>
+      <w:r>
+        <w:rPr>
+          <w:rFonts w:ascii="맑은 고딕" w:hAnsi="맑은 고딕" w:eastAsia="맑은 고딕"/>
+          <w:b/>
+          <w:i w:val="0"/>
+          <w:sz w:val="17"/>
+        </w:rPr>
+        <w:t>MediaPipe Hands</w:t>
+      </w:r>
+      <w:r>
+        <w:rPr>
+          <w:rFonts w:ascii="맑은 고딕" w:hAnsi="맑은 고딕" w:eastAsia="맑은 고딕"/>
+          <w:b w:val="0"/>
+          <w:i w:val="0"/>
+          <w:sz w:val="17"/>
+        </w:rPr>
+        <w:t xml:space="preserve"> 손 관절 21점에서 손가락마다 마디가 곧은지(각도)·손목에서 먼지, 엄지는 약지 뿌리까지 거리로 1~5 를 세고, 3번 연속 같으면 확정 (손을 내려야 다시 받음). 안내 문장은 </w:t>
+      </w:r>
+      <w:r>
+        <w:rPr>
+          <w:rFonts w:ascii="맑은 고딕" w:hAnsi="맑은 고딕" w:eastAsia="맑은 고딕"/>
+          <w:b/>
+          <w:i w:val="0"/>
+          <w:sz w:val="17"/>
+        </w:rPr>
+        <w:t>검수한 4개 언어 문장 틀 + 현장 용어집</w:t>
+      </w:r>
+      <w:r>
+        <w:rPr>
+          <w:rFonts w:ascii="맑은 고딕" w:hAnsi="맑은 고딕" w:eastAsia="맑은 고딕"/>
+          <w:b w:val="0"/>
+          <w:i w:val="0"/>
+          <w:sz w:val="17"/>
+        </w:rPr>
+        <w:t>으로 만든다 (번역 모델 NLLB 는 '안전화→seat belt' 처럼 현장 용어를 틀려 안전 안내에 안 씀). 음성은 신경망 TTS (edge-tts)</w:t>
       </w:r>
     </w:p>
     <w:p>
@@ -2142,7 +2471,7 @@
                 <w:b w:val="0"/>
                 <w:sz w:val="16"/>
               </w:rPr>
-              <w:t>순찰 한 바퀴 동안 위험물을 찾아 위험/안전을 판정하고, 작업자 접근을 경고하고, 조치 지시서를 만든다</w:t>
+              <w:t>순찰 한 바퀴 동안 위험물을 찾아 판정하고, 위험 영역을 잡고, 작업자를 경고하고, 조치 지시서를 만든다</w:t>
             </w:r>
           </w:p>
         </w:tc>
@@ -2183,7 +2512,7 @@
                 <w:b w:val="0"/>
                 <w:sz w:val="16"/>
               </w:rPr>
-              <w:t>순찰 전 도면(소화기 6곳, 작업대 2곳)으로 점검표를 만들고 각 지점을 볼 수 있는 CCTV 를 미리 계산. 순찰이 끝나면 못 본 지점을 CCTV 확대 일정으로 바꿈</w:t>
+              <w:t>순찰 전 도면(소화기 6, 작업대 2)으로 점검표와 지점별 볼 수 있는 CCTV 계산. 순찰 끝에 못 본 지점을 CCTV 확대 일정으로</w:t>
             </w:r>
           </w:p>
         </w:tc>
@@ -2224,7 +2553,7 @@
                 <w:b w:val="0"/>
                 <w:sz w:val="16"/>
               </w:rPr>
-              <w:t>재확인이 필요한 경우를 고름: 바디캠에 1~2프레임만 보이고 지나감, 판정 표 1등이 70% 미만, CCTV 경고로 처음 알게 된 물체. 2초 기다렸다가 그사이 바디캠이 확정하면 재확인 취소</w:t>
+              <w:t>재확인 대상 고르기 (1~2프레임만 보임, 판정 1등 70% 미만, CCTV 경고로 처음 본 물체), 공구 위험/안전 (놓인 자리), 위험 영역 (라바콘 묶음·표지·위험 주변), 음성 경고 시점 (거리), 손동작 → 명령, 방금 화면에서 설명할 장비 고르기, 공장 스캔 순서</w:t>
             </w:r>
           </w:p>
         </w:tc>
@@ -2265,7 +2594,7 @@
                 <w:b w:val="0"/>
                 <w:sz w:val="16"/>
               </w:rPr>
-              <w:t>바디캠·CCTV 3대 화면, YOLO26, CCTV PTZ 방향·화각 명령, 거리 계산, 조치 지시서(HTML) 작성</w:t>
+              <w:t>바디캠·CCTV 3대, YOLO26, CCTV PTZ 방향·화각 명령 (SOS 때 작업자 확대), 손 인식, 다국어 음성, 관리자 알림, 조치 지시서(HTML)</w:t>
             </w:r>
           </w:p>
         </w:tc>
@@ -2306,7 +2635,7 @@
                 <w:b w:val="0"/>
                 <w:sz w:val="16"/>
               </w:rPr>
-              <w:t>위험물 대장 (위치, 판정 표, 확신도, 본 횟수, 출처, 접근 경고 횟수, 상태: 확정/재확인 대기/재확인 완료/현장 확인 필요/기각/병합), 점검표 상태</w:t>
+              <w:t>위험물 대장 (위치, 판정 표, 공구 종류, 확신도, 상태), 라바콘·표지 위치, 위험 영역 목록, 점검표, 경고·작업자 요청 기록, 최근 바디캠 화면</w:t>
             </w:r>
           </w:p>
         </w:tc>
@@ -2347,7 +2676,7 @@
                 <w:b w:val="0"/>
                 <w:sz w:val="16"/>
               </w:rPr>
-              <w:t>확대 판정을 대장에 합쳐 판정 수정, 확대 화면(높이 5 m)에서 구한 위치로 대장 위치를 고치고 같은 물체면 병합. 못 찾거나 확신이 50% 미만이면 다음 CCTV 로 재시도, 끝까지 안 되면 현장 확인 요청. 바디캠이 나중에 확정하면 현장 확인 취소. 순찰 뒤 정답표로 채점</w:t>
+              <w:t>확대 판정으로 대장 수정·위치 보정·병합, 실패하면 다른 CCTV 재시도 → 현장 확인 요청, 바디캠이 다시 보면 취소, 정답표 채점</w:t>
             </w:r>
           </w:p>
         </w:tc>
@@ -2446,7 +2775,7 @@
                 <w:b/>
                 <w:sz w:val="16"/>
               </w:rPr>
-              <w:t>9/29~9/30</w:t>
+              <w:t>9/29~10/1</w:t>
             </w:r>
           </w:p>
         </w:tc>
@@ -2465,48 +2794,7 @@
                 <w:b w:val="0"/>
                 <w:sz w:val="16"/>
               </w:rPr>
-              <w:t>Isaac Sim 6.0 설치, 장면·카메라·Replicator 라벨 파이프라인. 첫 버전은 로봇이 순찰 경로를 강화학습으로 배우는 구조였음</w:t>
-            </w:r>
-          </w:p>
-        </w:tc>
-      </w:tr>
-      <w:tr>
-        <w:tc>
-          <w:tcPr>
-            <w:tcW w:type="dxa" w:w="1474"/>
-            <w:shd w:val="clear" w:color="auto" w:fill="F1F4F8"/>
-          </w:tcPr>
-          <w:p>
-            <w:pPr>
-              <w:spacing w:after="0"/>
-            </w:pPr>
-            <w:r/>
-            <w:r>
-              <w:rPr>
-                <w:rFonts w:ascii="맑은 고딕" w:hAnsi="맑은 고딕" w:eastAsia="맑은 고딕"/>
-                <w:b/>
-                <w:sz w:val="16"/>
-              </w:rPr>
-              <w:t>10/1</w:t>
-            </w:r>
-          </w:p>
-        </w:tc>
-        <w:tc>
-          <w:tcPr>
-            <w:tcW w:type="dxa" w:w="8391"/>
-          </w:tcPr>
-          <w:p>
-            <w:pPr>
-              <w:spacing w:after="0"/>
-            </w:pPr>
-            <w:r/>
-            <w:r>
-              <w:rPr>
-                <w:rFonts w:ascii="맑은 고딕" w:hAnsi="맑은 고딕" w:eastAsia="맑은 고딕"/>
-                <w:b w:val="0"/>
-                <w:sz w:val="16"/>
-              </w:rPr>
-              <w:t>Isaac 실제 실행 검증, Replicator 라벨 누락·이전 프레임 문제 해결</w:t>
+              <w:t>Isaac Sim 6.0 장면·카메라·Replicator 파이프라인 (첫 버전은 로봇 순찰 강화학습), 실제 실행 검증과 라벨 문제 해결</w:t>
             </w:r>
           </w:p>
         </w:tc>
@@ -2547,7 +2835,7 @@
                 <w:b/>
                 <w:sz w:val="16"/>
               </w:rPr>
-              <w:t>위험 판단 중심으로 전면 재설계</w:t>
+              <w:t>위험 판단 중심으로 재설계</w:t>
             </w:r>
             <w:r>
               <w:rPr>
@@ -2555,7 +2843,7 @@
                 <w:b w:val="0"/>
                 <w:sz w:val="16"/>
               </w:rPr>
-              <w:t>: 순찰 경로는 고정하고 작업자 바디캠으로 촬영, 위험/안전 짝 물체를 실사 에셋으로 모델링, 정답표 채점. 합성 데이터 4000장 생성, YOLO26s 학습, CCTV 접근 경고, 시나리오 평가</w:t>
+              <w:t>: 고정 경로 작업자 바디캠, 위험/안전 짝 물체, 정답표 채점, 합성 데이터·YOLO 학습, CCTV 접근 경고</w:t>
             </w:r>
           </w:p>
         </w:tc>
@@ -2596,7 +2884,23 @@
                 <w:b w:val="0"/>
                 <w:sz w:val="16"/>
               </w:rPr>
-              <w:t>에이전트 층 추가: 점검표 계획, 위험물 대장, CCTV 선택·PTZ 확대 재확인, 재시도·현장 확인, 조치 지시서. 재평가</w:t>
+              <w:t xml:space="preserve">에이전트 (점검표, 대장, CCTV 선택·확대 재확인, 현장 확인, 조치 지시서) + </w:t>
+            </w:r>
+            <w:r>
+              <w:rPr>
+                <w:rFonts w:ascii="맑은 고딕" w:hAnsi="맑은 고딕" w:eastAsia="맑은 고딕"/>
+                <w:b/>
+                <w:sz w:val="16"/>
+              </w:rPr>
+              <w:t>위험 영역, 음성 경고, 공구 이름 8종, 손동작 명령·다국어 안내</w:t>
+            </w:r>
+            <w:r>
+              <w:rPr>
+                <w:rFonts w:ascii="맑은 고딕" w:hAnsi="맑은 고딕" w:eastAsia="맑은 고딕"/>
+                <w:b w:val="0"/>
+                <w:sz w:val="16"/>
+              </w:rPr>
+              <w:t xml:space="preserve"> 추가, 재학습</w:t>
             </w:r>
           </w:p>
         </w:tc>
@@ -2637,7 +2941,7 @@
                 <w:b w:val="0"/>
                 <w:sz w:val="16"/>
               </w:rPr>
-              <w:t>시연 영상, 보고서, 기술설명서, 발표자료, 저장소 정리</w:t>
+              <w:t>평가, 시연 영상, 보고서, 기술설명서, 발표자료</w:t>
             </w:r>
           </w:p>
         </w:tc>
@@ -2690,14 +2994,15 @@
         <w:tblLook w:firstColumn="1" w:firstRow="1" w:lastColumn="0" w:lastRow="0" w:noHBand="0" w:noVBand="1" w:val="04A0"/>
       </w:tblPr>
       <w:tblGrid>
-        <w:gridCol w:w="3289"/>
-        <w:gridCol w:w="3289"/>
-        <w:gridCol w:w="3289"/>
+        <w:gridCol w:w="2466"/>
+        <w:gridCol w:w="2466"/>
+        <w:gridCol w:w="2466"/>
+        <w:gridCol w:w="2466"/>
       </w:tblGrid>
       <w:tr>
         <w:tc>
           <w:tcPr>
-            <w:tcW w:type="dxa" w:w="3288"/>
+            <w:tcW w:type="dxa" w:w="2466"/>
           </w:tcPr>
           <w:p>
             <w:pPr>
@@ -2706,7 +3011,7 @@
             <w:r>
               <w:drawing>
                 <wp:inline xmlns:a="http://schemas.openxmlformats.org/drawingml/2006/main" xmlns:pic="http://schemas.openxmlformats.org/drawingml/2006/picture">
-                  <wp:extent cx="1980000" cy="1113750"/>
+                  <wp:extent cx="1458000" cy="820125"/>
                   <wp:docPr id="2" name="Picture 2"/>
                   <wp:cNvGraphicFramePr>
                     <a:graphicFrameLocks noChangeAspect="1"/>
@@ -2727,7 +3032,7 @@
                         <pic:spPr>
                           <a:xfrm>
                             <a:off x="0" y="0"/>
-                            <a:ext cx="1980000" cy="1113750"/>
+                            <a:ext cx="1458000" cy="820125"/>
                           </a:xfrm>
                           <a:prstGeom prst="rect"/>
                         </pic:spPr>
@@ -2741,7 +3046,7 @@
         </w:tc>
         <w:tc>
           <w:tcPr>
-            <w:tcW w:type="dxa" w:w="3288"/>
+            <w:tcW w:type="dxa" w:w="2466"/>
           </w:tcPr>
           <w:p>
             <w:pPr>
@@ -2750,7 +3055,7 @@
             <w:r>
               <w:drawing>
                 <wp:inline xmlns:a="http://schemas.openxmlformats.org/drawingml/2006/main" xmlns:pic="http://schemas.openxmlformats.org/drawingml/2006/picture">
-                  <wp:extent cx="1980000" cy="1113750"/>
+                  <wp:extent cx="1458000" cy="820125"/>
                   <wp:docPr id="3" name="Picture 3"/>
                   <wp:cNvGraphicFramePr>
                     <a:graphicFrameLocks noChangeAspect="1"/>
@@ -2759,7 +3064,7 @@
                     <a:graphicData uri="http://schemas.openxmlformats.org/drawingml/2006/picture">
                       <pic:pic>
                         <pic:nvPicPr>
-                          <pic:cNvPr id="0" name="fig_ptz.jpg"/>
+                          <pic:cNvPr id="0" name="fig_zone.jpg"/>
                           <pic:cNvPicPr/>
                         </pic:nvPicPr>
                         <pic:blipFill>
@@ -2771,7 +3076,7 @@
                         <pic:spPr>
                           <a:xfrm>
                             <a:off x="0" y="0"/>
-                            <a:ext cx="1980000" cy="1113750"/>
+                            <a:ext cx="1458000" cy="820125"/>
                           </a:xfrm>
                           <a:prstGeom prst="rect"/>
                         </pic:spPr>
@@ -2785,7 +3090,7 @@
         </w:tc>
         <w:tc>
           <w:tcPr>
-            <w:tcW w:type="dxa" w:w="3288"/>
+            <w:tcW w:type="dxa" w:w="2466"/>
           </w:tcPr>
           <w:p>
             <w:pPr>
@@ -2794,7 +3099,7 @@
             <w:r>
               <w:drawing>
                 <wp:inline xmlns:a="http://schemas.openxmlformats.org/drawingml/2006/main" xmlns:pic="http://schemas.openxmlformats.org/drawingml/2006/picture">
-                  <wp:extent cx="1980000" cy="1113750"/>
+                  <wp:extent cx="1458000" cy="820125"/>
                   <wp:docPr id="4" name="Picture 4"/>
                   <wp:cNvGraphicFramePr>
                     <a:graphicFrameLocks noChangeAspect="1"/>
@@ -2803,7 +3108,7 @@
                     <a:graphicData uri="http://schemas.openxmlformats.org/drawingml/2006/picture">
                       <pic:pic>
                         <pic:nvPicPr>
-                          <pic:cNvPr id="0" name="fig_cctv.jpg"/>
+                          <pic:cNvPr id="0" name="fig_gesture.jpg"/>
                           <pic:cNvPicPr/>
                         </pic:nvPicPr>
                         <pic:blipFill>
@@ -2815,7 +3120,51 @@
                         <pic:spPr>
                           <a:xfrm>
                             <a:off x="0" y="0"/>
-                            <a:ext cx="1980000" cy="1113750"/>
+                            <a:ext cx="1458000" cy="820125"/>
+                          </a:xfrm>
+                          <a:prstGeom prst="rect"/>
+                        </pic:spPr>
+                      </pic:pic>
+                    </a:graphicData>
+                  </a:graphic>
+                </wp:inline>
+              </w:drawing>
+            </w:r>
+          </w:p>
+        </w:tc>
+        <w:tc>
+          <w:tcPr>
+            <w:tcW w:type="dxa" w:w="2466"/>
+          </w:tcPr>
+          <w:p>
+            <w:pPr>
+              <w:jc w:val="center"/>
+            </w:pPr>
+            <w:r>
+              <w:drawing>
+                <wp:inline xmlns:a="http://schemas.openxmlformats.org/drawingml/2006/main" xmlns:pic="http://schemas.openxmlformats.org/drawingml/2006/picture">
+                  <wp:extent cx="1458000" cy="820125"/>
+                  <wp:docPr id="5" name="Picture 5"/>
+                  <wp:cNvGraphicFramePr>
+                    <a:graphicFrameLocks noChangeAspect="1"/>
+                  </wp:cNvGraphicFramePr>
+                  <a:graphic>
+                    <a:graphicData uri="http://schemas.openxmlformats.org/drawingml/2006/picture">
+                      <pic:pic>
+                        <pic:nvPicPr>
+                          <pic:cNvPr id="0" name="fig_ptz.jpg"/>
+                          <pic:cNvPicPr/>
+                        </pic:nvPicPr>
+                        <pic:blipFill>
+                          <a:blip r:embed="rId13"/>
+                          <a:stretch>
+                            <a:fillRect/>
+                          </a:stretch>
+                        </pic:blipFill>
+                        <pic:spPr>
+                          <a:xfrm>
+                            <a:off x="0" y="0"/>
+                            <a:ext cx="1458000" cy="820125"/>
                           </a:xfrm>
                           <a:prstGeom prst="rect"/>
                         </pic:spPr>
@@ -2831,7 +3180,7 @@
       <w:tr>
         <w:tc>
           <w:tcPr>
-            <w:tcW w:type="dxa" w:w="3289"/>
+            <w:tcW w:type="dxa" w:w="2466"/>
           </w:tcPr>
           <w:p>
             <w:pPr>
@@ -2842,15 +3191,15 @@
                 <w:rFonts w:ascii="맑은 고딕" w:hAnsi="맑은 고딕" w:eastAsia="맑은 고딕"/>
                 <w:b w:val="0"/>
                 <w:color w:val="555F6D"/>
-                <w:sz w:val="16"/>
+                <w:sz w:val="15"/>
               </w:rPr>
-              <w:t>① 바디캠 YOLO 위험/안전 판정</w:t>
+              <w:t>① 바디캠 판정 (공구 이름, 위험/안전)</w:t>
             </w:r>
           </w:p>
         </w:tc>
         <w:tc>
           <w:tcPr>
-            <w:tcW w:type="dxa" w:w="3289"/>
+            <w:tcW w:type="dxa" w:w="2466"/>
           </w:tcPr>
           <w:p>
             <w:pPr>
@@ -2861,15 +3210,15 @@
                 <w:rFonts w:ascii="맑은 고딕" w:hAnsi="맑은 고딕" w:eastAsia="맑은 고딕"/>
                 <w:b w:val="0"/>
                 <w:color w:val="555F6D"/>
-                <w:sz w:val="16"/>
+                <w:sz w:val="15"/>
               </w:rPr>
-              <w:t>② CCTV 선택·확대 재확인</w:t>
+              <w:t>② 위험 영역 + 음성 경고</w:t>
             </w:r>
           </w:p>
         </w:tc>
         <w:tc>
           <w:tcPr>
-            <w:tcW w:type="dxa" w:w="3289"/>
+            <w:tcW w:type="dxa" w:w="2466"/>
           </w:tcPr>
           <w:p>
             <w:pPr>
@@ -2880,9 +3229,28 @@
                 <w:rFonts w:ascii="맑은 고딕" w:hAnsi="맑은 고딕" w:eastAsia="맑은 고딕"/>
                 <w:b w:val="0"/>
                 <w:color w:val="555F6D"/>
-                <w:sz w:val="16"/>
+                <w:sz w:val="15"/>
               </w:rPr>
-              <w:t>③ CCTV 작업자-위험물 접근 경고</w:t>
+              <w:t>③ 손동작 명령 → 작업자 언어 안내</w:t>
+            </w:r>
+          </w:p>
+        </w:tc>
+        <w:tc>
+          <w:tcPr>
+            <w:tcW w:type="dxa" w:w="2466"/>
+          </w:tcPr>
+          <w:p>
+            <w:pPr>
+              <w:jc w:val="center"/>
+            </w:pPr>
+            <w:r>
+              <w:rPr>
+                <w:rFonts w:ascii="맑은 고딕" w:hAnsi="맑은 고딕" w:eastAsia="맑은 고딕"/>
+                <w:b w:val="0"/>
+                <w:color w:val="555F6D"/>
+                <w:sz w:val="15"/>
+              </w:rPr>
+              <w:t>④ CCTV 선택·확대 재확인</w:t>
             </w:r>
           </w:p>
         </w:tc>
@@ -2895,20 +3263,6 @@
     </w:p>
     <w:p>
       <w:pPr>
-        <w:spacing w:after="40" w:before="0"/>
-      </w:pPr>
-      <w:r>
-        <w:rPr>
-          <w:rFonts w:ascii="맑은 고딕" w:hAnsi="맑은 고딕" w:eastAsia="맑은 고딕"/>
-          <w:b w:val="0"/>
-          <w:i w:val="0"/>
-          <w:sz w:val="17"/>
-        </w:rPr>
-        <w:t>① 바디캠: 한 화면에서 위험(유출, 바닥 공구, 가로막힌 소화기)과 안전(반듯한 적재, 표지된 유출)을 함께 판정. ② 재확인: 에이전트가 고른 CCTV 가 PTZ 로 확대해 다시 판정 (화면 가운데가 목표점). ③ 접근 경고: CCTV 화면을 바닥 좌표로 바꿔 작업자-위험물 거리 계산.</w:t>
-      </w:r>
-    </w:p>
-    <w:p>
-      <w:pPr>
         <w:keepNext/>
         <w:spacing w:after="0"/>
         <w:jc w:val="center"/>
@@ -2916,8 +3270,8 @@
       <w:r>
         <w:drawing>
           <wp:inline xmlns:a="http://schemas.openxmlformats.org/drawingml/2006/main" xmlns:pic="http://schemas.openxmlformats.org/drawingml/2006/picture">
-            <wp:extent cx="4680000" cy="2223000"/>
-            <wp:docPr id="5" name="Picture 5"/>
+            <wp:extent cx="4140000" cy="1966500"/>
+            <wp:docPr id="6" name="Picture 6"/>
             <wp:cNvGraphicFramePr>
               <a:graphicFrameLocks noChangeAspect="1"/>
             </wp:cNvGraphicFramePr>
@@ -2929,7 +3283,7 @@
                     <pic:cNvPicPr/>
                   </pic:nvPicPr>
                   <pic:blipFill>
-                    <a:blip r:embed="rId13"/>
+                    <a:blip r:embed="rId14"/>
                     <a:stretch>
                       <a:fillRect/>
                     </a:stretch>
@@ -2937,7 +3291,7 @@
                   <pic:spPr>
                     <a:xfrm>
                       <a:off x="0" y="0"/>
-                      <a:ext cx="4680000" cy="2223000"/>
+                      <a:ext cx="4140000" cy="1966500"/>
                     </a:xfrm>
                     <a:prstGeom prst="rect"/>
                   </pic:spPr>
@@ -2961,7 +3315,7 @@
           <w:color w:val="555F6D"/>
           <w:sz w:val="16"/>
         </w:rPr>
-        <w:t>그림 2. 조치 지시서 화면 (평면도의 번호 = 우선순위, 위험 개수, 현장 확인, 점검표, 조치 목록)</w:t>
+        <w:t>그림 2. 조치 지시서 화면 (평면도의 번호 = 우선순위, 빨간 영역 = 위험 영역, 위험 개수, 음성 경고, 조치 목록)</w:t>
       </w:r>
     </w:p>
     <w:p>
@@ -2989,14 +3343,16 @@
           <w:rFonts w:ascii="맑은 고딕" w:hAnsi="맑은 고딕" w:eastAsia="맑은 고딕"/>
           <w:b w:val="0"/>
           <w:i w:val="0"/>
+          <w:sz w:val="17"/>
         </w:rPr>
-        <w:t xml:space="preserve">위험 요소 배치를 시드마다 무작위로 바꾼 시나리오 10개(학습 데이터에 없는 배치)를 한 바퀴씩 순찰했다. 정답표(물체별 클래스, 위험 여부, 위치)는 장면을 만들 때 저장하고 판정에는 쓰지 않으며 채점에만 쓴다. </w:t>
+        <w:t xml:space="preserve">위험 요소 배치를 시드마다 무작위로 바꾼 시나리오 10개(학습 데이터에 없는 배치)를 한 바퀴씩 순찰했다. 정답표는 판정에 쓰지 않고 채점에만 쓴다. </w:t>
       </w:r>
       <w:r>
         <w:rPr>
           <w:rFonts w:ascii="맑은 고딕" w:hAnsi="맑은 고딕" w:eastAsia="맑은 고딕"/>
           <w:b/>
           <w:i w:val="0"/>
+          <w:sz w:val="17"/>
         </w:rPr>
         <w:t>바디캠만</w:t>
       </w:r>
@@ -3005,6 +3361,7 @@
           <w:rFonts w:ascii="맑은 고딕" w:hAnsi="맑은 고딕" w:eastAsia="맑은 고딕"/>
           <w:b w:val="0"/>
           <w:i w:val="0"/>
+          <w:sz w:val="17"/>
         </w:rPr>
         <w:t xml:space="preserve">은 바디캠이 확정한 물체를 바디캠 판정 그대로, </w:t>
       </w:r>
@@ -3013,6 +3370,7 @@
           <w:rFonts w:ascii="맑은 고딕" w:hAnsi="맑은 고딕" w:eastAsia="맑은 고딕"/>
           <w:b/>
           <w:i w:val="0"/>
+          <w:sz w:val="17"/>
         </w:rPr>
         <w:t>에이전트</w:t>
       </w:r>
@@ -3021,8 +3379,9 @@
           <w:rFonts w:ascii="맑은 고딕" w:hAnsi="맑은 고딕" w:eastAsia="맑은 고딕"/>
           <w:b w:val="0"/>
           <w:i w:val="0"/>
+          <w:sz w:val="17"/>
         </w:rPr>
-        <w:t>는 재확인과 점검표를 거친 최종 대장을 창고 전체 물체와 비교한 것이다.</w:t>
+        <w:t>는 재확인·점검표를 거친 최종 대장을 창고 전체 물체와 비교한 것이다.</w:t>
       </w:r>
     </w:p>
     <w:tbl>
@@ -3033,20 +3392,21 @@
         <w:tblLook w:firstColumn="1" w:firstRow="1" w:lastColumn="0" w:lastRow="0" w:noHBand="0" w:noVBand="1" w:val="04A0"/>
       </w:tblPr>
       <w:tblGrid>
-        <w:gridCol w:w="1096"/>
-        <w:gridCol w:w="1096"/>
-        <w:gridCol w:w="1096"/>
-        <w:gridCol w:w="1096"/>
-        <w:gridCol w:w="1096"/>
-        <w:gridCol w:w="1096"/>
-        <w:gridCol w:w="1096"/>
-        <w:gridCol w:w="1096"/>
-        <w:gridCol w:w="1096"/>
+        <w:gridCol w:w="987"/>
+        <w:gridCol w:w="987"/>
+        <w:gridCol w:w="987"/>
+        <w:gridCol w:w="987"/>
+        <w:gridCol w:w="987"/>
+        <w:gridCol w:w="987"/>
+        <w:gridCol w:w="987"/>
+        <w:gridCol w:w="987"/>
+        <w:gridCol w:w="987"/>
+        <w:gridCol w:w="987"/>
       </w:tblGrid>
       <w:tr>
         <w:tc>
           <w:tcPr>
-            <w:tcW w:type="dxa" w:w="964"/>
+            <w:tcW w:type="dxa" w:w="850"/>
             <w:shd w:val="clear" w:color="auto" w:fill="DCE6F2"/>
           </w:tcPr>
           <w:p>
@@ -3059,76 +3419,9 @@
               <w:rPr>
                 <w:rFonts w:ascii="맑은 고딕" w:hAnsi="맑은 고딕" w:eastAsia="맑은 고딕"/>
                 <w:b/>
-                <w:sz w:val="15"/>
+                <w:sz w:val="14"/>
               </w:rPr>
               <w:t>시나리오</w:t>
-            </w:r>
-          </w:p>
-        </w:tc>
-        <w:tc>
-          <w:tcPr>
-            <w:tcW w:type="dxa" w:w="964"/>
-            <w:shd w:val="clear" w:color="auto" w:fill="DCE6F2"/>
-          </w:tcPr>
-          <w:p>
-            <w:pPr>
-              <w:spacing w:after="0"/>
-              <w:jc w:val="center"/>
-            </w:pPr>
-            <w:r/>
-            <w:r>
-              <w:rPr>
-                <w:rFonts w:ascii="맑은 고딕" w:hAnsi="맑은 고딕" w:eastAsia="맑은 고딕"/>
-                <w:b/>
-                <w:sz w:val="15"/>
-              </w:rPr>
-              <w:t>물체 (위험)</w:t>
-            </w:r>
-          </w:p>
-        </w:tc>
-        <w:tc>
-          <w:tcPr>
-            <w:tcW w:type="dxa" w:w="1531"/>
-            <w:shd w:val="clear" w:color="auto" w:fill="DCE6F2"/>
-          </w:tcPr>
-          <w:p>
-            <w:pPr>
-              <w:spacing w:after="0"/>
-              <w:jc w:val="center"/>
-            </w:pPr>
-            <w:r/>
-            <w:r>
-              <w:rPr>
-                <w:rFonts w:ascii="맑은 고딕" w:hAnsi="맑은 고딕" w:eastAsia="맑은 고딕"/>
-                <w:b/>
-                <w:sz w:val="15"/>
-              </w:rPr>
-              <w:t>위험 판정</w:t>
-              <w:br/>
-              <w:t>바디캠만 → 에이전트</w:t>
-            </w:r>
-          </w:p>
-        </w:tc>
-        <w:tc>
-          <w:tcPr>
-            <w:tcW w:type="dxa" w:w="1531"/>
-            <w:shd w:val="clear" w:color="auto" w:fill="DCE6F2"/>
-          </w:tcPr>
-          <w:p>
-            <w:pPr>
-              <w:spacing w:after="0"/>
-              <w:jc w:val="center"/>
-            </w:pPr>
-            <w:r/>
-            <w:r>
-              <w:rPr>
-                <w:rFonts w:ascii="맑은 고딕" w:hAnsi="맑은 고딕" w:eastAsia="맑은 고딕"/>
-                <w:b/>
-                <w:sz w:val="15"/>
-              </w:rPr>
-              <w:t>안전 판정</w:t>
-              <w:br/>
-              <w:t>바디캠만 → 에이전트</w:t>
             </w:r>
           </w:p>
         </w:tc>
@@ -3147,9 +3440,118 @@
               <w:rPr>
                 <w:rFonts w:ascii="맑은 고딕" w:hAnsi="맑은 고딕" w:eastAsia="맑은 고딕"/>
                 <w:b/>
-                <w:sz w:val="15"/>
+                <w:sz w:val="14"/>
               </w:rPr>
-              <w:t>거꾸로 판정</w:t>
+              <w:t>물체 (위험)</w:t>
+            </w:r>
+          </w:p>
+        </w:tc>
+        <w:tc>
+          <w:tcPr>
+            <w:tcW w:type="dxa" w:w="1361"/>
+            <w:shd w:val="clear" w:color="auto" w:fill="DCE6F2"/>
+          </w:tcPr>
+          <w:p>
+            <w:pPr>
+              <w:spacing w:after="0"/>
+              <w:jc w:val="center"/>
+            </w:pPr>
+            <w:r/>
+            <w:r>
+              <w:rPr>
+                <w:rFonts w:ascii="맑은 고딕" w:hAnsi="맑은 고딕" w:eastAsia="맑은 고딕"/>
+                <w:b/>
+                <w:sz w:val="14"/>
+              </w:rPr>
+              <w:t>위험 판정</w:t>
+              <w:br/>
+              <w:t>바디캠만 → 에이전트</w:t>
+            </w:r>
+          </w:p>
+        </w:tc>
+        <w:tc>
+          <w:tcPr>
+            <w:tcW w:type="dxa" w:w="1361"/>
+            <w:shd w:val="clear" w:color="auto" w:fill="DCE6F2"/>
+          </w:tcPr>
+          <w:p>
+            <w:pPr>
+              <w:spacing w:after="0"/>
+              <w:jc w:val="center"/>
+            </w:pPr>
+            <w:r/>
+            <w:r>
+              <w:rPr>
+                <w:rFonts w:ascii="맑은 고딕" w:hAnsi="맑은 고딕" w:eastAsia="맑은 고딕"/>
+                <w:b/>
+                <w:sz w:val="14"/>
+              </w:rPr>
+              <w:t>안전 판정</w:t>
+              <w:br/>
+              <w:t>바디캠만 → 에이전트</w:t>
+            </w:r>
+          </w:p>
+        </w:tc>
+        <w:tc>
+          <w:tcPr>
+            <w:tcW w:type="dxa" w:w="624"/>
+            <w:shd w:val="clear" w:color="auto" w:fill="DCE6F2"/>
+          </w:tcPr>
+          <w:p>
+            <w:pPr>
+              <w:spacing w:after="0"/>
+              <w:jc w:val="center"/>
+            </w:pPr>
+            <w:r/>
+            <w:r>
+              <w:rPr>
+                <w:rFonts w:ascii="맑은 고딕" w:hAnsi="맑은 고딕" w:eastAsia="맑은 고딕"/>
+                <w:b/>
+                <w:sz w:val="14"/>
+              </w:rPr>
+              <w:t>거꾸로</w:t>
+            </w:r>
+          </w:p>
+        </w:tc>
+        <w:tc>
+          <w:tcPr>
+            <w:tcW w:type="dxa" w:w="737"/>
+            <w:shd w:val="clear" w:color="auto" w:fill="DCE6F2"/>
+          </w:tcPr>
+          <w:p>
+            <w:pPr>
+              <w:spacing w:after="0"/>
+              <w:jc w:val="center"/>
+            </w:pPr>
+            <w:r/>
+            <w:r>
+              <w:rPr>
+                <w:rFonts w:ascii="맑은 고딕" w:hAnsi="맑은 고딕" w:eastAsia="맑은 고딕"/>
+                <w:b/>
+                <w:sz w:val="14"/>
+              </w:rPr>
+              <w:t>없는 위험</w:t>
+            </w:r>
+          </w:p>
+        </w:tc>
+        <w:tc>
+          <w:tcPr>
+            <w:tcW w:type="dxa" w:w="737"/>
+            <w:shd w:val="clear" w:color="auto" w:fill="DCE6F2"/>
+          </w:tcPr>
+          <w:p>
+            <w:pPr>
+              <w:spacing w:after="0"/>
+              <w:jc w:val="center"/>
+            </w:pPr>
+            <w:r/>
+            <w:r>
+              <w:rPr>
+                <w:rFonts w:ascii="맑은 고딕" w:hAnsi="맑은 고딕" w:eastAsia="맑은 고딕"/>
+                <w:b/>
+                <w:sz w:val="14"/>
+              </w:rPr>
+              <w:t>현장 확인</w:t>
             </w:r>
           </w:p>
         </w:tc>
@@ -3168,51 +3570,9 @@
               <w:rPr>
                 <w:rFonts w:ascii="맑은 고딕" w:hAnsi="맑은 고딕" w:eastAsia="맑은 고딕"/>
                 <w:b/>
-                <w:sz w:val="15"/>
+                <w:sz w:val="14"/>
               </w:rPr>
-              <w:t>없는 위험 보고</w:t>
-            </w:r>
-          </w:p>
-        </w:tc>
-        <w:tc>
-          <w:tcPr>
-            <w:tcW w:type="dxa" w:w="850"/>
-            <w:shd w:val="clear" w:color="auto" w:fill="DCE6F2"/>
-          </w:tcPr>
-          <w:p>
-            <w:pPr>
-              <w:spacing w:after="0"/>
-              <w:jc w:val="center"/>
-            </w:pPr>
-            <w:r/>
-            <w:r>
-              <w:rPr>
-                <w:rFonts w:ascii="맑은 고딕" w:hAnsi="맑은 고딕" w:eastAsia="맑은 고딕"/>
-                <w:b/>
-                <w:sz w:val="15"/>
-              </w:rPr>
-              <w:t>현장 확인</w:t>
-            </w:r>
-          </w:p>
-        </w:tc>
-        <w:tc>
-          <w:tcPr>
-            <w:tcW w:type="dxa" w:w="794"/>
-            <w:shd w:val="clear" w:color="auto" w:fill="DCE6F2"/>
-          </w:tcPr>
-          <w:p>
-            <w:pPr>
-              <w:spacing w:after="0"/>
-              <w:jc w:val="center"/>
-            </w:pPr>
-            <w:r/>
-            <w:r>
-              <w:rPr>
-                <w:rFonts w:ascii="맑은 고딕" w:hAnsi="맑은 고딕" w:eastAsia="맑은 고딕"/>
-                <w:b/>
-                <w:sz w:val="15"/>
-              </w:rPr>
-              <w:t>재확인</w:t>
+              <w:t>위험 영역</w:t>
             </w:r>
           </w:p>
         </w:tc>
@@ -3231,9 +3591,32 @@
               <w:rPr>
                 <w:rFonts w:ascii="맑은 고딕" w:hAnsi="맑은 고딕" w:eastAsia="맑은 고딕"/>
                 <w:b/>
-                <w:sz w:val="15"/>
+                <w:sz w:val="14"/>
               </w:rPr>
-              <w:t>CCTV 접근 경고</w:t>
+              <w:t>음성 경고</w:t>
+              <w:br/>
+              <w:t>(닿기 직전)</w:t>
+            </w:r>
+          </w:p>
+        </w:tc>
+        <w:tc>
+          <w:tcPr>
+            <w:tcW w:type="dxa" w:w="907"/>
+            <w:shd w:val="clear" w:color="auto" w:fill="DCE6F2"/>
+          </w:tcPr>
+          <w:p>
+            <w:pPr>
+              <w:spacing w:after="0"/>
+              <w:jc w:val="center"/>
+            </w:pPr>
+            <w:r/>
+            <w:r>
+              <w:rPr>
+                <w:rFonts w:ascii="맑은 고딕" w:hAnsi="맑은 고딕" w:eastAsia="맑은 고딕"/>
+                <w:b/>
+                <w:sz w:val="14"/>
+              </w:rPr>
+              <w:t>공구 이름</w:t>
             </w:r>
           </w:p>
         </w:tc>
@@ -3241,7 +3624,7 @@
       <w:tr>
         <w:tc>
           <w:tcPr>
-            <w:tcW w:type="dxa" w:w="964"/>
+            <w:tcW w:type="dxa" w:w="850"/>
           </w:tcPr>
           <w:p>
             <w:pPr>
@@ -3253,101 +3636,9 @@
               <w:rPr>
                 <w:rFonts w:ascii="맑은 고딕" w:hAnsi="맑은 고딕" w:eastAsia="맑은 고딕"/>
                 <w:b w:val="0"/>
-                <w:sz w:val="15"/>
+                <w:sz w:val="14"/>
               </w:rPr>
               <w:t>시드 0</w:t>
-            </w:r>
-          </w:p>
-        </w:tc>
-        <w:tc>
-          <w:tcPr>
-            <w:tcW w:type="dxa" w:w="964"/>
-          </w:tcPr>
-          <w:p>
-            <w:pPr>
-              <w:spacing w:after="0"/>
-              <w:jc w:val="center"/>
-            </w:pPr>
-            <w:r/>
-            <w:r>
-              <w:rPr>
-                <w:rFonts w:ascii="맑은 고딕" w:hAnsi="맑은 고딕" w:eastAsia="맑은 고딕"/>
-                <w:b w:val="0"/>
-                <w:sz w:val="15"/>
-              </w:rPr>
-              <w:t>18 (6)</w:t>
-            </w:r>
-          </w:p>
-        </w:tc>
-        <w:tc>
-          <w:tcPr>
-            <w:tcW w:type="dxa" w:w="1531"/>
-          </w:tcPr>
-          <w:p>
-            <w:pPr>
-              <w:spacing w:after="0"/>
-              <w:jc w:val="center"/>
-            </w:pPr>
-            <w:r/>
-            <w:r>
-              <w:rPr>
-                <w:rFonts w:ascii="맑은 고딕" w:hAnsi="맑은 고딕" w:eastAsia="맑은 고딕"/>
-                <w:b w:val="0"/>
-                <w:sz w:val="15"/>
-              </w:rPr>
-              <w:t xml:space="preserve">2 → </w:t>
-            </w:r>
-            <w:r>
-              <w:rPr>
-                <w:rFonts w:ascii="맑은 고딕" w:hAnsi="맑은 고딕" w:eastAsia="맑은 고딕"/>
-                <w:b/>
-                <w:sz w:val="15"/>
-              </w:rPr>
-              <w:t>4</w:t>
-            </w:r>
-            <w:r>
-              <w:rPr>
-                <w:rFonts w:ascii="맑은 고딕" w:hAnsi="맑은 고딕" w:eastAsia="맑은 고딕"/>
-                <w:b w:val="0"/>
-                <w:sz w:val="15"/>
-              </w:rPr>
-              <w:t>/6</w:t>
-            </w:r>
-          </w:p>
-        </w:tc>
-        <w:tc>
-          <w:tcPr>
-            <w:tcW w:type="dxa" w:w="1531"/>
-          </w:tcPr>
-          <w:p>
-            <w:pPr>
-              <w:spacing w:after="0"/>
-              <w:jc w:val="center"/>
-            </w:pPr>
-            <w:r/>
-            <w:r>
-              <w:rPr>
-                <w:rFonts w:ascii="맑은 고딕" w:hAnsi="맑은 고딕" w:eastAsia="맑은 고딕"/>
-                <w:b w:val="0"/>
-                <w:sz w:val="15"/>
-              </w:rPr>
-              <w:t xml:space="preserve">8 → </w:t>
-            </w:r>
-            <w:r>
-              <w:rPr>
-                <w:rFonts w:ascii="맑은 고딕" w:hAnsi="맑은 고딕" w:eastAsia="맑은 고딕"/>
-                <w:b/>
-                <w:sz w:val="15"/>
-              </w:rPr>
-              <w:t>12</w:t>
-            </w:r>
-            <w:r>
-              <w:rPr>
-                <w:rFonts w:ascii="맑은 고딕" w:hAnsi="맑은 고딕" w:eastAsia="맑은 고딕"/>
-                <w:b w:val="0"/>
-                <w:sz w:val="15"/>
-              </w:rPr>
-              <w:t>/12</w:t>
             </w:r>
           </w:p>
         </w:tc>
@@ -3365,7 +3656,139 @@
               <w:rPr>
                 <w:rFonts w:ascii="맑은 고딕" w:hAnsi="맑은 고딕" w:eastAsia="맑은 고딕"/>
                 <w:b w:val="0"/>
-                <w:sz w:val="15"/>
+                <w:sz w:val="14"/>
+              </w:rPr>
+              <w:t>18 (10)</w:t>
+            </w:r>
+          </w:p>
+        </w:tc>
+        <w:tc>
+          <w:tcPr>
+            <w:tcW w:type="dxa" w:w="1361"/>
+          </w:tcPr>
+          <w:p>
+            <w:pPr>
+              <w:spacing w:after="0"/>
+              <w:jc w:val="center"/>
+            </w:pPr>
+            <w:r/>
+            <w:r>
+              <w:rPr>
+                <w:rFonts w:ascii="맑은 고딕" w:hAnsi="맑은 고딕" w:eastAsia="맑은 고딕"/>
+                <w:b w:val="0"/>
+                <w:sz w:val="14"/>
+              </w:rPr>
+              <w:t xml:space="preserve">8 → </w:t>
+            </w:r>
+            <w:r>
+              <w:rPr>
+                <w:rFonts w:ascii="맑은 고딕" w:hAnsi="맑은 고딕" w:eastAsia="맑은 고딕"/>
+                <w:b/>
+                <w:sz w:val="14"/>
+              </w:rPr>
+              <w:t>9</w:t>
+            </w:r>
+            <w:r>
+              <w:rPr>
+                <w:rFonts w:ascii="맑은 고딕" w:hAnsi="맑은 고딕" w:eastAsia="맑은 고딕"/>
+                <w:b w:val="0"/>
+                <w:sz w:val="14"/>
+              </w:rPr>
+              <w:t>/10</w:t>
+            </w:r>
+          </w:p>
+        </w:tc>
+        <w:tc>
+          <w:tcPr>
+            <w:tcW w:type="dxa" w:w="1361"/>
+          </w:tcPr>
+          <w:p>
+            <w:pPr>
+              <w:spacing w:after="0"/>
+              <w:jc w:val="center"/>
+            </w:pPr>
+            <w:r/>
+            <w:r>
+              <w:rPr>
+                <w:rFonts w:ascii="맑은 고딕" w:hAnsi="맑은 고딕" w:eastAsia="맑은 고딕"/>
+                <w:b w:val="0"/>
+                <w:sz w:val="14"/>
+              </w:rPr>
+              <w:t xml:space="preserve">3 → </w:t>
+            </w:r>
+            <w:r>
+              <w:rPr>
+                <w:rFonts w:ascii="맑은 고딕" w:hAnsi="맑은 고딕" w:eastAsia="맑은 고딕"/>
+                <w:b/>
+                <w:sz w:val="14"/>
+              </w:rPr>
+              <w:t>8</w:t>
+            </w:r>
+            <w:r>
+              <w:rPr>
+                <w:rFonts w:ascii="맑은 고딕" w:hAnsi="맑은 고딕" w:eastAsia="맑은 고딕"/>
+                <w:b w:val="0"/>
+                <w:sz w:val="14"/>
+              </w:rPr>
+              <w:t>/8</w:t>
+            </w:r>
+          </w:p>
+        </w:tc>
+        <w:tc>
+          <w:tcPr>
+            <w:tcW w:type="dxa" w:w="624"/>
+          </w:tcPr>
+          <w:p>
+            <w:pPr>
+              <w:spacing w:after="0"/>
+              <w:jc w:val="center"/>
+            </w:pPr>
+            <w:r/>
+            <w:r>
+              <w:rPr>
+                <w:rFonts w:ascii="맑은 고딕" w:hAnsi="맑은 고딕" w:eastAsia="맑은 고딕"/>
+                <w:b w:val="0"/>
+                <w:sz w:val="14"/>
+              </w:rPr>
+              <w:t>0</w:t>
+            </w:r>
+          </w:p>
+        </w:tc>
+        <w:tc>
+          <w:tcPr>
+            <w:tcW w:type="dxa" w:w="737"/>
+          </w:tcPr>
+          <w:p>
+            <w:pPr>
+              <w:spacing w:after="0"/>
+              <w:jc w:val="center"/>
+            </w:pPr>
+            <w:r/>
+            <w:r>
+              <w:rPr>
+                <w:rFonts w:ascii="맑은 고딕" w:hAnsi="맑은 고딕" w:eastAsia="맑은 고딕"/>
+                <w:b w:val="0"/>
+                <w:sz w:val="14"/>
+              </w:rPr>
+              <w:t>0</w:t>
+            </w:r>
+          </w:p>
+        </w:tc>
+        <w:tc>
+          <w:tcPr>
+            <w:tcW w:type="dxa" w:w="737"/>
+          </w:tcPr>
+          <w:p>
+            <w:pPr>
+              <w:spacing w:after="0"/>
+              <w:jc w:val="center"/>
+            </w:pPr>
+            <w:r/>
+            <w:r>
+              <w:rPr>
+                <w:rFonts w:ascii="맑은 고딕" w:hAnsi="맑은 고딕" w:eastAsia="맑은 고딕"/>
+                <w:b w:val="0"/>
+                <w:sz w:val="14"/>
               </w:rPr>
               <w:t>0</w:t>
             </w:r>
@@ -3385,9 +3808,71 @@
               <w:rPr>
                 <w:rFonts w:ascii="맑은 고딕" w:hAnsi="맑은 고딕" w:eastAsia="맑은 고딕"/>
                 <w:b w:val="0"/>
-                <w:sz w:val="15"/>
+                <w:sz w:val="14"/>
               </w:rPr>
-              <w:t>0</w:t>
+              <w:t>2/2</w:t>
+            </w:r>
+          </w:p>
+        </w:tc>
+        <w:tc>
+          <w:tcPr>
+            <w:tcW w:type="dxa" w:w="1134"/>
+          </w:tcPr>
+          <w:p>
+            <w:pPr>
+              <w:spacing w:after="0"/>
+              <w:jc w:val="center"/>
+            </w:pPr>
+            <w:r/>
+            <w:r>
+              <w:rPr>
+                <w:rFonts w:ascii="맑은 고딕" w:hAnsi="맑은 고딕" w:eastAsia="맑은 고딕"/>
+                <w:b w:val="0"/>
+                <w:sz w:val="14"/>
+              </w:rPr>
+              <w:t>2/3</w:t>
+            </w:r>
+          </w:p>
+        </w:tc>
+        <w:tc>
+          <w:tcPr>
+            <w:tcW w:type="dxa" w:w="907"/>
+          </w:tcPr>
+          <w:p>
+            <w:pPr>
+              <w:spacing w:after="0"/>
+              <w:jc w:val="center"/>
+            </w:pPr>
+            <w:r/>
+            <w:r>
+              <w:rPr>
+                <w:rFonts w:ascii="맑은 고딕" w:hAnsi="맑은 고딕" w:eastAsia="맑은 고딕"/>
+                <w:b w:val="0"/>
+                <w:sz w:val="14"/>
+              </w:rPr>
+              <w:t>4/8</w:t>
+            </w:r>
+          </w:p>
+        </w:tc>
+      </w:tr>
+      <w:tr>
+        <w:tc>
+          <w:tcPr>
+            <w:tcW w:type="dxa" w:w="850"/>
+          </w:tcPr>
+          <w:p>
+            <w:pPr>
+              <w:spacing w:after="0"/>
+              <w:jc w:val="center"/>
+            </w:pPr>
+            <w:r/>
+            <w:r>
+              <w:rPr>
+                <w:rFonts w:ascii="맑은 고딕" w:hAnsi="맑은 고딕" w:eastAsia="맑은 고딕"/>
+                <w:b w:val="0"/>
+                <w:sz w:val="14"/>
+              </w:rPr>
+              <w:t>시드 1</w:t>
             </w:r>
           </w:p>
         </w:tc>
@@ -3405,15 +3890,15 @@
               <w:rPr>
                 <w:rFonts w:ascii="맑은 고딕" w:hAnsi="맑은 고딕" w:eastAsia="맑은 고딕"/>
                 <w:b w:val="0"/>
-                <w:sz w:val="15"/>
+                <w:sz w:val="14"/>
               </w:rPr>
-              <w:t>2</w:t>
+              <w:t>17 (11)</w:t>
             </w:r>
           </w:p>
         </w:tc>
         <w:tc>
           <w:tcPr>
-            <w:tcW w:type="dxa" w:w="794"/>
+            <w:tcW w:type="dxa" w:w="1361"/>
           </w:tcPr>
           <w:p>
             <w:pPr>
@@ -3425,9 +3910,141 @@
               <w:rPr>
                 <w:rFonts w:ascii="맑은 고딕" w:hAnsi="맑은 고딕" w:eastAsia="맑은 고딕"/>
                 <w:b w:val="0"/>
-                <w:sz w:val="15"/>
+                <w:sz w:val="14"/>
               </w:rPr>
-              <w:t>12</w:t>
+              <w:t xml:space="preserve">9 → </w:t>
+            </w:r>
+            <w:r>
+              <w:rPr>
+                <w:rFonts w:ascii="맑은 고딕" w:hAnsi="맑은 고딕" w:eastAsia="맑은 고딕"/>
+                <w:b/>
+                <w:sz w:val="14"/>
+              </w:rPr>
+              <w:t>10</w:t>
+            </w:r>
+            <w:r>
+              <w:rPr>
+                <w:rFonts w:ascii="맑은 고딕" w:hAnsi="맑은 고딕" w:eastAsia="맑은 고딕"/>
+                <w:b w:val="0"/>
+                <w:sz w:val="14"/>
+              </w:rPr>
+              <w:t>/11</w:t>
+            </w:r>
+          </w:p>
+        </w:tc>
+        <w:tc>
+          <w:tcPr>
+            <w:tcW w:type="dxa" w:w="1361"/>
+          </w:tcPr>
+          <w:p>
+            <w:pPr>
+              <w:spacing w:after="0"/>
+              <w:jc w:val="center"/>
+            </w:pPr>
+            <w:r/>
+            <w:r>
+              <w:rPr>
+                <w:rFonts w:ascii="맑은 고딕" w:hAnsi="맑은 고딕" w:eastAsia="맑은 고딕"/>
+                <w:b w:val="0"/>
+                <w:sz w:val="14"/>
+              </w:rPr>
+              <w:t xml:space="preserve">2 → </w:t>
+            </w:r>
+            <w:r>
+              <w:rPr>
+                <w:rFonts w:ascii="맑은 고딕" w:hAnsi="맑은 고딕" w:eastAsia="맑은 고딕"/>
+                <w:b/>
+                <w:sz w:val="14"/>
+              </w:rPr>
+              <w:t>5</w:t>
+            </w:r>
+            <w:r>
+              <w:rPr>
+                <w:rFonts w:ascii="맑은 고딕" w:hAnsi="맑은 고딕" w:eastAsia="맑은 고딕"/>
+                <w:b w:val="0"/>
+                <w:sz w:val="14"/>
+              </w:rPr>
+              <w:t>/6</w:t>
+            </w:r>
+          </w:p>
+        </w:tc>
+        <w:tc>
+          <w:tcPr>
+            <w:tcW w:type="dxa" w:w="624"/>
+          </w:tcPr>
+          <w:p>
+            <w:pPr>
+              <w:spacing w:after="0"/>
+              <w:jc w:val="center"/>
+            </w:pPr>
+            <w:r/>
+            <w:r>
+              <w:rPr>
+                <w:rFonts w:ascii="맑은 고딕" w:hAnsi="맑은 고딕" w:eastAsia="맑은 고딕"/>
+                <w:b w:val="0"/>
+                <w:sz w:val="14"/>
+              </w:rPr>
+              <w:t>0</w:t>
+            </w:r>
+          </w:p>
+        </w:tc>
+        <w:tc>
+          <w:tcPr>
+            <w:tcW w:type="dxa" w:w="737"/>
+          </w:tcPr>
+          <w:p>
+            <w:pPr>
+              <w:spacing w:after="0"/>
+              <w:jc w:val="center"/>
+            </w:pPr>
+            <w:r/>
+            <w:r>
+              <w:rPr>
+                <w:rFonts w:ascii="맑은 고딕" w:hAnsi="맑은 고딕" w:eastAsia="맑은 고딕"/>
+                <w:b w:val="0"/>
+                <w:sz w:val="14"/>
+              </w:rPr>
+              <w:t>1</w:t>
+            </w:r>
+          </w:p>
+        </w:tc>
+        <w:tc>
+          <w:tcPr>
+            <w:tcW w:type="dxa" w:w="737"/>
+          </w:tcPr>
+          <w:p>
+            <w:pPr>
+              <w:spacing w:after="0"/>
+              <w:jc w:val="center"/>
+            </w:pPr>
+            <w:r/>
+            <w:r>
+              <w:rPr>
+                <w:rFonts w:ascii="맑은 고딕" w:hAnsi="맑은 고딕" w:eastAsia="맑은 고딕"/>
+                <w:b w:val="0"/>
+                <w:sz w:val="14"/>
+              </w:rPr>
+              <w:t>3</w:t>
+            </w:r>
+          </w:p>
+        </w:tc>
+        <w:tc>
+          <w:tcPr>
+            <w:tcW w:type="dxa" w:w="907"/>
+          </w:tcPr>
+          <w:p>
+            <w:pPr>
+              <w:spacing w:after="0"/>
+              <w:jc w:val="center"/>
+            </w:pPr>
+            <w:r/>
+            <w:r>
+              <w:rPr>
+                <w:rFonts w:ascii="맑은 고딕" w:hAnsi="맑은 고딕" w:eastAsia="맑은 고딕"/>
+                <w:b w:val="0"/>
+                <w:sz w:val="14"/>
+              </w:rPr>
+              <w:t>2/2</w:t>
             </w:r>
           </w:p>
         </w:tc>
@@ -3445,17 +4062,15 @@
               <w:rPr>
                 <w:rFonts w:ascii="맑은 고딕" w:hAnsi="맑은 고딕" w:eastAsia="맑은 고딕"/>
                 <w:b w:val="0"/>
-                <w:sz w:val="15"/>
+                <w:sz w:val="14"/>
               </w:rPr>
-              <w:t>0/0</w:t>
+              <w:t>2/3</w:t>
             </w:r>
           </w:p>
         </w:tc>
-      </w:tr>
-      <w:tr>
         <w:tc>
           <w:tcPr>
-            <w:tcW w:type="dxa" w:w="964"/>
+            <w:tcW w:type="dxa" w:w="907"/>
           </w:tcPr>
           <w:p>
             <w:pPr>
@@ -3467,15 +4082,17 @@
               <w:rPr>
                 <w:rFonts w:ascii="맑은 고딕" w:hAnsi="맑은 고딕" w:eastAsia="맑은 고딕"/>
                 <w:b w:val="0"/>
-                <w:sz w:val="15"/>
+                <w:sz w:val="14"/>
               </w:rPr>
-              <w:t>시드 1</w:t>
+              <w:t>4/7</w:t>
             </w:r>
           </w:p>
         </w:tc>
+      </w:tr>
+      <w:tr>
         <w:tc>
           <w:tcPr>
-            <w:tcW w:type="dxa" w:w="964"/>
+            <w:tcW w:type="dxa" w:w="850"/>
           </w:tcPr>
           <w:p>
             <w:pPr>
@@ -3487,81 +4104,9 @@
               <w:rPr>
                 <w:rFonts w:ascii="맑은 고딕" w:hAnsi="맑은 고딕" w:eastAsia="맑은 고딕"/>
                 <w:b w:val="0"/>
-                <w:sz w:val="15"/>
+                <w:sz w:val="14"/>
               </w:rPr>
-              <w:t>18 (9)</w:t>
-            </w:r>
-          </w:p>
-        </w:tc>
-        <w:tc>
-          <w:tcPr>
-            <w:tcW w:type="dxa" w:w="1531"/>
-          </w:tcPr>
-          <w:p>
-            <w:pPr>
-              <w:spacing w:after="0"/>
-              <w:jc w:val="center"/>
-            </w:pPr>
-            <w:r/>
-            <w:r>
-              <w:rPr>
-                <w:rFonts w:ascii="맑은 고딕" w:hAnsi="맑은 고딕" w:eastAsia="맑은 고딕"/>
-                <w:b w:val="0"/>
-                <w:sz w:val="15"/>
-              </w:rPr>
-              <w:t xml:space="preserve">7 → </w:t>
-            </w:r>
-            <w:r>
-              <w:rPr>
-                <w:rFonts w:ascii="맑은 고딕" w:hAnsi="맑은 고딕" w:eastAsia="맑은 고딕"/>
-                <w:b/>
-                <w:sz w:val="15"/>
-              </w:rPr>
-              <w:t>9</w:t>
-            </w:r>
-            <w:r>
-              <w:rPr>
-                <w:rFonts w:ascii="맑은 고딕" w:hAnsi="맑은 고딕" w:eastAsia="맑은 고딕"/>
-                <w:b w:val="0"/>
-                <w:sz w:val="15"/>
-              </w:rPr>
-              <w:t>/9</w:t>
-            </w:r>
-          </w:p>
-        </w:tc>
-        <w:tc>
-          <w:tcPr>
-            <w:tcW w:type="dxa" w:w="1531"/>
-          </w:tcPr>
-          <w:p>
-            <w:pPr>
-              <w:spacing w:after="0"/>
-              <w:jc w:val="center"/>
-            </w:pPr>
-            <w:r/>
-            <w:r>
-              <w:rPr>
-                <w:rFonts w:ascii="맑은 고딕" w:hAnsi="맑은 고딕" w:eastAsia="맑은 고딕"/>
-                <w:b w:val="0"/>
-                <w:sz w:val="15"/>
-              </w:rPr>
-              <w:t xml:space="preserve">4 → </w:t>
-            </w:r>
-            <w:r>
-              <w:rPr>
-                <w:rFonts w:ascii="맑은 고딕" w:hAnsi="맑은 고딕" w:eastAsia="맑은 고딕"/>
-                <w:b/>
-                <w:sz w:val="15"/>
-              </w:rPr>
-              <w:t>8</w:t>
-            </w:r>
-            <w:r>
-              <w:rPr>
-                <w:rFonts w:ascii="맑은 고딕" w:hAnsi="맑은 고딕" w:eastAsia="맑은 고딕"/>
-                <w:b w:val="0"/>
-                <w:sz w:val="15"/>
-              </w:rPr>
-              <w:t>/9</w:t>
+              <w:t>시드 2</w:t>
             </w:r>
           </w:p>
         </w:tc>
@@ -3579,7 +4124,139 @@
               <w:rPr>
                 <w:rFonts w:ascii="맑은 고딕" w:hAnsi="맑은 고딕" w:eastAsia="맑은 고딕"/>
                 <w:b w:val="0"/>
-                <w:sz w:val="15"/>
+                <w:sz w:val="14"/>
+              </w:rPr>
+              <w:t>17 (8)</w:t>
+            </w:r>
+          </w:p>
+        </w:tc>
+        <w:tc>
+          <w:tcPr>
+            <w:tcW w:type="dxa" w:w="1361"/>
+          </w:tcPr>
+          <w:p>
+            <w:pPr>
+              <w:spacing w:after="0"/>
+              <w:jc w:val="center"/>
+            </w:pPr>
+            <w:r/>
+            <w:r>
+              <w:rPr>
+                <w:rFonts w:ascii="맑은 고딕" w:hAnsi="맑은 고딕" w:eastAsia="맑은 고딕"/>
+                <w:b w:val="0"/>
+                <w:sz w:val="14"/>
+              </w:rPr>
+              <w:t xml:space="preserve">6 → </w:t>
+            </w:r>
+            <w:r>
+              <w:rPr>
+                <w:rFonts w:ascii="맑은 고딕" w:hAnsi="맑은 고딕" w:eastAsia="맑은 고딕"/>
+                <w:b/>
+                <w:sz w:val="14"/>
+              </w:rPr>
+              <w:t>8</w:t>
+            </w:r>
+            <w:r>
+              <w:rPr>
+                <w:rFonts w:ascii="맑은 고딕" w:hAnsi="맑은 고딕" w:eastAsia="맑은 고딕"/>
+                <w:b w:val="0"/>
+                <w:sz w:val="14"/>
+              </w:rPr>
+              <w:t>/8</w:t>
+            </w:r>
+          </w:p>
+        </w:tc>
+        <w:tc>
+          <w:tcPr>
+            <w:tcW w:type="dxa" w:w="1361"/>
+          </w:tcPr>
+          <w:p>
+            <w:pPr>
+              <w:spacing w:after="0"/>
+              <w:jc w:val="center"/>
+            </w:pPr>
+            <w:r/>
+            <w:r>
+              <w:rPr>
+                <w:rFonts w:ascii="맑은 고딕" w:hAnsi="맑은 고딕" w:eastAsia="맑은 고딕"/>
+                <w:b w:val="0"/>
+                <w:sz w:val="14"/>
+              </w:rPr>
+              <w:t xml:space="preserve">4 → </w:t>
+            </w:r>
+            <w:r>
+              <w:rPr>
+                <w:rFonts w:ascii="맑은 고딕" w:hAnsi="맑은 고딕" w:eastAsia="맑은 고딕"/>
+                <w:b/>
+                <w:sz w:val="14"/>
+              </w:rPr>
+              <w:t>9</w:t>
+            </w:r>
+            <w:r>
+              <w:rPr>
+                <w:rFonts w:ascii="맑은 고딕" w:hAnsi="맑은 고딕" w:eastAsia="맑은 고딕"/>
+                <w:b w:val="0"/>
+                <w:sz w:val="14"/>
+              </w:rPr>
+              <w:t>/9</w:t>
+            </w:r>
+          </w:p>
+        </w:tc>
+        <w:tc>
+          <w:tcPr>
+            <w:tcW w:type="dxa" w:w="624"/>
+          </w:tcPr>
+          <w:p>
+            <w:pPr>
+              <w:spacing w:after="0"/>
+              <w:jc w:val="center"/>
+            </w:pPr>
+            <w:r/>
+            <w:r>
+              <w:rPr>
+                <w:rFonts w:ascii="맑은 고딕" w:hAnsi="맑은 고딕" w:eastAsia="맑은 고딕"/>
+                <w:b w:val="0"/>
+                <w:sz w:val="14"/>
+              </w:rPr>
+              <w:t>0</w:t>
+            </w:r>
+          </w:p>
+        </w:tc>
+        <w:tc>
+          <w:tcPr>
+            <w:tcW w:type="dxa" w:w="737"/>
+          </w:tcPr>
+          <w:p>
+            <w:pPr>
+              <w:spacing w:after="0"/>
+              <w:jc w:val="center"/>
+            </w:pPr>
+            <w:r/>
+            <w:r>
+              <w:rPr>
+                <w:rFonts w:ascii="맑은 고딕" w:hAnsi="맑은 고딕" w:eastAsia="맑은 고딕"/>
+                <w:b w:val="0"/>
+                <w:sz w:val="14"/>
+              </w:rPr>
+              <w:t>0</w:t>
+            </w:r>
+          </w:p>
+        </w:tc>
+        <w:tc>
+          <w:tcPr>
+            <w:tcW w:type="dxa" w:w="737"/>
+          </w:tcPr>
+          <w:p>
+            <w:pPr>
+              <w:spacing w:after="0"/>
+              <w:jc w:val="center"/>
+            </w:pPr>
+            <w:r/>
+            <w:r>
+              <w:rPr>
+                <w:rFonts w:ascii="맑은 고딕" w:hAnsi="맑은 고딕" w:eastAsia="맑은 고딕"/>
+                <w:b w:val="0"/>
+                <w:sz w:val="14"/>
               </w:rPr>
               <w:t>0</w:t>
             </w:r>
@@ -3599,9 +4276,71 @@
               <w:rPr>
                 <w:rFonts w:ascii="맑은 고딕" w:hAnsi="맑은 고딕" w:eastAsia="맑은 고딕"/>
                 <w:b w:val="0"/>
-                <w:sz w:val="15"/>
+                <w:sz w:val="14"/>
               </w:rPr>
-              <w:t>0</w:t>
+              <w:t>2/2</w:t>
+            </w:r>
+          </w:p>
+        </w:tc>
+        <w:tc>
+          <w:tcPr>
+            <w:tcW w:type="dxa" w:w="1134"/>
+          </w:tcPr>
+          <w:p>
+            <w:pPr>
+              <w:spacing w:after="0"/>
+              <w:jc w:val="center"/>
+            </w:pPr>
+            <w:r/>
+            <w:r>
+              <w:rPr>
+                <w:rFonts w:ascii="맑은 고딕" w:hAnsi="맑은 고딕" w:eastAsia="맑은 고딕"/>
+                <w:b w:val="0"/>
+                <w:sz w:val="14"/>
+              </w:rPr>
+              <w:t>3/4</w:t>
+            </w:r>
+          </w:p>
+        </w:tc>
+        <w:tc>
+          <w:tcPr>
+            <w:tcW w:type="dxa" w:w="907"/>
+          </w:tcPr>
+          <w:p>
+            <w:pPr>
+              <w:spacing w:after="0"/>
+              <w:jc w:val="center"/>
+            </w:pPr>
+            <w:r/>
+            <w:r>
+              <w:rPr>
+                <w:rFonts w:ascii="맑은 고딕" w:hAnsi="맑은 고딕" w:eastAsia="맑은 고딕"/>
+                <w:b w:val="0"/>
+                <w:sz w:val="14"/>
+              </w:rPr>
+              <w:t>5/6</w:t>
+            </w:r>
+          </w:p>
+        </w:tc>
+      </w:tr>
+      <w:tr>
+        <w:tc>
+          <w:tcPr>
+            <w:tcW w:type="dxa" w:w="850"/>
+          </w:tcPr>
+          <w:p>
+            <w:pPr>
+              <w:spacing w:after="0"/>
+              <w:jc w:val="center"/>
+            </w:pPr>
+            <w:r/>
+            <w:r>
+              <w:rPr>
+                <w:rFonts w:ascii="맑은 고딕" w:hAnsi="맑은 고딕" w:eastAsia="맑은 고딕"/>
+                <w:b w:val="0"/>
+                <w:sz w:val="14"/>
+              </w:rPr>
+              <w:t>시드 3</w:t>
             </w:r>
           </w:p>
         </w:tc>
@@ -3619,15 +4358,15 @@
               <w:rPr>
                 <w:rFonts w:ascii="맑은 고딕" w:hAnsi="맑은 고딕" w:eastAsia="맑은 고딕"/>
                 <w:b w:val="0"/>
-                <w:sz w:val="15"/>
+                <w:sz w:val="14"/>
               </w:rPr>
-              <w:t>1</w:t>
+              <w:t>17 (10)</w:t>
             </w:r>
           </w:p>
         </w:tc>
         <w:tc>
           <w:tcPr>
-            <w:tcW w:type="dxa" w:w="794"/>
+            <w:tcW w:type="dxa" w:w="1361"/>
           </w:tcPr>
           <w:p>
             <w:pPr>
@@ -3639,15 +4378,31 @@
               <w:rPr>
                 <w:rFonts w:ascii="맑은 고딕" w:hAnsi="맑은 고딕" w:eastAsia="맑은 고딕"/>
                 <w:b w:val="0"/>
-                <w:sz w:val="15"/>
+                <w:sz w:val="14"/>
               </w:rPr>
-              <w:t>9</w:t>
+              <w:t xml:space="preserve">8 → </w:t>
+            </w:r>
+            <w:r>
+              <w:rPr>
+                <w:rFonts w:ascii="맑은 고딕" w:hAnsi="맑은 고딕" w:eastAsia="맑은 고딕"/>
+                <w:b/>
+                <w:sz w:val="14"/>
+              </w:rPr>
+              <w:t>8</w:t>
+            </w:r>
+            <w:r>
+              <w:rPr>
+                <w:rFonts w:ascii="맑은 고딕" w:hAnsi="맑은 고딕" w:eastAsia="맑은 고딕"/>
+                <w:b w:val="0"/>
+                <w:sz w:val="14"/>
+              </w:rPr>
+              <w:t>/10</w:t>
             </w:r>
           </w:p>
         </w:tc>
         <w:tc>
           <w:tcPr>
-            <w:tcW w:type="dxa" w:w="1134"/>
+            <w:tcW w:type="dxa" w:w="1361"/>
           </w:tcPr>
           <w:p>
             <w:pPr>
@@ -3659,17 +4414,31 @@
               <w:rPr>
                 <w:rFonts w:ascii="맑은 고딕" w:hAnsi="맑은 고딕" w:eastAsia="맑은 고딕"/>
                 <w:b w:val="0"/>
-                <w:sz w:val="15"/>
+                <w:sz w:val="14"/>
               </w:rPr>
-              <w:t>2/2</w:t>
+              <w:t xml:space="preserve">2 → </w:t>
+            </w:r>
+            <w:r>
+              <w:rPr>
+                <w:rFonts w:ascii="맑은 고딕" w:hAnsi="맑은 고딕" w:eastAsia="맑은 고딕"/>
+                <w:b/>
+                <w:sz w:val="14"/>
+              </w:rPr>
+              <w:t>7</w:t>
+            </w:r>
+            <w:r>
+              <w:rPr>
+                <w:rFonts w:ascii="맑은 고딕" w:hAnsi="맑은 고딕" w:eastAsia="맑은 고딕"/>
+                <w:b w:val="0"/>
+                <w:sz w:val="14"/>
+              </w:rPr>
+              <w:t>/7</w:t>
             </w:r>
           </w:p>
         </w:tc>
-      </w:tr>
-      <w:tr>
         <w:tc>
           <w:tcPr>
-            <w:tcW w:type="dxa" w:w="964"/>
+            <w:tcW w:type="dxa" w:w="624"/>
           </w:tcPr>
           <w:p>
             <w:pPr>
@@ -3681,15 +4450,15 @@
               <w:rPr>
                 <w:rFonts w:ascii="맑은 고딕" w:hAnsi="맑은 고딕" w:eastAsia="맑은 고딕"/>
                 <w:b w:val="0"/>
-                <w:sz w:val="15"/>
+                <w:sz w:val="14"/>
               </w:rPr>
-              <w:t>시드 2</w:t>
+              <w:t>0</w:t>
             </w:r>
           </w:p>
         </w:tc>
         <w:tc>
           <w:tcPr>
-            <w:tcW w:type="dxa" w:w="964"/>
+            <w:tcW w:type="dxa" w:w="737"/>
           </w:tcPr>
           <w:p>
             <w:pPr>
@@ -3701,15 +4470,15 @@
               <w:rPr>
                 <w:rFonts w:ascii="맑은 고딕" w:hAnsi="맑은 고딕" w:eastAsia="맑은 고딕"/>
                 <w:b w:val="0"/>
-                <w:sz w:val="15"/>
+                <w:sz w:val="14"/>
               </w:rPr>
-              <w:t>17 (5)</w:t>
+              <w:t>2</w:t>
             </w:r>
           </w:p>
         </w:tc>
         <w:tc>
           <w:tcPr>
-            <w:tcW w:type="dxa" w:w="1531"/>
+            <w:tcW w:type="dxa" w:w="737"/>
           </w:tcPr>
           <w:p>
             <w:pPr>
@@ -3721,79 +4490,7 @@
               <w:rPr>
                 <w:rFonts w:ascii="맑은 고딕" w:hAnsi="맑은 고딕" w:eastAsia="맑은 고딕"/>
                 <w:b w:val="0"/>
-                <w:sz w:val="15"/>
-              </w:rPr>
-              <w:t xml:space="preserve">3 → </w:t>
-            </w:r>
-            <w:r>
-              <w:rPr>
-                <w:rFonts w:ascii="맑은 고딕" w:hAnsi="맑은 고딕" w:eastAsia="맑은 고딕"/>
-                <w:b/>
-                <w:sz w:val="15"/>
-              </w:rPr>
-              <w:t>4</w:t>
-            </w:r>
-            <w:r>
-              <w:rPr>
-                <w:rFonts w:ascii="맑은 고딕" w:hAnsi="맑은 고딕" w:eastAsia="맑은 고딕"/>
-                <w:b w:val="0"/>
-                <w:sz w:val="15"/>
-              </w:rPr>
-              <w:t>/5</w:t>
-            </w:r>
-          </w:p>
-        </w:tc>
-        <w:tc>
-          <w:tcPr>
-            <w:tcW w:type="dxa" w:w="1531"/>
-          </w:tcPr>
-          <w:p>
-            <w:pPr>
-              <w:spacing w:after="0"/>
-              <w:jc w:val="center"/>
-            </w:pPr>
-            <w:r/>
-            <w:r>
-              <w:rPr>
-                <w:rFonts w:ascii="맑은 고딕" w:hAnsi="맑은 고딕" w:eastAsia="맑은 고딕"/>
-                <w:b w:val="0"/>
-                <w:sz w:val="15"/>
-              </w:rPr>
-              <w:t xml:space="preserve">6 → </w:t>
-            </w:r>
-            <w:r>
-              <w:rPr>
-                <w:rFonts w:ascii="맑은 고딕" w:hAnsi="맑은 고딕" w:eastAsia="맑은 고딕"/>
-                <w:b/>
-                <w:sz w:val="15"/>
-              </w:rPr>
-              <w:t>11</w:t>
-            </w:r>
-            <w:r>
-              <w:rPr>
-                <w:rFonts w:ascii="맑은 고딕" w:hAnsi="맑은 고딕" w:eastAsia="맑은 고딕"/>
-                <w:b w:val="0"/>
-                <w:sz w:val="15"/>
-              </w:rPr>
-              <w:t>/12</w:t>
-            </w:r>
-          </w:p>
-        </w:tc>
-        <w:tc>
-          <w:tcPr>
-            <w:tcW w:type="dxa" w:w="850"/>
-          </w:tcPr>
-          <w:p>
-            <w:pPr>
-              <w:spacing w:after="0"/>
-              <w:jc w:val="center"/>
-            </w:pPr>
-            <w:r/>
-            <w:r>
-              <w:rPr>
-                <w:rFonts w:ascii="맑은 고딕" w:hAnsi="맑은 고딕" w:eastAsia="맑은 고딕"/>
-                <w:b w:val="0"/>
-                <w:sz w:val="15"/>
+                <w:sz w:val="14"/>
               </w:rPr>
               <w:t>0</w:t>
             </w:r>
@@ -3813,9 +4510,71 @@
               <w:rPr>
                 <w:rFonts w:ascii="맑은 고딕" w:hAnsi="맑은 고딕" w:eastAsia="맑은 고딕"/>
                 <w:b w:val="0"/>
-                <w:sz w:val="15"/>
+                <w:sz w:val="14"/>
               </w:rPr>
-              <w:t>0</w:t>
+              <w:t>2/2</w:t>
+            </w:r>
+          </w:p>
+        </w:tc>
+        <w:tc>
+          <w:tcPr>
+            <w:tcW w:type="dxa" w:w="1134"/>
+          </w:tcPr>
+          <w:p>
+            <w:pPr>
+              <w:spacing w:after="0"/>
+              <w:jc w:val="center"/>
+            </w:pPr>
+            <w:r/>
+            <w:r>
+              <w:rPr>
+                <w:rFonts w:ascii="맑은 고딕" w:hAnsi="맑은 고딕" w:eastAsia="맑은 고딕"/>
+                <w:b w:val="0"/>
+                <w:sz w:val="14"/>
+              </w:rPr>
+              <w:t>3/3</w:t>
+            </w:r>
+          </w:p>
+        </w:tc>
+        <w:tc>
+          <w:tcPr>
+            <w:tcW w:type="dxa" w:w="907"/>
+          </w:tcPr>
+          <w:p>
+            <w:pPr>
+              <w:spacing w:after="0"/>
+              <w:jc w:val="center"/>
+            </w:pPr>
+            <w:r/>
+            <w:r>
+              <w:rPr>
+                <w:rFonts w:ascii="맑은 고딕" w:hAnsi="맑은 고딕" w:eastAsia="맑은 고딕"/>
+                <w:b w:val="0"/>
+                <w:sz w:val="14"/>
+              </w:rPr>
+              <w:t>3/7</w:t>
+            </w:r>
+          </w:p>
+        </w:tc>
+      </w:tr>
+      <w:tr>
+        <w:tc>
+          <w:tcPr>
+            <w:tcW w:type="dxa" w:w="850"/>
+          </w:tcPr>
+          <w:p>
+            <w:pPr>
+              <w:spacing w:after="0"/>
+              <w:jc w:val="center"/>
+            </w:pPr>
+            <w:r/>
+            <w:r>
+              <w:rPr>
+                <w:rFonts w:ascii="맑은 고딕" w:hAnsi="맑은 고딕" w:eastAsia="맑은 고딕"/>
+                <w:b w:val="0"/>
+                <w:sz w:val="14"/>
+              </w:rPr>
+              <w:t>시드 4</w:t>
             </w:r>
           </w:p>
         </w:tc>
@@ -3833,15 +4592,15 @@
               <w:rPr>
                 <w:rFonts w:ascii="맑은 고딕" w:hAnsi="맑은 고딕" w:eastAsia="맑은 고딕"/>
                 <w:b w:val="0"/>
-                <w:sz w:val="15"/>
+                <w:sz w:val="14"/>
               </w:rPr>
-              <w:t>1</w:t>
+              <w:t>18 (8)</w:t>
             </w:r>
           </w:p>
         </w:tc>
         <w:tc>
           <w:tcPr>
-            <w:tcW w:type="dxa" w:w="794"/>
+            <w:tcW w:type="dxa" w:w="1361"/>
           </w:tcPr>
           <w:p>
             <w:pPr>
@@ -3853,15 +4612,31 @@
               <w:rPr>
                 <w:rFonts w:ascii="맑은 고딕" w:hAnsi="맑은 고딕" w:eastAsia="맑은 고딕"/>
                 <w:b w:val="0"/>
-                <w:sz w:val="15"/>
+                <w:sz w:val="14"/>
               </w:rPr>
-              <w:t>8</w:t>
+              <w:t xml:space="preserve">6 → </w:t>
+            </w:r>
+            <w:r>
+              <w:rPr>
+                <w:rFonts w:ascii="맑은 고딕" w:hAnsi="맑은 고딕" w:eastAsia="맑은 고딕"/>
+                <w:b/>
+                <w:sz w:val="14"/>
+              </w:rPr>
+              <w:t>6</w:t>
+            </w:r>
+            <w:r>
+              <w:rPr>
+                <w:rFonts w:ascii="맑은 고딕" w:hAnsi="맑은 고딕" w:eastAsia="맑은 고딕"/>
+                <w:b w:val="0"/>
+                <w:sz w:val="14"/>
+              </w:rPr>
+              <w:t>/8</w:t>
             </w:r>
           </w:p>
         </w:tc>
         <w:tc>
           <w:tcPr>
-            <w:tcW w:type="dxa" w:w="1134"/>
+            <w:tcW w:type="dxa" w:w="1361"/>
           </w:tcPr>
           <w:p>
             <w:pPr>
@@ -3873,17 +4648,31 @@
               <w:rPr>
                 <w:rFonts w:ascii="맑은 고딕" w:hAnsi="맑은 고딕" w:eastAsia="맑은 고딕"/>
                 <w:b w:val="0"/>
-                <w:sz w:val="15"/>
+                <w:sz w:val="14"/>
               </w:rPr>
-              <w:t>0/0</w:t>
+              <w:t xml:space="preserve">4 → </w:t>
+            </w:r>
+            <w:r>
+              <w:rPr>
+                <w:rFonts w:ascii="맑은 고딕" w:hAnsi="맑은 고딕" w:eastAsia="맑은 고딕"/>
+                <w:b/>
+                <w:sz w:val="14"/>
+              </w:rPr>
+              <w:t>10</w:t>
+            </w:r>
+            <w:r>
+              <w:rPr>
+                <w:rFonts w:ascii="맑은 고딕" w:hAnsi="맑은 고딕" w:eastAsia="맑은 고딕"/>
+                <w:b w:val="0"/>
+                <w:sz w:val="14"/>
+              </w:rPr>
+              <w:t>/10</w:t>
             </w:r>
           </w:p>
         </w:tc>
-      </w:tr>
-      <w:tr>
         <w:tc>
           <w:tcPr>
-            <w:tcW w:type="dxa" w:w="964"/>
+            <w:tcW w:type="dxa" w:w="624"/>
           </w:tcPr>
           <w:p>
             <w:pPr>
@@ -3895,15 +4684,15 @@
               <w:rPr>
                 <w:rFonts w:ascii="맑은 고딕" w:hAnsi="맑은 고딕" w:eastAsia="맑은 고딕"/>
                 <w:b w:val="0"/>
-                <w:sz w:val="15"/>
+                <w:sz w:val="14"/>
               </w:rPr>
-              <w:t>시드 3</w:t>
+              <w:t>0</w:t>
             </w:r>
           </w:p>
         </w:tc>
         <w:tc>
           <w:tcPr>
-            <w:tcW w:type="dxa" w:w="964"/>
+            <w:tcW w:type="dxa" w:w="737"/>
           </w:tcPr>
           <w:p>
             <w:pPr>
@@ -3915,15 +4704,15 @@
               <w:rPr>
                 <w:rFonts w:ascii="맑은 고딕" w:hAnsi="맑은 고딕" w:eastAsia="맑은 고딕"/>
                 <w:b w:val="0"/>
-                <w:sz w:val="15"/>
+                <w:sz w:val="14"/>
               </w:rPr>
-              <w:t>17 (9)</w:t>
+              <w:t>1</w:t>
             </w:r>
           </w:p>
         </w:tc>
         <w:tc>
           <w:tcPr>
-            <w:tcW w:type="dxa" w:w="1531"/>
+            <w:tcW w:type="dxa" w:w="737"/>
           </w:tcPr>
           <w:p>
             <w:pPr>
@@ -3935,79 +4724,7 @@
               <w:rPr>
                 <w:rFonts w:ascii="맑은 고딕" w:hAnsi="맑은 고딕" w:eastAsia="맑은 고딕"/>
                 <w:b w:val="0"/>
-                <w:sz w:val="15"/>
-              </w:rPr>
-              <w:t xml:space="preserve">5 → </w:t>
-            </w:r>
-            <w:r>
-              <w:rPr>
-                <w:rFonts w:ascii="맑은 고딕" w:hAnsi="맑은 고딕" w:eastAsia="맑은 고딕"/>
-                <w:b/>
-                <w:sz w:val="15"/>
-              </w:rPr>
-              <w:t>7</w:t>
-            </w:r>
-            <w:r>
-              <w:rPr>
-                <w:rFonts w:ascii="맑은 고딕" w:hAnsi="맑은 고딕" w:eastAsia="맑은 고딕"/>
-                <w:b w:val="0"/>
-                <w:sz w:val="15"/>
-              </w:rPr>
-              <w:t>/9</w:t>
-            </w:r>
-          </w:p>
-        </w:tc>
-        <w:tc>
-          <w:tcPr>
-            <w:tcW w:type="dxa" w:w="1531"/>
-          </w:tcPr>
-          <w:p>
-            <w:pPr>
-              <w:spacing w:after="0"/>
-              <w:jc w:val="center"/>
-            </w:pPr>
-            <w:r/>
-            <w:r>
-              <w:rPr>
-                <w:rFonts w:ascii="맑은 고딕" w:hAnsi="맑은 고딕" w:eastAsia="맑은 고딕"/>
-                <w:b w:val="0"/>
-                <w:sz w:val="15"/>
-              </w:rPr>
-              <w:t xml:space="preserve">3 → </w:t>
-            </w:r>
-            <w:r>
-              <w:rPr>
-                <w:rFonts w:ascii="맑은 고딕" w:hAnsi="맑은 고딕" w:eastAsia="맑은 고딕"/>
-                <w:b/>
-                <w:sz w:val="15"/>
-              </w:rPr>
-              <w:t>8</w:t>
-            </w:r>
-            <w:r>
-              <w:rPr>
-                <w:rFonts w:ascii="맑은 고딕" w:hAnsi="맑은 고딕" w:eastAsia="맑은 고딕"/>
-                <w:b w:val="0"/>
-                <w:sz w:val="15"/>
-              </w:rPr>
-              <w:t>/8</w:t>
-            </w:r>
-          </w:p>
-        </w:tc>
-        <w:tc>
-          <w:tcPr>
-            <w:tcW w:type="dxa" w:w="850"/>
-          </w:tcPr>
-          <w:p>
-            <w:pPr>
-              <w:spacing w:after="0"/>
-              <w:jc w:val="center"/>
-            </w:pPr>
-            <w:r/>
-            <w:r>
-              <w:rPr>
-                <w:rFonts w:ascii="맑은 고딕" w:hAnsi="맑은 고딕" w:eastAsia="맑은 고딕"/>
-                <w:b w:val="0"/>
-                <w:sz w:val="15"/>
+                <w:sz w:val="14"/>
               </w:rPr>
               <w:t>0</w:t>
             </w:r>
@@ -4027,9 +4744,71 @@
               <w:rPr>
                 <w:rFonts w:ascii="맑은 고딕" w:hAnsi="맑은 고딕" w:eastAsia="맑은 고딕"/>
                 <w:b w:val="0"/>
-                <w:sz w:val="15"/>
+                <w:sz w:val="14"/>
               </w:rPr>
-              <w:t>0</w:t>
+              <w:t>2/2</w:t>
+            </w:r>
+          </w:p>
+        </w:tc>
+        <w:tc>
+          <w:tcPr>
+            <w:tcW w:type="dxa" w:w="1134"/>
+          </w:tcPr>
+          <w:p>
+            <w:pPr>
+              <w:spacing w:after="0"/>
+              <w:jc w:val="center"/>
+            </w:pPr>
+            <w:r/>
+            <w:r>
+              <w:rPr>
+                <w:rFonts w:ascii="맑은 고딕" w:hAnsi="맑은 고딕" w:eastAsia="맑은 고딕"/>
+                <w:b w:val="0"/>
+                <w:sz w:val="14"/>
+              </w:rPr>
+              <w:t>2/4</w:t>
+            </w:r>
+          </w:p>
+        </w:tc>
+        <w:tc>
+          <w:tcPr>
+            <w:tcW w:type="dxa" w:w="907"/>
+          </w:tcPr>
+          <w:p>
+            <w:pPr>
+              <w:spacing w:after="0"/>
+              <w:jc w:val="center"/>
+            </w:pPr>
+            <w:r/>
+            <w:r>
+              <w:rPr>
+                <w:rFonts w:ascii="맑은 고딕" w:hAnsi="맑은 고딕" w:eastAsia="맑은 고딕"/>
+                <w:b w:val="0"/>
+                <w:sz w:val="14"/>
+              </w:rPr>
+              <w:t>4/8</w:t>
+            </w:r>
+          </w:p>
+        </w:tc>
+      </w:tr>
+      <w:tr>
+        <w:tc>
+          <w:tcPr>
+            <w:tcW w:type="dxa" w:w="850"/>
+          </w:tcPr>
+          <w:p>
+            <w:pPr>
+              <w:spacing w:after="0"/>
+              <w:jc w:val="center"/>
+            </w:pPr>
+            <w:r/>
+            <w:r>
+              <w:rPr>
+                <w:rFonts w:ascii="맑은 고딕" w:hAnsi="맑은 고딕" w:eastAsia="맑은 고딕"/>
+                <w:b w:val="0"/>
+                <w:sz w:val="14"/>
+              </w:rPr>
+              <w:t>시드 5</w:t>
             </w:r>
           </w:p>
         </w:tc>
@@ -4047,15 +4826,15 @@
               <w:rPr>
                 <w:rFonts w:ascii="맑은 고딕" w:hAnsi="맑은 고딕" w:eastAsia="맑은 고딕"/>
                 <w:b w:val="0"/>
-                <w:sz w:val="15"/>
+                <w:sz w:val="14"/>
               </w:rPr>
-              <w:t>0</w:t>
+              <w:t>17 (7)</w:t>
             </w:r>
           </w:p>
         </w:tc>
         <w:tc>
           <w:tcPr>
-            <w:tcW w:type="dxa" w:w="794"/>
+            <w:tcW w:type="dxa" w:w="1361"/>
           </w:tcPr>
           <w:p>
             <w:pPr>
@@ -4067,9 +4846,141 @@
               <w:rPr>
                 <w:rFonts w:ascii="맑은 고딕" w:hAnsi="맑은 고딕" w:eastAsia="맑은 고딕"/>
                 <w:b w:val="0"/>
-                <w:sz w:val="15"/>
+                <w:sz w:val="14"/>
+              </w:rPr>
+              <w:t xml:space="preserve">4 → </w:t>
+            </w:r>
+            <w:r>
+              <w:rPr>
+                <w:rFonts w:ascii="맑은 고딕" w:hAnsi="맑은 고딕" w:eastAsia="맑은 고딕"/>
+                <w:b/>
+                <w:sz w:val="14"/>
+              </w:rPr>
+              <w:t>7</w:t>
+            </w:r>
+            <w:r>
+              <w:rPr>
+                <w:rFonts w:ascii="맑은 고딕" w:hAnsi="맑은 고딕" w:eastAsia="맑은 고딕"/>
+                <w:b w:val="0"/>
+                <w:sz w:val="14"/>
+              </w:rPr>
+              <w:t>/7</w:t>
+            </w:r>
+          </w:p>
+        </w:tc>
+        <w:tc>
+          <w:tcPr>
+            <w:tcW w:type="dxa" w:w="1361"/>
+          </w:tcPr>
+          <w:p>
+            <w:pPr>
+              <w:spacing w:after="0"/>
+              <w:jc w:val="center"/>
+            </w:pPr>
+            <w:r/>
+            <w:r>
+              <w:rPr>
+                <w:rFonts w:ascii="맑은 고딕" w:hAnsi="맑은 고딕" w:eastAsia="맑은 고딕"/>
+                <w:b w:val="0"/>
+                <w:sz w:val="14"/>
+              </w:rPr>
+              <w:t xml:space="preserve">5 → </w:t>
+            </w:r>
+            <w:r>
+              <w:rPr>
+                <w:rFonts w:ascii="맑은 고딕" w:hAnsi="맑은 고딕" w:eastAsia="맑은 고딕"/>
+                <w:b/>
+                <w:sz w:val="14"/>
               </w:rPr>
               <w:t>9</w:t>
+            </w:r>
+            <w:r>
+              <w:rPr>
+                <w:rFonts w:ascii="맑은 고딕" w:hAnsi="맑은 고딕" w:eastAsia="맑은 고딕"/>
+                <w:b w:val="0"/>
+                <w:sz w:val="14"/>
+              </w:rPr>
+              <w:t>/10</w:t>
+            </w:r>
+          </w:p>
+        </w:tc>
+        <w:tc>
+          <w:tcPr>
+            <w:tcW w:type="dxa" w:w="624"/>
+          </w:tcPr>
+          <w:p>
+            <w:pPr>
+              <w:spacing w:after="0"/>
+              <w:jc w:val="center"/>
+            </w:pPr>
+            <w:r/>
+            <w:r>
+              <w:rPr>
+                <w:rFonts w:ascii="맑은 고딕" w:hAnsi="맑은 고딕" w:eastAsia="맑은 고딕"/>
+                <w:b w:val="0"/>
+                <w:sz w:val="14"/>
+              </w:rPr>
+              <w:t>0</w:t>
+            </w:r>
+          </w:p>
+        </w:tc>
+        <w:tc>
+          <w:tcPr>
+            <w:tcW w:type="dxa" w:w="737"/>
+          </w:tcPr>
+          <w:p>
+            <w:pPr>
+              <w:spacing w:after="0"/>
+              <w:jc w:val="center"/>
+            </w:pPr>
+            <w:r/>
+            <w:r>
+              <w:rPr>
+                <w:rFonts w:ascii="맑은 고딕" w:hAnsi="맑은 고딕" w:eastAsia="맑은 고딕"/>
+                <w:b w:val="0"/>
+                <w:sz w:val="14"/>
+              </w:rPr>
+              <w:t>1</w:t>
+            </w:r>
+          </w:p>
+        </w:tc>
+        <w:tc>
+          <w:tcPr>
+            <w:tcW w:type="dxa" w:w="737"/>
+          </w:tcPr>
+          <w:p>
+            <w:pPr>
+              <w:spacing w:after="0"/>
+              <w:jc w:val="center"/>
+            </w:pPr>
+            <w:r/>
+            <w:r>
+              <w:rPr>
+                <w:rFonts w:ascii="맑은 고딕" w:hAnsi="맑은 고딕" w:eastAsia="맑은 고딕"/>
+                <w:b w:val="0"/>
+                <w:sz w:val="14"/>
+              </w:rPr>
+              <w:t>1</w:t>
+            </w:r>
+          </w:p>
+        </w:tc>
+        <w:tc>
+          <w:tcPr>
+            <w:tcW w:type="dxa" w:w="907"/>
+          </w:tcPr>
+          <w:p>
+            <w:pPr>
+              <w:spacing w:after="0"/>
+              <w:jc w:val="center"/>
+            </w:pPr>
+            <w:r/>
+            <w:r>
+              <w:rPr>
+                <w:rFonts w:ascii="맑은 고딕" w:hAnsi="맑은 고딕" w:eastAsia="맑은 고딕"/>
+                <w:b w:val="0"/>
+                <w:sz w:val="14"/>
+              </w:rPr>
+              <w:t>2/2</w:t>
             </w:r>
           </w:p>
         </w:tc>
@@ -4087,17 +4998,15 @@
               <w:rPr>
                 <w:rFonts w:ascii="맑은 고딕" w:hAnsi="맑은 고딕" w:eastAsia="맑은 고딕"/>
                 <w:b w:val="0"/>
-                <w:sz w:val="15"/>
+                <w:sz w:val="14"/>
               </w:rPr>
-              <w:t>2/2</w:t>
+              <w:t>4/6</w:t>
             </w:r>
           </w:p>
         </w:tc>
-      </w:tr>
-      <w:tr>
         <w:tc>
           <w:tcPr>
-            <w:tcW w:type="dxa" w:w="964"/>
+            <w:tcW w:type="dxa" w:w="907"/>
           </w:tcPr>
           <w:p>
             <w:pPr>
@@ -4109,15 +5018,17 @@
               <w:rPr>
                 <w:rFonts w:ascii="맑은 고딕" w:hAnsi="맑은 고딕" w:eastAsia="맑은 고딕"/>
                 <w:b w:val="0"/>
-                <w:sz w:val="15"/>
+                <w:sz w:val="14"/>
               </w:rPr>
-              <w:t>시드 4</w:t>
+              <w:t>5/11</w:t>
             </w:r>
           </w:p>
         </w:tc>
+      </w:tr>
+      <w:tr>
         <w:tc>
           <w:tcPr>
-            <w:tcW w:type="dxa" w:w="964"/>
+            <w:tcW w:type="dxa" w:w="850"/>
           </w:tcPr>
           <w:p>
             <w:pPr>
@@ -4129,81 +5040,9 @@
               <w:rPr>
                 <w:rFonts w:ascii="맑은 고딕" w:hAnsi="맑은 고딕" w:eastAsia="맑은 고딕"/>
                 <w:b w:val="0"/>
-                <w:sz w:val="15"/>
+                <w:sz w:val="14"/>
               </w:rPr>
-              <w:t>18 (9)</w:t>
-            </w:r>
-          </w:p>
-        </w:tc>
-        <w:tc>
-          <w:tcPr>
-            <w:tcW w:type="dxa" w:w="1531"/>
-          </w:tcPr>
-          <w:p>
-            <w:pPr>
-              <w:spacing w:after="0"/>
-              <w:jc w:val="center"/>
-            </w:pPr>
-            <w:r/>
-            <w:r>
-              <w:rPr>
-                <w:rFonts w:ascii="맑은 고딕" w:hAnsi="맑은 고딕" w:eastAsia="맑은 고딕"/>
-                <w:b w:val="0"/>
-                <w:sz w:val="15"/>
-              </w:rPr>
-              <w:t xml:space="preserve">6 → </w:t>
-            </w:r>
-            <w:r>
-              <w:rPr>
-                <w:rFonts w:ascii="맑은 고딕" w:hAnsi="맑은 고딕" w:eastAsia="맑은 고딕"/>
-                <w:b/>
-                <w:sz w:val="15"/>
-              </w:rPr>
-              <w:t>7</w:t>
-            </w:r>
-            <w:r>
-              <w:rPr>
-                <w:rFonts w:ascii="맑은 고딕" w:hAnsi="맑은 고딕" w:eastAsia="맑은 고딕"/>
-                <w:b w:val="0"/>
-                <w:sz w:val="15"/>
-              </w:rPr>
-              <w:t>/9</w:t>
-            </w:r>
-          </w:p>
-        </w:tc>
-        <w:tc>
-          <w:tcPr>
-            <w:tcW w:type="dxa" w:w="1531"/>
-          </w:tcPr>
-          <w:p>
-            <w:pPr>
-              <w:spacing w:after="0"/>
-              <w:jc w:val="center"/>
-            </w:pPr>
-            <w:r/>
-            <w:r>
-              <w:rPr>
-                <w:rFonts w:ascii="맑은 고딕" w:hAnsi="맑은 고딕" w:eastAsia="맑은 고딕"/>
-                <w:b w:val="0"/>
-                <w:sz w:val="15"/>
-              </w:rPr>
-              <w:t xml:space="preserve">4 → </w:t>
-            </w:r>
-            <w:r>
-              <w:rPr>
-                <w:rFonts w:ascii="맑은 고딕" w:hAnsi="맑은 고딕" w:eastAsia="맑은 고딕"/>
-                <w:b/>
-                <w:sz w:val="15"/>
-              </w:rPr>
-              <w:t>9</w:t>
-            </w:r>
-            <w:r>
-              <w:rPr>
-                <w:rFonts w:ascii="맑은 고딕" w:hAnsi="맑은 고딕" w:eastAsia="맑은 고딕"/>
-                <w:b w:val="0"/>
-                <w:sz w:val="15"/>
-              </w:rPr>
-              <w:t>/9</w:t>
+              <w:t>시드 6</w:t>
             </w:r>
           </w:p>
         </w:tc>
@@ -4221,7 +5060,607 @@
               <w:rPr>
                 <w:rFonts w:ascii="맑은 고딕" w:hAnsi="맑은 고딕" w:eastAsia="맑은 고딕"/>
                 <w:b w:val="0"/>
-                <w:sz w:val="15"/>
+                <w:sz w:val="14"/>
+              </w:rPr>
+              <w:t>17 (10)</w:t>
+            </w:r>
+          </w:p>
+        </w:tc>
+        <w:tc>
+          <w:tcPr>
+            <w:tcW w:type="dxa" w:w="1361"/>
+          </w:tcPr>
+          <w:p>
+            <w:pPr>
+              <w:spacing w:after="0"/>
+              <w:jc w:val="center"/>
+            </w:pPr>
+            <w:r/>
+            <w:r>
+              <w:rPr>
+                <w:rFonts w:ascii="맑은 고딕" w:hAnsi="맑은 고딕" w:eastAsia="맑은 고딕"/>
+                <w:b w:val="0"/>
+                <w:sz w:val="14"/>
+              </w:rPr>
+              <w:t xml:space="preserve">9 → </w:t>
+            </w:r>
+            <w:r>
+              <w:rPr>
+                <w:rFonts w:ascii="맑은 고딕" w:hAnsi="맑은 고딕" w:eastAsia="맑은 고딕"/>
+                <w:b/>
+                <w:sz w:val="14"/>
+              </w:rPr>
+              <w:t>10</w:t>
+            </w:r>
+            <w:r>
+              <w:rPr>
+                <w:rFonts w:ascii="맑은 고딕" w:hAnsi="맑은 고딕" w:eastAsia="맑은 고딕"/>
+                <w:b w:val="0"/>
+                <w:sz w:val="14"/>
+              </w:rPr>
+              <w:t>/10</w:t>
+            </w:r>
+          </w:p>
+        </w:tc>
+        <w:tc>
+          <w:tcPr>
+            <w:tcW w:type="dxa" w:w="1361"/>
+          </w:tcPr>
+          <w:p>
+            <w:pPr>
+              <w:spacing w:after="0"/>
+              <w:jc w:val="center"/>
+            </w:pPr>
+            <w:r/>
+            <w:r>
+              <w:rPr>
+                <w:rFonts w:ascii="맑은 고딕" w:hAnsi="맑은 고딕" w:eastAsia="맑은 고딕"/>
+                <w:b w:val="0"/>
+                <w:sz w:val="14"/>
+              </w:rPr>
+              <w:t xml:space="preserve">3 → </w:t>
+            </w:r>
+            <w:r>
+              <w:rPr>
+                <w:rFonts w:ascii="맑은 고딕" w:hAnsi="맑은 고딕" w:eastAsia="맑은 고딕"/>
+                <w:b/>
+                <w:sz w:val="14"/>
+              </w:rPr>
+              <w:t>7</w:t>
+            </w:r>
+            <w:r>
+              <w:rPr>
+                <w:rFonts w:ascii="맑은 고딕" w:hAnsi="맑은 고딕" w:eastAsia="맑은 고딕"/>
+                <w:b w:val="0"/>
+                <w:sz w:val="14"/>
+              </w:rPr>
+              <w:t>/7</w:t>
+            </w:r>
+          </w:p>
+        </w:tc>
+        <w:tc>
+          <w:tcPr>
+            <w:tcW w:type="dxa" w:w="624"/>
+          </w:tcPr>
+          <w:p>
+            <w:pPr>
+              <w:spacing w:after="0"/>
+              <w:jc w:val="center"/>
+            </w:pPr>
+            <w:r/>
+            <w:r>
+              <w:rPr>
+                <w:rFonts w:ascii="맑은 고딕" w:hAnsi="맑은 고딕" w:eastAsia="맑은 고딕"/>
+                <w:b w:val="0"/>
+                <w:sz w:val="14"/>
+              </w:rPr>
+              <w:t>0</w:t>
+            </w:r>
+          </w:p>
+        </w:tc>
+        <w:tc>
+          <w:tcPr>
+            <w:tcW w:type="dxa" w:w="737"/>
+          </w:tcPr>
+          <w:p>
+            <w:pPr>
+              <w:spacing w:after="0"/>
+              <w:jc w:val="center"/>
+            </w:pPr>
+            <w:r/>
+            <w:r>
+              <w:rPr>
+                <w:rFonts w:ascii="맑은 고딕" w:hAnsi="맑은 고딕" w:eastAsia="맑은 고딕"/>
+                <w:b w:val="0"/>
+                <w:sz w:val="14"/>
+              </w:rPr>
+              <w:t>1</w:t>
+            </w:r>
+          </w:p>
+        </w:tc>
+        <w:tc>
+          <w:tcPr>
+            <w:tcW w:type="dxa" w:w="737"/>
+          </w:tcPr>
+          <w:p>
+            <w:pPr>
+              <w:spacing w:after="0"/>
+              <w:jc w:val="center"/>
+            </w:pPr>
+            <w:r/>
+            <w:r>
+              <w:rPr>
+                <w:rFonts w:ascii="맑은 고딕" w:hAnsi="맑은 고딕" w:eastAsia="맑은 고딕"/>
+                <w:b w:val="0"/>
+                <w:sz w:val="14"/>
+              </w:rPr>
+              <w:t>1</w:t>
+            </w:r>
+          </w:p>
+        </w:tc>
+        <w:tc>
+          <w:tcPr>
+            <w:tcW w:type="dxa" w:w="907"/>
+          </w:tcPr>
+          <w:p>
+            <w:pPr>
+              <w:spacing w:after="0"/>
+              <w:jc w:val="center"/>
+            </w:pPr>
+            <w:r/>
+            <w:r>
+              <w:rPr>
+                <w:rFonts w:ascii="맑은 고딕" w:hAnsi="맑은 고딕" w:eastAsia="맑은 고딕"/>
+                <w:b w:val="0"/>
+                <w:sz w:val="14"/>
+              </w:rPr>
+              <w:t>2/2</w:t>
+            </w:r>
+          </w:p>
+        </w:tc>
+        <w:tc>
+          <w:tcPr>
+            <w:tcW w:type="dxa" w:w="1134"/>
+          </w:tcPr>
+          <w:p>
+            <w:pPr>
+              <w:spacing w:after="0"/>
+              <w:jc w:val="center"/>
+            </w:pPr>
+            <w:r/>
+            <w:r>
+              <w:rPr>
+                <w:rFonts w:ascii="맑은 고딕" w:hAnsi="맑은 고딕" w:eastAsia="맑은 고딕"/>
+                <w:b w:val="0"/>
+                <w:sz w:val="14"/>
+              </w:rPr>
+              <w:t>3/3</w:t>
+            </w:r>
+          </w:p>
+        </w:tc>
+        <w:tc>
+          <w:tcPr>
+            <w:tcW w:type="dxa" w:w="907"/>
+          </w:tcPr>
+          <w:p>
+            <w:pPr>
+              <w:spacing w:after="0"/>
+              <w:jc w:val="center"/>
+            </w:pPr>
+            <w:r/>
+            <w:r>
+              <w:rPr>
+                <w:rFonts w:ascii="맑은 고딕" w:hAnsi="맑은 고딕" w:eastAsia="맑은 고딕"/>
+                <w:b w:val="0"/>
+                <w:sz w:val="14"/>
+              </w:rPr>
+              <w:t>4/7</w:t>
+            </w:r>
+          </w:p>
+        </w:tc>
+      </w:tr>
+      <w:tr>
+        <w:tc>
+          <w:tcPr>
+            <w:tcW w:type="dxa" w:w="850"/>
+          </w:tcPr>
+          <w:p>
+            <w:pPr>
+              <w:spacing w:after="0"/>
+              <w:jc w:val="center"/>
+            </w:pPr>
+            <w:r/>
+            <w:r>
+              <w:rPr>
+                <w:rFonts w:ascii="맑은 고딕" w:hAnsi="맑은 고딕" w:eastAsia="맑은 고딕"/>
+                <w:b w:val="0"/>
+                <w:sz w:val="14"/>
+              </w:rPr>
+              <w:t>시드 7</w:t>
+            </w:r>
+          </w:p>
+        </w:tc>
+        <w:tc>
+          <w:tcPr>
+            <w:tcW w:type="dxa" w:w="850"/>
+          </w:tcPr>
+          <w:p>
+            <w:pPr>
+              <w:spacing w:after="0"/>
+              <w:jc w:val="center"/>
+            </w:pPr>
+            <w:r/>
+            <w:r>
+              <w:rPr>
+                <w:rFonts w:ascii="맑은 고딕" w:hAnsi="맑은 고딕" w:eastAsia="맑은 고딕"/>
+                <w:b w:val="0"/>
+                <w:sz w:val="14"/>
+              </w:rPr>
+              <w:t>17 (9)</w:t>
+            </w:r>
+          </w:p>
+        </w:tc>
+        <w:tc>
+          <w:tcPr>
+            <w:tcW w:type="dxa" w:w="1361"/>
+          </w:tcPr>
+          <w:p>
+            <w:pPr>
+              <w:spacing w:after="0"/>
+              <w:jc w:val="center"/>
+            </w:pPr>
+            <w:r/>
+            <w:r>
+              <w:rPr>
+                <w:rFonts w:ascii="맑은 고딕" w:hAnsi="맑은 고딕" w:eastAsia="맑은 고딕"/>
+                <w:b w:val="0"/>
+                <w:sz w:val="14"/>
+              </w:rPr>
+              <w:t xml:space="preserve">6 → </w:t>
+            </w:r>
+            <w:r>
+              <w:rPr>
+                <w:rFonts w:ascii="맑은 고딕" w:hAnsi="맑은 고딕" w:eastAsia="맑은 고딕"/>
+                <w:b/>
+                <w:sz w:val="14"/>
+              </w:rPr>
+              <w:t>8</w:t>
+            </w:r>
+            <w:r>
+              <w:rPr>
+                <w:rFonts w:ascii="맑은 고딕" w:hAnsi="맑은 고딕" w:eastAsia="맑은 고딕"/>
+                <w:b w:val="0"/>
+                <w:sz w:val="14"/>
+              </w:rPr>
+              <w:t>/9</w:t>
+            </w:r>
+          </w:p>
+        </w:tc>
+        <w:tc>
+          <w:tcPr>
+            <w:tcW w:type="dxa" w:w="1361"/>
+          </w:tcPr>
+          <w:p>
+            <w:pPr>
+              <w:spacing w:after="0"/>
+              <w:jc w:val="center"/>
+            </w:pPr>
+            <w:r/>
+            <w:r>
+              <w:rPr>
+                <w:rFonts w:ascii="맑은 고딕" w:hAnsi="맑은 고딕" w:eastAsia="맑은 고딕"/>
+                <w:b w:val="0"/>
+                <w:sz w:val="14"/>
+              </w:rPr>
+              <w:t xml:space="preserve">4 → </w:t>
+            </w:r>
+            <w:r>
+              <w:rPr>
+                <w:rFonts w:ascii="맑은 고딕" w:hAnsi="맑은 고딕" w:eastAsia="맑은 고딕"/>
+                <w:b/>
+                <w:sz w:val="14"/>
+              </w:rPr>
+              <w:t>8</w:t>
+            </w:r>
+            <w:r>
+              <w:rPr>
+                <w:rFonts w:ascii="맑은 고딕" w:hAnsi="맑은 고딕" w:eastAsia="맑은 고딕"/>
+                <w:b w:val="0"/>
+                <w:sz w:val="14"/>
+              </w:rPr>
+              <w:t>/8</w:t>
+            </w:r>
+          </w:p>
+        </w:tc>
+        <w:tc>
+          <w:tcPr>
+            <w:tcW w:type="dxa" w:w="624"/>
+          </w:tcPr>
+          <w:p>
+            <w:pPr>
+              <w:spacing w:after="0"/>
+              <w:jc w:val="center"/>
+            </w:pPr>
+            <w:r/>
+            <w:r>
+              <w:rPr>
+                <w:rFonts w:ascii="맑은 고딕" w:hAnsi="맑은 고딕" w:eastAsia="맑은 고딕"/>
+                <w:b w:val="0"/>
+                <w:sz w:val="14"/>
+              </w:rPr>
+              <w:t>0</w:t>
+            </w:r>
+          </w:p>
+        </w:tc>
+        <w:tc>
+          <w:tcPr>
+            <w:tcW w:type="dxa" w:w="737"/>
+          </w:tcPr>
+          <w:p>
+            <w:pPr>
+              <w:spacing w:after="0"/>
+              <w:jc w:val="center"/>
+            </w:pPr>
+            <w:r/>
+            <w:r>
+              <w:rPr>
+                <w:rFonts w:ascii="맑은 고딕" w:hAnsi="맑은 고딕" w:eastAsia="맑은 고딕"/>
+                <w:b w:val="0"/>
+                <w:sz w:val="14"/>
+              </w:rPr>
+              <w:t>1</w:t>
+            </w:r>
+          </w:p>
+        </w:tc>
+        <w:tc>
+          <w:tcPr>
+            <w:tcW w:type="dxa" w:w="737"/>
+          </w:tcPr>
+          <w:p>
+            <w:pPr>
+              <w:spacing w:after="0"/>
+              <w:jc w:val="center"/>
+            </w:pPr>
+            <w:r/>
+            <w:r>
+              <w:rPr>
+                <w:rFonts w:ascii="맑은 고딕" w:hAnsi="맑은 고딕" w:eastAsia="맑은 고딕"/>
+                <w:b w:val="0"/>
+                <w:sz w:val="14"/>
+              </w:rPr>
+              <w:t>2</w:t>
+            </w:r>
+          </w:p>
+        </w:tc>
+        <w:tc>
+          <w:tcPr>
+            <w:tcW w:type="dxa" w:w="907"/>
+          </w:tcPr>
+          <w:p>
+            <w:pPr>
+              <w:spacing w:after="0"/>
+              <w:jc w:val="center"/>
+            </w:pPr>
+            <w:r/>
+            <w:r>
+              <w:rPr>
+                <w:rFonts w:ascii="맑은 고딕" w:hAnsi="맑은 고딕" w:eastAsia="맑은 고딕"/>
+                <w:b w:val="0"/>
+                <w:sz w:val="14"/>
+              </w:rPr>
+              <w:t>2/2</w:t>
+            </w:r>
+          </w:p>
+        </w:tc>
+        <w:tc>
+          <w:tcPr>
+            <w:tcW w:type="dxa" w:w="1134"/>
+          </w:tcPr>
+          <w:p>
+            <w:pPr>
+              <w:spacing w:after="0"/>
+              <w:jc w:val="center"/>
+            </w:pPr>
+            <w:r/>
+            <w:r>
+              <w:rPr>
+                <w:rFonts w:ascii="맑은 고딕" w:hAnsi="맑은 고딕" w:eastAsia="맑은 고딕"/>
+                <w:b w:val="0"/>
+                <w:sz w:val="14"/>
+              </w:rPr>
+              <w:t>3/3</w:t>
+            </w:r>
+          </w:p>
+        </w:tc>
+        <w:tc>
+          <w:tcPr>
+            <w:tcW w:type="dxa" w:w="907"/>
+          </w:tcPr>
+          <w:p>
+            <w:pPr>
+              <w:spacing w:after="0"/>
+              <w:jc w:val="center"/>
+            </w:pPr>
+            <w:r/>
+            <w:r>
+              <w:rPr>
+                <w:rFonts w:ascii="맑은 고딕" w:hAnsi="맑은 고딕" w:eastAsia="맑은 고딕"/>
+                <w:b w:val="0"/>
+                <w:sz w:val="14"/>
+              </w:rPr>
+              <w:t>4/5</w:t>
+            </w:r>
+          </w:p>
+        </w:tc>
+      </w:tr>
+      <w:tr>
+        <w:tc>
+          <w:tcPr>
+            <w:tcW w:type="dxa" w:w="850"/>
+          </w:tcPr>
+          <w:p>
+            <w:pPr>
+              <w:spacing w:after="0"/>
+              <w:jc w:val="center"/>
+            </w:pPr>
+            <w:r/>
+            <w:r>
+              <w:rPr>
+                <w:rFonts w:ascii="맑은 고딕" w:hAnsi="맑은 고딕" w:eastAsia="맑은 고딕"/>
+                <w:b w:val="0"/>
+                <w:sz w:val="14"/>
+              </w:rPr>
+              <w:t>시드 8</w:t>
+            </w:r>
+          </w:p>
+        </w:tc>
+        <w:tc>
+          <w:tcPr>
+            <w:tcW w:type="dxa" w:w="850"/>
+          </w:tcPr>
+          <w:p>
+            <w:pPr>
+              <w:spacing w:after="0"/>
+              <w:jc w:val="center"/>
+            </w:pPr>
+            <w:r/>
+            <w:r>
+              <w:rPr>
+                <w:rFonts w:ascii="맑은 고딕" w:hAnsi="맑은 고딕" w:eastAsia="맑은 고딕"/>
+                <w:b w:val="0"/>
+                <w:sz w:val="14"/>
+              </w:rPr>
+              <w:t>17 (8)</w:t>
+            </w:r>
+          </w:p>
+        </w:tc>
+        <w:tc>
+          <w:tcPr>
+            <w:tcW w:type="dxa" w:w="1361"/>
+          </w:tcPr>
+          <w:p>
+            <w:pPr>
+              <w:spacing w:after="0"/>
+              <w:jc w:val="center"/>
+            </w:pPr>
+            <w:r/>
+            <w:r>
+              <w:rPr>
+                <w:rFonts w:ascii="맑은 고딕" w:hAnsi="맑은 고딕" w:eastAsia="맑은 고딕"/>
+                <w:b w:val="0"/>
+                <w:sz w:val="14"/>
+              </w:rPr>
+              <w:t xml:space="preserve">6 → </w:t>
+            </w:r>
+            <w:r>
+              <w:rPr>
+                <w:rFonts w:ascii="맑은 고딕" w:hAnsi="맑은 고딕" w:eastAsia="맑은 고딕"/>
+                <w:b/>
+                <w:sz w:val="14"/>
+              </w:rPr>
+              <w:t>7</w:t>
+            </w:r>
+            <w:r>
+              <w:rPr>
+                <w:rFonts w:ascii="맑은 고딕" w:hAnsi="맑은 고딕" w:eastAsia="맑은 고딕"/>
+                <w:b w:val="0"/>
+                <w:sz w:val="14"/>
+              </w:rPr>
+              <w:t>/8</w:t>
+            </w:r>
+          </w:p>
+        </w:tc>
+        <w:tc>
+          <w:tcPr>
+            <w:tcW w:type="dxa" w:w="1361"/>
+          </w:tcPr>
+          <w:p>
+            <w:pPr>
+              <w:spacing w:after="0"/>
+              <w:jc w:val="center"/>
+            </w:pPr>
+            <w:r/>
+            <w:r>
+              <w:rPr>
+                <w:rFonts w:ascii="맑은 고딕" w:hAnsi="맑은 고딕" w:eastAsia="맑은 고딕"/>
+                <w:b w:val="0"/>
+                <w:sz w:val="14"/>
+              </w:rPr>
+              <w:t xml:space="preserve">4 → </w:t>
+            </w:r>
+            <w:r>
+              <w:rPr>
+                <w:rFonts w:ascii="맑은 고딕" w:hAnsi="맑은 고딕" w:eastAsia="맑은 고딕"/>
+                <w:b/>
+                <w:sz w:val="14"/>
+              </w:rPr>
+              <w:t>9</w:t>
+            </w:r>
+            <w:r>
+              <w:rPr>
+                <w:rFonts w:ascii="맑은 고딕" w:hAnsi="맑은 고딕" w:eastAsia="맑은 고딕"/>
+                <w:b w:val="0"/>
+                <w:sz w:val="14"/>
+              </w:rPr>
+              <w:t>/9</w:t>
+            </w:r>
+          </w:p>
+        </w:tc>
+        <w:tc>
+          <w:tcPr>
+            <w:tcW w:type="dxa" w:w="624"/>
+          </w:tcPr>
+          <w:p>
+            <w:pPr>
+              <w:spacing w:after="0"/>
+              <w:jc w:val="center"/>
+            </w:pPr>
+            <w:r/>
+            <w:r>
+              <w:rPr>
+                <w:rFonts w:ascii="맑은 고딕" w:hAnsi="맑은 고딕" w:eastAsia="맑은 고딕"/>
+                <w:b w:val="0"/>
+                <w:sz w:val="14"/>
+              </w:rPr>
+              <w:t>0</w:t>
+            </w:r>
+          </w:p>
+        </w:tc>
+        <w:tc>
+          <w:tcPr>
+            <w:tcW w:type="dxa" w:w="737"/>
+          </w:tcPr>
+          <w:p>
+            <w:pPr>
+              <w:spacing w:after="0"/>
+              <w:jc w:val="center"/>
+            </w:pPr>
+            <w:r/>
+            <w:r>
+              <w:rPr>
+                <w:rFonts w:ascii="맑은 고딕" w:hAnsi="맑은 고딕" w:eastAsia="맑은 고딕"/>
+                <w:b w:val="0"/>
+                <w:sz w:val="14"/>
+              </w:rPr>
+              <w:t>0</w:t>
+            </w:r>
+          </w:p>
+        </w:tc>
+        <w:tc>
+          <w:tcPr>
+            <w:tcW w:type="dxa" w:w="737"/>
+          </w:tcPr>
+          <w:p>
+            <w:pPr>
+              <w:spacing w:after="0"/>
+              <w:jc w:val="center"/>
+            </w:pPr>
+            <w:r/>
+            <w:r>
+              <w:rPr>
+                <w:rFonts w:ascii="맑은 고딕" w:hAnsi="맑은 고딕" w:eastAsia="맑은 고딕"/>
+                <w:b w:val="0"/>
+                <w:sz w:val="14"/>
               </w:rPr>
               <w:t>0</w:t>
             </w:r>
@@ -4241,9 +5680,71 @@
               <w:rPr>
                 <w:rFonts w:ascii="맑은 고딕" w:hAnsi="맑은 고딕" w:eastAsia="맑은 고딕"/>
                 <w:b w:val="0"/>
-                <w:sz w:val="15"/>
+                <w:sz w:val="14"/>
               </w:rPr>
-              <w:t>0</w:t>
+              <w:t>2/2</w:t>
+            </w:r>
+          </w:p>
+        </w:tc>
+        <w:tc>
+          <w:tcPr>
+            <w:tcW w:type="dxa" w:w="1134"/>
+          </w:tcPr>
+          <w:p>
+            <w:pPr>
+              <w:spacing w:after="0"/>
+              <w:jc w:val="center"/>
+            </w:pPr>
+            <w:r/>
+            <w:r>
+              <w:rPr>
+                <w:rFonts w:ascii="맑은 고딕" w:hAnsi="맑은 고딕" w:eastAsia="맑은 고딕"/>
+                <w:b w:val="0"/>
+                <w:sz w:val="14"/>
+              </w:rPr>
+              <w:t>3/4</w:t>
+            </w:r>
+          </w:p>
+        </w:tc>
+        <w:tc>
+          <w:tcPr>
+            <w:tcW w:type="dxa" w:w="907"/>
+          </w:tcPr>
+          <w:p>
+            <w:pPr>
+              <w:spacing w:after="0"/>
+              <w:jc w:val="center"/>
+            </w:pPr>
+            <w:r/>
+            <w:r>
+              <w:rPr>
+                <w:rFonts w:ascii="맑은 고딕" w:hAnsi="맑은 고딕" w:eastAsia="맑은 고딕"/>
+                <w:b w:val="0"/>
+                <w:sz w:val="14"/>
+              </w:rPr>
+              <w:t>3/7</w:t>
+            </w:r>
+          </w:p>
+        </w:tc>
+      </w:tr>
+      <w:tr>
+        <w:tc>
+          <w:tcPr>
+            <w:tcW w:type="dxa" w:w="850"/>
+          </w:tcPr>
+          <w:p>
+            <w:pPr>
+              <w:spacing w:after="0"/>
+              <w:jc w:val="center"/>
+            </w:pPr>
+            <w:r/>
+            <w:r>
+              <w:rPr>
+                <w:rFonts w:ascii="맑은 고딕" w:hAnsi="맑은 고딕" w:eastAsia="맑은 고딕"/>
+                <w:b w:val="0"/>
+                <w:sz w:val="14"/>
+              </w:rPr>
+              <w:t>시드 9</w:t>
             </w:r>
           </w:p>
         </w:tc>
@@ -4261,15 +5762,15 @@
               <w:rPr>
                 <w:rFonts w:ascii="맑은 고딕" w:hAnsi="맑은 고딕" w:eastAsia="맑은 고딕"/>
                 <w:b w:val="0"/>
-                <w:sz w:val="15"/>
+                <w:sz w:val="14"/>
               </w:rPr>
-              <w:t>1</w:t>
+              <w:t>18 (11)</w:t>
             </w:r>
           </w:p>
         </w:tc>
         <w:tc>
           <w:tcPr>
-            <w:tcW w:type="dxa" w:w="794"/>
+            <w:tcW w:type="dxa" w:w="1361"/>
           </w:tcPr>
           <w:p>
             <w:pPr>
@@ -4281,9 +5782,141 @@
               <w:rPr>
                 <w:rFonts w:ascii="맑은 고딕" w:hAnsi="맑은 고딕" w:eastAsia="맑은 고딕"/>
                 <w:b w:val="0"/>
-                <w:sz w:val="15"/>
+                <w:sz w:val="14"/>
               </w:rPr>
-              <w:t>13</w:t>
+              <w:t xml:space="preserve">9 → </w:t>
+            </w:r>
+            <w:r>
+              <w:rPr>
+                <w:rFonts w:ascii="맑은 고딕" w:hAnsi="맑은 고딕" w:eastAsia="맑은 고딕"/>
+                <w:b/>
+                <w:sz w:val="14"/>
+              </w:rPr>
+              <w:t>10</w:t>
+            </w:r>
+            <w:r>
+              <w:rPr>
+                <w:rFonts w:ascii="맑은 고딕" w:hAnsi="맑은 고딕" w:eastAsia="맑은 고딕"/>
+                <w:b w:val="0"/>
+                <w:sz w:val="14"/>
+              </w:rPr>
+              <w:t>/11</w:t>
+            </w:r>
+          </w:p>
+        </w:tc>
+        <w:tc>
+          <w:tcPr>
+            <w:tcW w:type="dxa" w:w="1361"/>
+          </w:tcPr>
+          <w:p>
+            <w:pPr>
+              <w:spacing w:after="0"/>
+              <w:jc w:val="center"/>
+            </w:pPr>
+            <w:r/>
+            <w:r>
+              <w:rPr>
+                <w:rFonts w:ascii="맑은 고딕" w:hAnsi="맑은 고딕" w:eastAsia="맑은 고딕"/>
+                <w:b w:val="0"/>
+                <w:sz w:val="14"/>
+              </w:rPr>
+              <w:t xml:space="preserve">2 → </w:t>
+            </w:r>
+            <w:r>
+              <w:rPr>
+                <w:rFonts w:ascii="맑은 고딕" w:hAnsi="맑은 고딕" w:eastAsia="맑은 고딕"/>
+                <w:b/>
+                <w:sz w:val="14"/>
+              </w:rPr>
+              <w:t>6</w:t>
+            </w:r>
+            <w:r>
+              <w:rPr>
+                <w:rFonts w:ascii="맑은 고딕" w:hAnsi="맑은 고딕" w:eastAsia="맑은 고딕"/>
+                <w:b w:val="0"/>
+                <w:sz w:val="14"/>
+              </w:rPr>
+              <w:t>/7</w:t>
+            </w:r>
+          </w:p>
+        </w:tc>
+        <w:tc>
+          <w:tcPr>
+            <w:tcW w:type="dxa" w:w="624"/>
+          </w:tcPr>
+          <w:p>
+            <w:pPr>
+              <w:spacing w:after="0"/>
+              <w:jc w:val="center"/>
+            </w:pPr>
+            <w:r/>
+            <w:r>
+              <w:rPr>
+                <w:rFonts w:ascii="맑은 고딕" w:hAnsi="맑은 고딕" w:eastAsia="맑은 고딕"/>
+                <w:b w:val="0"/>
+                <w:sz w:val="14"/>
+              </w:rPr>
+              <w:t>0</w:t>
+            </w:r>
+          </w:p>
+        </w:tc>
+        <w:tc>
+          <w:tcPr>
+            <w:tcW w:type="dxa" w:w="737"/>
+          </w:tcPr>
+          <w:p>
+            <w:pPr>
+              <w:spacing w:after="0"/>
+              <w:jc w:val="center"/>
+            </w:pPr>
+            <w:r/>
+            <w:r>
+              <w:rPr>
+                <w:rFonts w:ascii="맑은 고딕" w:hAnsi="맑은 고딕" w:eastAsia="맑은 고딕"/>
+                <w:b w:val="0"/>
+                <w:sz w:val="14"/>
+              </w:rPr>
+              <w:t>1</w:t>
+            </w:r>
+          </w:p>
+        </w:tc>
+        <w:tc>
+          <w:tcPr>
+            <w:tcW w:type="dxa" w:w="737"/>
+          </w:tcPr>
+          <w:p>
+            <w:pPr>
+              <w:spacing w:after="0"/>
+              <w:jc w:val="center"/>
+            </w:pPr>
+            <w:r/>
+            <w:r>
+              <w:rPr>
+                <w:rFonts w:ascii="맑은 고딕" w:hAnsi="맑은 고딕" w:eastAsia="맑은 고딕"/>
+                <w:b w:val="0"/>
+                <w:sz w:val="14"/>
+              </w:rPr>
+              <w:t>1</w:t>
+            </w:r>
+          </w:p>
+        </w:tc>
+        <w:tc>
+          <w:tcPr>
+            <w:tcW w:type="dxa" w:w="907"/>
+          </w:tcPr>
+          <w:p>
+            <w:pPr>
+              <w:spacing w:after="0"/>
+              <w:jc w:val="center"/>
+            </w:pPr>
+            <w:r/>
+            <w:r>
+              <w:rPr>
+                <w:rFonts w:ascii="맑은 고딕" w:hAnsi="맑은 고딕" w:eastAsia="맑은 고딕"/>
+                <w:b w:val="0"/>
+                <w:sz w:val="14"/>
+              </w:rPr>
+              <w:t>2/2</w:t>
             </w:r>
           </w:p>
         </w:tc>
@@ -4301,17 +5934,15 @@
               <w:rPr>
                 <w:rFonts w:ascii="맑은 고딕" w:hAnsi="맑은 고딕" w:eastAsia="맑은 고딕"/>
                 <w:b w:val="0"/>
-                <w:sz w:val="15"/>
+                <w:sz w:val="14"/>
               </w:rPr>
-              <w:t>1/2</w:t>
+              <w:t>4/4</w:t>
             </w:r>
           </w:p>
         </w:tc>
-      </w:tr>
-      <w:tr>
         <w:tc>
           <w:tcPr>
-            <w:tcW w:type="dxa" w:w="964"/>
+            <w:tcW w:type="dxa" w:w="907"/>
           </w:tcPr>
           <w:p>
             <w:pPr>
@@ -4323,15 +5954,17 @@
               <w:rPr>
                 <w:rFonts w:ascii="맑은 고딕" w:hAnsi="맑은 고딕" w:eastAsia="맑은 고딕"/>
                 <w:b w:val="0"/>
-                <w:sz w:val="15"/>
+                <w:sz w:val="14"/>
               </w:rPr>
-              <w:t>시드 5</w:t>
+              <w:t>4/9</w:t>
             </w:r>
           </w:p>
         </w:tc>
+      </w:tr>
+      <w:tr>
         <w:tc>
           <w:tcPr>
-            <w:tcW w:type="dxa" w:w="964"/>
+            <w:tcW w:type="dxa" w:w="850"/>
           </w:tcPr>
           <w:p>
             <w:pPr>
@@ -4343,81 +5976,9 @@
               <w:rPr>
                 <w:rFonts w:ascii="맑은 고딕" w:hAnsi="맑은 고딕" w:eastAsia="맑은 고딕"/>
                 <w:b w:val="0"/>
-                <w:sz w:val="15"/>
+                <w:sz w:val="14"/>
               </w:rPr>
-              <w:t>17 (7)</w:t>
-            </w:r>
-          </w:p>
-        </w:tc>
-        <w:tc>
-          <w:tcPr>
-            <w:tcW w:type="dxa" w:w="1531"/>
-          </w:tcPr>
-          <w:p>
-            <w:pPr>
-              <w:spacing w:after="0"/>
-              <w:jc w:val="center"/>
-            </w:pPr>
-            <w:r/>
-            <w:r>
-              <w:rPr>
-                <w:rFonts w:ascii="맑은 고딕" w:hAnsi="맑은 고딕" w:eastAsia="맑은 고딕"/>
-                <w:b w:val="0"/>
-                <w:sz w:val="15"/>
-              </w:rPr>
-              <w:t xml:space="preserve">4 → </w:t>
-            </w:r>
-            <w:r>
-              <w:rPr>
-                <w:rFonts w:ascii="맑은 고딕" w:hAnsi="맑은 고딕" w:eastAsia="맑은 고딕"/>
-                <w:b/>
-                <w:sz w:val="15"/>
-              </w:rPr>
-              <w:t>5</w:t>
-            </w:r>
-            <w:r>
-              <w:rPr>
-                <w:rFonts w:ascii="맑은 고딕" w:hAnsi="맑은 고딕" w:eastAsia="맑은 고딕"/>
-                <w:b w:val="0"/>
-                <w:sz w:val="15"/>
-              </w:rPr>
-              <w:t>/7</w:t>
-            </w:r>
-          </w:p>
-        </w:tc>
-        <w:tc>
-          <w:tcPr>
-            <w:tcW w:type="dxa" w:w="1531"/>
-          </w:tcPr>
-          <w:p>
-            <w:pPr>
-              <w:spacing w:after="0"/>
-              <w:jc w:val="center"/>
-            </w:pPr>
-            <w:r/>
-            <w:r>
-              <w:rPr>
-                <w:rFonts w:ascii="맑은 고딕" w:hAnsi="맑은 고딕" w:eastAsia="맑은 고딕"/>
-                <w:b w:val="0"/>
-                <w:sz w:val="15"/>
-              </w:rPr>
-              <w:t xml:space="preserve">5 → </w:t>
-            </w:r>
-            <w:r>
-              <w:rPr>
-                <w:rFonts w:ascii="맑은 고딕" w:hAnsi="맑은 고딕" w:eastAsia="맑은 고딕"/>
-                <w:b/>
-                <w:sz w:val="15"/>
-              </w:rPr>
-              <w:t>10</w:t>
-            </w:r>
-            <w:r>
-              <w:rPr>
-                <w:rFonts w:ascii="맑은 고딕" w:hAnsi="맑은 고딕" w:eastAsia="맑은 고딕"/>
-                <w:b w:val="0"/>
-                <w:sz w:val="15"/>
-              </w:rPr>
-              <w:t>/10</w:t>
+              <w:t>합계</w:t>
             </w:r>
           </w:p>
         </w:tc>
@@ -4435,9 +5996,141 @@
               <w:rPr>
                 <w:rFonts w:ascii="맑은 고딕" w:hAnsi="맑은 고딕" w:eastAsia="맑은 고딕"/>
                 <w:b w:val="0"/>
-                <w:sz w:val="15"/>
+                <w:sz w:val="14"/>
+              </w:rPr>
+              <w:t>173 (92)</w:t>
+            </w:r>
+          </w:p>
+        </w:tc>
+        <w:tc>
+          <w:tcPr>
+            <w:tcW w:type="dxa" w:w="1361"/>
+          </w:tcPr>
+          <w:p>
+            <w:pPr>
+              <w:spacing w:after="0"/>
+              <w:jc w:val="center"/>
+            </w:pPr>
+            <w:r/>
+            <w:r>
+              <w:rPr>
+                <w:rFonts w:ascii="맑은 고딕" w:hAnsi="맑은 고딕" w:eastAsia="맑은 고딕"/>
+                <w:b w:val="0"/>
+                <w:sz w:val="14"/>
+              </w:rPr>
+              <w:t xml:space="preserve">71 → </w:t>
+            </w:r>
+            <w:r>
+              <w:rPr>
+                <w:rFonts w:ascii="맑은 고딕" w:hAnsi="맑은 고딕" w:eastAsia="맑은 고딕"/>
+                <w:b/>
+                <w:sz w:val="14"/>
+              </w:rPr>
+              <w:t>83</w:t>
+            </w:r>
+            <w:r>
+              <w:rPr>
+                <w:rFonts w:ascii="맑은 고딕" w:hAnsi="맑은 고딕" w:eastAsia="맑은 고딕"/>
+                <w:b w:val="0"/>
+                <w:sz w:val="14"/>
+              </w:rPr>
+              <w:t>/92</w:t>
+            </w:r>
+          </w:p>
+        </w:tc>
+        <w:tc>
+          <w:tcPr>
+            <w:tcW w:type="dxa" w:w="1361"/>
+          </w:tcPr>
+          <w:p>
+            <w:pPr>
+              <w:spacing w:after="0"/>
+              <w:jc w:val="center"/>
+            </w:pPr>
+            <w:r/>
+            <w:r>
+              <w:rPr>
+                <w:rFonts w:ascii="맑은 고딕" w:hAnsi="맑은 고딕" w:eastAsia="맑은 고딕"/>
+                <w:b w:val="0"/>
+                <w:sz w:val="14"/>
+              </w:rPr>
+              <w:t xml:space="preserve">33 → </w:t>
+            </w:r>
+            <w:r>
+              <w:rPr>
+                <w:rFonts w:ascii="맑은 고딕" w:hAnsi="맑은 고딕" w:eastAsia="맑은 고딕"/>
+                <w:b/>
+                <w:sz w:val="14"/>
+              </w:rPr>
+              <w:t>78</w:t>
+            </w:r>
+            <w:r>
+              <w:rPr>
+                <w:rFonts w:ascii="맑은 고딕" w:hAnsi="맑은 고딕" w:eastAsia="맑은 고딕"/>
+                <w:b w:val="0"/>
+                <w:sz w:val="14"/>
+              </w:rPr>
+              <w:t>/81</w:t>
+            </w:r>
+          </w:p>
+        </w:tc>
+        <w:tc>
+          <w:tcPr>
+            <w:tcW w:type="dxa" w:w="624"/>
+          </w:tcPr>
+          <w:p>
+            <w:pPr>
+              <w:spacing w:after="0"/>
+              <w:jc w:val="center"/>
+            </w:pPr>
+            <w:r/>
+            <w:r>
+              <w:rPr>
+                <w:rFonts w:ascii="맑은 고딕" w:hAnsi="맑은 고딕" w:eastAsia="맑은 고딕"/>
+                <w:b w:val="0"/>
+                <w:sz w:val="14"/>
               </w:rPr>
               <w:t>0</w:t>
+            </w:r>
+          </w:p>
+        </w:tc>
+        <w:tc>
+          <w:tcPr>
+            <w:tcW w:type="dxa" w:w="737"/>
+          </w:tcPr>
+          <w:p>
+            <w:pPr>
+              <w:spacing w:after="0"/>
+              <w:jc w:val="center"/>
+            </w:pPr>
+            <w:r/>
+            <w:r>
+              <w:rPr>
+                <w:rFonts w:ascii="맑은 고딕" w:hAnsi="맑은 고딕" w:eastAsia="맑은 고딕"/>
+                <w:b w:val="0"/>
+                <w:sz w:val="14"/>
+              </w:rPr>
+              <w:t>8</w:t>
+            </w:r>
+          </w:p>
+        </w:tc>
+        <w:tc>
+          <w:tcPr>
+            <w:tcW w:type="dxa" w:w="737"/>
+          </w:tcPr>
+          <w:p>
+            <w:pPr>
+              <w:spacing w:after="0"/>
+              <w:jc w:val="center"/>
+            </w:pPr>
+            <w:r/>
+            <w:r>
+              <w:rPr>
+                <w:rFonts w:ascii="맑은 고딕" w:hAnsi="맑은 고딕" w:eastAsia="맑은 고딕"/>
+                <w:b w:val="0"/>
+                <w:sz w:val="14"/>
+              </w:rPr>
+              <w:t>8</w:t>
             </w:r>
           </w:p>
         </w:tc>
@@ -4455,49 +6148,9 @@
               <w:rPr>
                 <w:rFonts w:ascii="맑은 고딕" w:hAnsi="맑은 고딕" w:eastAsia="맑은 고딕"/>
                 <w:b w:val="0"/>
-                <w:sz w:val="15"/>
+                <w:sz w:val="14"/>
               </w:rPr>
-              <w:t>2</w:t>
-            </w:r>
-          </w:p>
-        </w:tc>
-        <w:tc>
-          <w:tcPr>
-            <w:tcW w:type="dxa" w:w="850"/>
-          </w:tcPr>
-          <w:p>
-            <w:pPr>
-              <w:spacing w:after="0"/>
-              <w:jc w:val="center"/>
-            </w:pPr>
-            <w:r/>
-            <w:r>
-              <w:rPr>
-                <w:rFonts w:ascii="맑은 고딕" w:hAnsi="맑은 고딕" w:eastAsia="맑은 고딕"/>
-                <w:b w:val="0"/>
-                <w:sz w:val="15"/>
-              </w:rPr>
-              <w:t>0</w:t>
-            </w:r>
-          </w:p>
-        </w:tc>
-        <w:tc>
-          <w:tcPr>
-            <w:tcW w:type="dxa" w:w="794"/>
-          </w:tcPr>
-          <w:p>
-            <w:pPr>
-              <w:spacing w:after="0"/>
-              <w:jc w:val="center"/>
-            </w:pPr>
-            <w:r/>
-            <w:r>
-              <w:rPr>
-                <w:rFonts w:ascii="맑은 고딕" w:hAnsi="맑은 고딕" w:eastAsia="맑은 고딕"/>
-                <w:b w:val="0"/>
-                <w:sz w:val="15"/>
-              </w:rPr>
-              <w:t>12</w:t>
+              <w:t>20/20</w:t>
             </w:r>
           </w:p>
         </w:tc>
@@ -4515,143 +6168,9 @@
               <w:rPr>
                 <w:rFonts w:ascii="맑은 고딕" w:hAnsi="맑은 고딕" w:eastAsia="맑은 고딕"/>
                 <w:b w:val="0"/>
-                <w:sz w:val="15"/>
+                <w:sz w:val="14"/>
               </w:rPr>
-              <w:t>0/0</w:t>
-            </w:r>
-          </w:p>
-        </w:tc>
-      </w:tr>
-      <w:tr>
-        <w:tc>
-          <w:tcPr>
-            <w:tcW w:type="dxa" w:w="964"/>
-          </w:tcPr>
-          <w:p>
-            <w:pPr>
-              <w:spacing w:after="0"/>
-              <w:jc w:val="center"/>
-            </w:pPr>
-            <w:r/>
-            <w:r>
-              <w:rPr>
-                <w:rFonts w:ascii="맑은 고딕" w:hAnsi="맑은 고딕" w:eastAsia="맑은 고딕"/>
-                <w:b w:val="0"/>
-                <w:sz w:val="15"/>
-              </w:rPr>
-              <w:t>시드 6</w:t>
-            </w:r>
-          </w:p>
-        </w:tc>
-        <w:tc>
-          <w:tcPr>
-            <w:tcW w:type="dxa" w:w="964"/>
-          </w:tcPr>
-          <w:p>
-            <w:pPr>
-              <w:spacing w:after="0"/>
-              <w:jc w:val="center"/>
-            </w:pPr>
-            <w:r/>
-            <w:r>
-              <w:rPr>
-                <w:rFonts w:ascii="맑은 고딕" w:hAnsi="맑은 고딕" w:eastAsia="맑은 고딕"/>
-                <w:b w:val="0"/>
-                <w:sz w:val="15"/>
-              </w:rPr>
-              <w:t>17 (6)</w:t>
-            </w:r>
-          </w:p>
-        </w:tc>
-        <w:tc>
-          <w:tcPr>
-            <w:tcW w:type="dxa" w:w="1531"/>
-          </w:tcPr>
-          <w:p>
-            <w:pPr>
-              <w:spacing w:after="0"/>
-              <w:jc w:val="center"/>
-            </w:pPr>
-            <w:r/>
-            <w:r>
-              <w:rPr>
-                <w:rFonts w:ascii="맑은 고딕" w:hAnsi="맑은 고딕" w:eastAsia="맑은 고딕"/>
-                <w:b w:val="0"/>
-                <w:sz w:val="15"/>
-              </w:rPr>
-              <w:t xml:space="preserve">4 → </w:t>
-            </w:r>
-            <w:r>
-              <w:rPr>
-                <w:rFonts w:ascii="맑은 고딕" w:hAnsi="맑은 고딕" w:eastAsia="맑은 고딕"/>
-                <w:b/>
-                <w:sz w:val="15"/>
-              </w:rPr>
-              <w:t>4</w:t>
-            </w:r>
-            <w:r>
-              <w:rPr>
-                <w:rFonts w:ascii="맑은 고딕" w:hAnsi="맑은 고딕" w:eastAsia="맑은 고딕"/>
-                <w:b w:val="0"/>
-                <w:sz w:val="15"/>
-              </w:rPr>
-              <w:t>/6</w:t>
-            </w:r>
-          </w:p>
-        </w:tc>
-        <w:tc>
-          <w:tcPr>
-            <w:tcW w:type="dxa" w:w="1531"/>
-          </w:tcPr>
-          <w:p>
-            <w:pPr>
-              <w:spacing w:after="0"/>
-              <w:jc w:val="center"/>
-            </w:pPr>
-            <w:r/>
-            <w:r>
-              <w:rPr>
-                <w:rFonts w:ascii="맑은 고딕" w:hAnsi="맑은 고딕" w:eastAsia="맑은 고딕"/>
-                <w:b w:val="0"/>
-                <w:sz w:val="15"/>
-              </w:rPr>
-              <w:t xml:space="preserve">7 → </w:t>
-            </w:r>
-            <w:r>
-              <w:rPr>
-                <w:rFonts w:ascii="맑은 고딕" w:hAnsi="맑은 고딕" w:eastAsia="맑은 고딕"/>
-                <w:b/>
-                <w:sz w:val="15"/>
-              </w:rPr>
-              <w:t>11</w:t>
-            </w:r>
-            <w:r>
-              <w:rPr>
-                <w:rFonts w:ascii="맑은 고딕" w:hAnsi="맑은 고딕" w:eastAsia="맑은 고딕"/>
-                <w:b w:val="0"/>
-                <w:sz w:val="15"/>
-              </w:rPr>
-              <w:t>/11</w:t>
-            </w:r>
-          </w:p>
-        </w:tc>
-        <w:tc>
-          <w:tcPr>
-            <w:tcW w:type="dxa" w:w="850"/>
-          </w:tcPr>
-          <w:p>
-            <w:pPr>
-              <w:spacing w:after="0"/>
-              <w:jc w:val="center"/>
-            </w:pPr>
-            <w:r/>
-            <w:r>
-              <w:rPr>
-                <w:rFonts w:ascii="맑은 고딕" w:hAnsi="맑은 고딕" w:eastAsia="맑은 고딕"/>
-                <w:b w:val="0"/>
-                <w:sz w:val="15"/>
-              </w:rPr>
-              <w:t>0</w:t>
+              <w:t>29/37</w:t>
             </w:r>
           </w:p>
         </w:tc>
@@ -4669,925 +6188,9 @@
               <w:rPr>
                 <w:rFonts w:ascii="맑은 고딕" w:hAnsi="맑은 고딕" w:eastAsia="맑은 고딕"/>
                 <w:b w:val="0"/>
-                <w:sz w:val="15"/>
+                <w:sz w:val="14"/>
               </w:rPr>
-              <w:t>0</w:t>
-            </w:r>
-          </w:p>
-        </w:tc>
-        <w:tc>
-          <w:tcPr>
-            <w:tcW w:type="dxa" w:w="850"/>
-          </w:tcPr>
-          <w:p>
-            <w:pPr>
-              <w:spacing w:after="0"/>
-              <w:jc w:val="center"/>
-            </w:pPr>
-            <w:r/>
-            <w:r>
-              <w:rPr>
-                <w:rFonts w:ascii="맑은 고딕" w:hAnsi="맑은 고딕" w:eastAsia="맑은 고딕"/>
-                <w:b w:val="0"/>
-                <w:sz w:val="15"/>
-              </w:rPr>
-              <w:t>0</w:t>
-            </w:r>
-          </w:p>
-        </w:tc>
-        <w:tc>
-          <w:tcPr>
-            <w:tcW w:type="dxa" w:w="794"/>
-          </w:tcPr>
-          <w:p>
-            <w:pPr>
-              <w:spacing w:after="0"/>
-              <w:jc w:val="center"/>
-            </w:pPr>
-            <w:r/>
-            <w:r>
-              <w:rPr>
-                <w:rFonts w:ascii="맑은 고딕" w:hAnsi="맑은 고딕" w:eastAsia="맑은 고딕"/>
-                <w:b w:val="0"/>
-                <w:sz w:val="15"/>
-              </w:rPr>
-              <w:t>9</w:t>
-            </w:r>
-          </w:p>
-        </w:tc>
-        <w:tc>
-          <w:tcPr>
-            <w:tcW w:type="dxa" w:w="1134"/>
-          </w:tcPr>
-          <w:p>
-            <w:pPr>
-              <w:spacing w:after="0"/>
-              <w:jc w:val="center"/>
-            </w:pPr>
-            <w:r/>
-            <w:r>
-              <w:rPr>
-                <w:rFonts w:ascii="맑은 고딕" w:hAnsi="맑은 고딕" w:eastAsia="맑은 고딕"/>
-                <w:b w:val="0"/>
-                <w:sz w:val="15"/>
-              </w:rPr>
-              <w:t>0/1</w:t>
-            </w:r>
-          </w:p>
-        </w:tc>
-      </w:tr>
-      <w:tr>
-        <w:tc>
-          <w:tcPr>
-            <w:tcW w:type="dxa" w:w="964"/>
-          </w:tcPr>
-          <w:p>
-            <w:pPr>
-              <w:spacing w:after="0"/>
-              <w:jc w:val="center"/>
-            </w:pPr>
-            <w:r/>
-            <w:r>
-              <w:rPr>
-                <w:rFonts w:ascii="맑은 고딕" w:hAnsi="맑은 고딕" w:eastAsia="맑은 고딕"/>
-                <w:b w:val="0"/>
-                <w:sz w:val="15"/>
-              </w:rPr>
-              <w:t>시드 7</w:t>
-            </w:r>
-          </w:p>
-        </w:tc>
-        <w:tc>
-          <w:tcPr>
-            <w:tcW w:type="dxa" w:w="964"/>
-          </w:tcPr>
-          <w:p>
-            <w:pPr>
-              <w:spacing w:after="0"/>
-              <w:jc w:val="center"/>
-            </w:pPr>
-            <w:r/>
-            <w:r>
-              <w:rPr>
-                <w:rFonts w:ascii="맑은 고딕" w:hAnsi="맑은 고딕" w:eastAsia="맑은 고딕"/>
-                <w:b w:val="0"/>
-                <w:sz w:val="15"/>
-              </w:rPr>
-              <w:t>17 (5)</w:t>
-            </w:r>
-          </w:p>
-        </w:tc>
-        <w:tc>
-          <w:tcPr>
-            <w:tcW w:type="dxa" w:w="1531"/>
-          </w:tcPr>
-          <w:p>
-            <w:pPr>
-              <w:spacing w:after="0"/>
-              <w:jc w:val="center"/>
-            </w:pPr>
-            <w:r/>
-            <w:r>
-              <w:rPr>
-                <w:rFonts w:ascii="맑은 고딕" w:hAnsi="맑은 고딕" w:eastAsia="맑은 고딕"/>
-                <w:b w:val="0"/>
-                <w:sz w:val="15"/>
-              </w:rPr>
-              <w:t xml:space="preserve">3 → </w:t>
-            </w:r>
-            <w:r>
-              <w:rPr>
-                <w:rFonts w:ascii="맑은 고딕" w:hAnsi="맑은 고딕" w:eastAsia="맑은 고딕"/>
-                <w:b/>
-                <w:sz w:val="15"/>
-              </w:rPr>
-              <w:t>4</w:t>
-            </w:r>
-            <w:r>
-              <w:rPr>
-                <w:rFonts w:ascii="맑은 고딕" w:hAnsi="맑은 고딕" w:eastAsia="맑은 고딕"/>
-                <w:b w:val="0"/>
-                <w:sz w:val="15"/>
-              </w:rPr>
-              <w:t>/5</w:t>
-            </w:r>
-          </w:p>
-        </w:tc>
-        <w:tc>
-          <w:tcPr>
-            <w:tcW w:type="dxa" w:w="1531"/>
-          </w:tcPr>
-          <w:p>
-            <w:pPr>
-              <w:spacing w:after="0"/>
-              <w:jc w:val="center"/>
-            </w:pPr>
-            <w:r/>
-            <w:r>
-              <w:rPr>
-                <w:rFonts w:ascii="맑은 고딕" w:hAnsi="맑은 고딕" w:eastAsia="맑은 고딕"/>
-                <w:b w:val="0"/>
-                <w:sz w:val="15"/>
-              </w:rPr>
-              <w:t xml:space="preserve">5 → </w:t>
-            </w:r>
-            <w:r>
-              <w:rPr>
-                <w:rFonts w:ascii="맑은 고딕" w:hAnsi="맑은 고딕" w:eastAsia="맑은 고딕"/>
-                <w:b/>
-                <w:sz w:val="15"/>
-              </w:rPr>
-              <w:t>11</w:t>
-            </w:r>
-            <w:r>
-              <w:rPr>
-                <w:rFonts w:ascii="맑은 고딕" w:hAnsi="맑은 고딕" w:eastAsia="맑은 고딕"/>
-                <w:b w:val="0"/>
-                <w:sz w:val="15"/>
-              </w:rPr>
-              <w:t>/12</w:t>
-            </w:r>
-          </w:p>
-        </w:tc>
-        <w:tc>
-          <w:tcPr>
-            <w:tcW w:type="dxa" w:w="850"/>
-          </w:tcPr>
-          <w:p>
-            <w:pPr>
-              <w:spacing w:after="0"/>
-              <w:jc w:val="center"/>
-            </w:pPr>
-            <w:r/>
-            <w:r>
-              <w:rPr>
-                <w:rFonts w:ascii="맑은 고딕" w:hAnsi="맑은 고딕" w:eastAsia="맑은 고딕"/>
-                <w:b w:val="0"/>
-                <w:sz w:val="15"/>
-              </w:rPr>
-              <w:t>0</w:t>
-            </w:r>
-          </w:p>
-        </w:tc>
-        <w:tc>
-          <w:tcPr>
-            <w:tcW w:type="dxa" w:w="907"/>
-          </w:tcPr>
-          <w:p>
-            <w:pPr>
-              <w:spacing w:after="0"/>
-              <w:jc w:val="center"/>
-            </w:pPr>
-            <w:r/>
-            <w:r>
-              <w:rPr>
-                <w:rFonts w:ascii="맑은 고딕" w:hAnsi="맑은 고딕" w:eastAsia="맑은 고딕"/>
-                <w:b w:val="0"/>
-                <w:sz w:val="15"/>
-              </w:rPr>
-              <w:t>0</w:t>
-            </w:r>
-          </w:p>
-        </w:tc>
-        <w:tc>
-          <w:tcPr>
-            <w:tcW w:type="dxa" w:w="850"/>
-          </w:tcPr>
-          <w:p>
-            <w:pPr>
-              <w:spacing w:after="0"/>
-              <w:jc w:val="center"/>
-            </w:pPr>
-            <w:r/>
-            <w:r>
-              <w:rPr>
-                <w:rFonts w:ascii="맑은 고딕" w:hAnsi="맑은 고딕" w:eastAsia="맑은 고딕"/>
-                <w:b w:val="0"/>
-                <w:sz w:val="15"/>
-              </w:rPr>
-              <w:t>1</w:t>
-            </w:r>
-          </w:p>
-        </w:tc>
-        <w:tc>
-          <w:tcPr>
-            <w:tcW w:type="dxa" w:w="794"/>
-          </w:tcPr>
-          <w:p>
-            <w:pPr>
-              <w:spacing w:after="0"/>
-              <w:jc w:val="center"/>
-            </w:pPr>
-            <w:r/>
-            <w:r>
-              <w:rPr>
-                <w:rFonts w:ascii="맑은 고딕" w:hAnsi="맑은 고딕" w:eastAsia="맑은 고딕"/>
-                <w:b w:val="0"/>
-                <w:sz w:val="15"/>
-              </w:rPr>
-              <w:t>10</w:t>
-            </w:r>
-          </w:p>
-        </w:tc>
-        <w:tc>
-          <w:tcPr>
-            <w:tcW w:type="dxa" w:w="1134"/>
-          </w:tcPr>
-          <w:p>
-            <w:pPr>
-              <w:spacing w:after="0"/>
-              <w:jc w:val="center"/>
-            </w:pPr>
-            <w:r/>
-            <w:r>
-              <w:rPr>
-                <w:rFonts w:ascii="맑은 고딕" w:hAnsi="맑은 고딕" w:eastAsia="맑은 고딕"/>
-                <w:b w:val="0"/>
-                <w:sz w:val="15"/>
-              </w:rPr>
-              <w:t>0/1</w:t>
-            </w:r>
-          </w:p>
-        </w:tc>
-      </w:tr>
-      <w:tr>
-        <w:tc>
-          <w:tcPr>
-            <w:tcW w:type="dxa" w:w="964"/>
-          </w:tcPr>
-          <w:p>
-            <w:pPr>
-              <w:spacing w:after="0"/>
-              <w:jc w:val="center"/>
-            </w:pPr>
-            <w:r/>
-            <w:r>
-              <w:rPr>
-                <w:rFonts w:ascii="맑은 고딕" w:hAnsi="맑은 고딕" w:eastAsia="맑은 고딕"/>
-                <w:b w:val="0"/>
-                <w:sz w:val="15"/>
-              </w:rPr>
-              <w:t>시드 8</w:t>
-            </w:r>
-          </w:p>
-        </w:tc>
-        <w:tc>
-          <w:tcPr>
-            <w:tcW w:type="dxa" w:w="964"/>
-          </w:tcPr>
-          <w:p>
-            <w:pPr>
-              <w:spacing w:after="0"/>
-              <w:jc w:val="center"/>
-            </w:pPr>
-            <w:r/>
-            <w:r>
-              <w:rPr>
-                <w:rFonts w:ascii="맑은 고딕" w:hAnsi="맑은 고딕" w:eastAsia="맑은 고딕"/>
-                <w:b w:val="0"/>
-                <w:sz w:val="15"/>
-              </w:rPr>
-              <w:t>17 (10)</w:t>
-            </w:r>
-          </w:p>
-        </w:tc>
-        <w:tc>
-          <w:tcPr>
-            <w:tcW w:type="dxa" w:w="1531"/>
-          </w:tcPr>
-          <w:p>
-            <w:pPr>
-              <w:spacing w:after="0"/>
-              <w:jc w:val="center"/>
-            </w:pPr>
-            <w:r/>
-            <w:r>
-              <w:rPr>
-                <w:rFonts w:ascii="맑은 고딕" w:hAnsi="맑은 고딕" w:eastAsia="맑은 고딕"/>
-                <w:b w:val="0"/>
-                <w:sz w:val="15"/>
-              </w:rPr>
-              <w:t xml:space="preserve">6 → </w:t>
-            </w:r>
-            <w:r>
-              <w:rPr>
-                <w:rFonts w:ascii="맑은 고딕" w:hAnsi="맑은 고딕" w:eastAsia="맑은 고딕"/>
-                <w:b/>
-                <w:sz w:val="15"/>
-              </w:rPr>
-              <w:t>10</w:t>
-            </w:r>
-            <w:r>
-              <w:rPr>
-                <w:rFonts w:ascii="맑은 고딕" w:hAnsi="맑은 고딕" w:eastAsia="맑은 고딕"/>
-                <w:b w:val="0"/>
-                <w:sz w:val="15"/>
-              </w:rPr>
-              <w:t>/10</w:t>
-            </w:r>
-          </w:p>
-        </w:tc>
-        <w:tc>
-          <w:tcPr>
-            <w:tcW w:type="dxa" w:w="1531"/>
-          </w:tcPr>
-          <w:p>
-            <w:pPr>
-              <w:spacing w:after="0"/>
-              <w:jc w:val="center"/>
-            </w:pPr>
-            <w:r/>
-            <w:r>
-              <w:rPr>
-                <w:rFonts w:ascii="맑은 고딕" w:hAnsi="맑은 고딕" w:eastAsia="맑은 고딕"/>
-                <w:b w:val="0"/>
-                <w:sz w:val="15"/>
-              </w:rPr>
-              <w:t xml:space="preserve">3 → </w:t>
-            </w:r>
-            <w:r>
-              <w:rPr>
-                <w:rFonts w:ascii="맑은 고딕" w:hAnsi="맑은 고딕" w:eastAsia="맑은 고딕"/>
-                <w:b/>
-                <w:sz w:val="15"/>
-              </w:rPr>
-              <w:t>6</w:t>
-            </w:r>
-            <w:r>
-              <w:rPr>
-                <w:rFonts w:ascii="맑은 고딕" w:hAnsi="맑은 고딕" w:eastAsia="맑은 고딕"/>
-                <w:b w:val="0"/>
-                <w:sz w:val="15"/>
-              </w:rPr>
-              <w:t>/7</w:t>
-            </w:r>
-          </w:p>
-        </w:tc>
-        <w:tc>
-          <w:tcPr>
-            <w:tcW w:type="dxa" w:w="850"/>
-          </w:tcPr>
-          <w:p>
-            <w:pPr>
-              <w:spacing w:after="0"/>
-              <w:jc w:val="center"/>
-            </w:pPr>
-            <w:r/>
-            <w:r>
-              <w:rPr>
-                <w:rFonts w:ascii="맑은 고딕" w:hAnsi="맑은 고딕" w:eastAsia="맑은 고딕"/>
-                <w:b w:val="0"/>
-                <w:sz w:val="15"/>
-              </w:rPr>
-              <w:t>0</w:t>
-            </w:r>
-          </w:p>
-        </w:tc>
-        <w:tc>
-          <w:tcPr>
-            <w:tcW w:type="dxa" w:w="907"/>
-          </w:tcPr>
-          <w:p>
-            <w:pPr>
-              <w:spacing w:after="0"/>
-              <w:jc w:val="center"/>
-            </w:pPr>
-            <w:r/>
-            <w:r>
-              <w:rPr>
-                <w:rFonts w:ascii="맑은 고딕" w:hAnsi="맑은 고딕" w:eastAsia="맑은 고딕"/>
-                <w:b w:val="0"/>
-                <w:sz w:val="15"/>
-              </w:rPr>
-              <w:t>0</w:t>
-            </w:r>
-          </w:p>
-        </w:tc>
-        <w:tc>
-          <w:tcPr>
-            <w:tcW w:type="dxa" w:w="850"/>
-          </w:tcPr>
-          <w:p>
-            <w:pPr>
-              <w:spacing w:after="0"/>
-              <w:jc w:val="center"/>
-            </w:pPr>
-            <w:r/>
-            <w:r>
-              <w:rPr>
-                <w:rFonts w:ascii="맑은 고딕" w:hAnsi="맑은 고딕" w:eastAsia="맑은 고딕"/>
-                <w:b w:val="0"/>
-                <w:sz w:val="15"/>
-              </w:rPr>
-              <w:t>3</w:t>
-            </w:r>
-          </w:p>
-        </w:tc>
-        <w:tc>
-          <w:tcPr>
-            <w:tcW w:type="dxa" w:w="794"/>
-          </w:tcPr>
-          <w:p>
-            <w:pPr>
-              <w:spacing w:after="0"/>
-              <w:jc w:val="center"/>
-            </w:pPr>
-            <w:r/>
-            <w:r>
-              <w:rPr>
-                <w:rFonts w:ascii="맑은 고딕" w:hAnsi="맑은 고딕" w:eastAsia="맑은 고딕"/>
-                <w:b w:val="0"/>
-                <w:sz w:val="15"/>
-              </w:rPr>
-              <w:t>12</w:t>
-            </w:r>
-          </w:p>
-        </w:tc>
-        <w:tc>
-          <w:tcPr>
-            <w:tcW w:type="dxa" w:w="1134"/>
-          </w:tcPr>
-          <w:p>
-            <w:pPr>
-              <w:spacing w:after="0"/>
-              <w:jc w:val="center"/>
-            </w:pPr>
-            <w:r/>
-            <w:r>
-              <w:rPr>
-                <w:rFonts w:ascii="맑은 고딕" w:hAnsi="맑은 고딕" w:eastAsia="맑은 고딕"/>
-                <w:b w:val="0"/>
-                <w:sz w:val="15"/>
-              </w:rPr>
-              <w:t>1/2</w:t>
-            </w:r>
-          </w:p>
-        </w:tc>
-      </w:tr>
-      <w:tr>
-        <w:tc>
-          <w:tcPr>
-            <w:tcW w:type="dxa" w:w="964"/>
-          </w:tcPr>
-          <w:p>
-            <w:pPr>
-              <w:spacing w:after="0"/>
-              <w:jc w:val="center"/>
-            </w:pPr>
-            <w:r/>
-            <w:r>
-              <w:rPr>
-                <w:rFonts w:ascii="맑은 고딕" w:hAnsi="맑은 고딕" w:eastAsia="맑은 고딕"/>
-                <w:b w:val="0"/>
-                <w:sz w:val="15"/>
-              </w:rPr>
-              <w:t>시드 9</w:t>
-            </w:r>
-          </w:p>
-        </w:tc>
-        <w:tc>
-          <w:tcPr>
-            <w:tcW w:type="dxa" w:w="964"/>
-          </w:tcPr>
-          <w:p>
-            <w:pPr>
-              <w:spacing w:after="0"/>
-              <w:jc w:val="center"/>
-            </w:pPr>
-            <w:r/>
-            <w:r>
-              <w:rPr>
-                <w:rFonts w:ascii="맑은 고딕" w:hAnsi="맑은 고딕" w:eastAsia="맑은 고딕"/>
-                <w:b w:val="0"/>
-                <w:sz w:val="15"/>
-              </w:rPr>
-              <w:t>18 (6)</w:t>
-            </w:r>
-          </w:p>
-        </w:tc>
-        <w:tc>
-          <w:tcPr>
-            <w:tcW w:type="dxa" w:w="1531"/>
-          </w:tcPr>
-          <w:p>
-            <w:pPr>
-              <w:spacing w:after="0"/>
-              <w:jc w:val="center"/>
-            </w:pPr>
-            <w:r/>
-            <w:r>
-              <w:rPr>
-                <w:rFonts w:ascii="맑은 고딕" w:hAnsi="맑은 고딕" w:eastAsia="맑은 고딕"/>
-                <w:b w:val="0"/>
-                <w:sz w:val="15"/>
-              </w:rPr>
-              <w:t xml:space="preserve">3 → </w:t>
-            </w:r>
-            <w:r>
-              <w:rPr>
-                <w:rFonts w:ascii="맑은 고딕" w:hAnsi="맑은 고딕" w:eastAsia="맑은 고딕"/>
-                <w:b/>
-                <w:sz w:val="15"/>
-              </w:rPr>
-              <w:t>4</w:t>
-            </w:r>
-            <w:r>
-              <w:rPr>
-                <w:rFonts w:ascii="맑은 고딕" w:hAnsi="맑은 고딕" w:eastAsia="맑은 고딕"/>
-                <w:b w:val="0"/>
-                <w:sz w:val="15"/>
-              </w:rPr>
-              <w:t>/6</w:t>
-            </w:r>
-          </w:p>
-        </w:tc>
-        <w:tc>
-          <w:tcPr>
-            <w:tcW w:type="dxa" w:w="1531"/>
-          </w:tcPr>
-          <w:p>
-            <w:pPr>
-              <w:spacing w:after="0"/>
-              <w:jc w:val="center"/>
-            </w:pPr>
-            <w:r/>
-            <w:r>
-              <w:rPr>
-                <w:rFonts w:ascii="맑은 고딕" w:hAnsi="맑은 고딕" w:eastAsia="맑은 고딕"/>
-                <w:b w:val="0"/>
-                <w:sz w:val="15"/>
-              </w:rPr>
-              <w:t xml:space="preserve">5 → </w:t>
-            </w:r>
-            <w:r>
-              <w:rPr>
-                <w:rFonts w:ascii="맑은 고딕" w:hAnsi="맑은 고딕" w:eastAsia="맑은 고딕"/>
-                <w:b/>
-                <w:sz w:val="15"/>
-              </w:rPr>
-              <w:t>12</w:t>
-            </w:r>
-            <w:r>
-              <w:rPr>
-                <w:rFonts w:ascii="맑은 고딕" w:hAnsi="맑은 고딕" w:eastAsia="맑은 고딕"/>
-                <w:b w:val="0"/>
-                <w:sz w:val="15"/>
-              </w:rPr>
-              <w:t>/12</w:t>
-            </w:r>
-          </w:p>
-        </w:tc>
-        <w:tc>
-          <w:tcPr>
-            <w:tcW w:type="dxa" w:w="850"/>
-          </w:tcPr>
-          <w:p>
-            <w:pPr>
-              <w:spacing w:after="0"/>
-              <w:jc w:val="center"/>
-            </w:pPr>
-            <w:r/>
-            <w:r>
-              <w:rPr>
-                <w:rFonts w:ascii="맑은 고딕" w:hAnsi="맑은 고딕" w:eastAsia="맑은 고딕"/>
-                <w:b w:val="0"/>
-                <w:sz w:val="15"/>
-              </w:rPr>
-              <w:t>0</w:t>
-            </w:r>
-          </w:p>
-        </w:tc>
-        <w:tc>
-          <w:tcPr>
-            <w:tcW w:type="dxa" w:w="907"/>
-          </w:tcPr>
-          <w:p>
-            <w:pPr>
-              <w:spacing w:after="0"/>
-              <w:jc w:val="center"/>
-            </w:pPr>
-            <w:r/>
-            <w:r>
-              <w:rPr>
-                <w:rFonts w:ascii="맑은 고딕" w:hAnsi="맑은 고딕" w:eastAsia="맑은 고딕"/>
-                <w:b w:val="0"/>
-                <w:sz w:val="15"/>
-              </w:rPr>
-              <w:t>0</w:t>
-            </w:r>
-          </w:p>
-        </w:tc>
-        <w:tc>
-          <w:tcPr>
-            <w:tcW w:type="dxa" w:w="850"/>
-          </w:tcPr>
-          <w:p>
-            <w:pPr>
-              <w:spacing w:after="0"/>
-              <w:jc w:val="center"/>
-            </w:pPr>
-            <w:r/>
-            <w:r>
-              <w:rPr>
-                <w:rFonts w:ascii="맑은 고딕" w:hAnsi="맑은 고딕" w:eastAsia="맑은 고딕"/>
-                <w:b w:val="0"/>
-                <w:sz w:val="15"/>
-              </w:rPr>
-              <w:t>0</w:t>
-            </w:r>
-          </w:p>
-        </w:tc>
-        <w:tc>
-          <w:tcPr>
-            <w:tcW w:type="dxa" w:w="794"/>
-          </w:tcPr>
-          <w:p>
-            <w:pPr>
-              <w:spacing w:after="0"/>
-              <w:jc w:val="center"/>
-            </w:pPr>
-            <w:r/>
-            <w:r>
-              <w:rPr>
-                <w:rFonts w:ascii="맑은 고딕" w:hAnsi="맑은 고딕" w:eastAsia="맑은 고딕"/>
-                <w:b w:val="0"/>
-                <w:sz w:val="15"/>
-              </w:rPr>
-              <w:t>11</w:t>
-            </w:r>
-          </w:p>
-        </w:tc>
-        <w:tc>
-          <w:tcPr>
-            <w:tcW w:type="dxa" w:w="1134"/>
-          </w:tcPr>
-          <w:p>
-            <w:pPr>
-              <w:spacing w:after="0"/>
-              <w:jc w:val="center"/>
-            </w:pPr>
-            <w:r/>
-            <w:r>
-              <w:rPr>
-                <w:rFonts w:ascii="맑은 고딕" w:hAnsi="맑은 고딕" w:eastAsia="맑은 고딕"/>
-                <w:b w:val="0"/>
-                <w:sz w:val="15"/>
-              </w:rPr>
-              <w:t>2/2</w:t>
-            </w:r>
-          </w:p>
-        </w:tc>
-      </w:tr>
-      <w:tr>
-        <w:tc>
-          <w:tcPr>
-            <w:tcW w:type="dxa" w:w="964"/>
-          </w:tcPr>
-          <w:p>
-            <w:pPr>
-              <w:spacing w:after="0"/>
-              <w:jc w:val="center"/>
-            </w:pPr>
-            <w:r/>
-            <w:r>
-              <w:rPr>
-                <w:rFonts w:ascii="맑은 고딕" w:hAnsi="맑은 고딕" w:eastAsia="맑은 고딕"/>
-                <w:b w:val="0"/>
-                <w:sz w:val="15"/>
-              </w:rPr>
-              <w:t>합계</w:t>
-            </w:r>
-          </w:p>
-        </w:tc>
-        <w:tc>
-          <w:tcPr>
-            <w:tcW w:type="dxa" w:w="964"/>
-          </w:tcPr>
-          <w:p>
-            <w:pPr>
-              <w:spacing w:after="0"/>
-              <w:jc w:val="center"/>
-            </w:pPr>
-            <w:r/>
-            <w:r>
-              <w:rPr>
-                <w:rFonts w:ascii="맑은 고딕" w:hAnsi="맑은 고딕" w:eastAsia="맑은 고딕"/>
-                <w:b w:val="0"/>
-                <w:sz w:val="15"/>
-              </w:rPr>
-              <w:t>174 (72)</w:t>
-            </w:r>
-          </w:p>
-        </w:tc>
-        <w:tc>
-          <w:tcPr>
-            <w:tcW w:type="dxa" w:w="1531"/>
-          </w:tcPr>
-          <w:p>
-            <w:pPr>
-              <w:spacing w:after="0"/>
-              <w:jc w:val="center"/>
-            </w:pPr>
-            <w:r/>
-            <w:r>
-              <w:rPr>
-                <w:rFonts w:ascii="맑은 고딕" w:hAnsi="맑은 고딕" w:eastAsia="맑은 고딕"/>
-                <w:b w:val="0"/>
-                <w:sz w:val="15"/>
-              </w:rPr>
-              <w:t xml:space="preserve">43 → </w:t>
-            </w:r>
-            <w:r>
-              <w:rPr>
-                <w:rFonts w:ascii="맑은 고딕" w:hAnsi="맑은 고딕" w:eastAsia="맑은 고딕"/>
-                <w:b/>
-                <w:sz w:val="15"/>
-              </w:rPr>
-              <w:t>58</w:t>
-            </w:r>
-            <w:r>
-              <w:rPr>
-                <w:rFonts w:ascii="맑은 고딕" w:hAnsi="맑은 고딕" w:eastAsia="맑은 고딕"/>
-                <w:b w:val="0"/>
-                <w:sz w:val="15"/>
-              </w:rPr>
-              <w:t>/72</w:t>
-            </w:r>
-          </w:p>
-        </w:tc>
-        <w:tc>
-          <w:tcPr>
-            <w:tcW w:type="dxa" w:w="1531"/>
-          </w:tcPr>
-          <w:p>
-            <w:pPr>
-              <w:spacing w:after="0"/>
-              <w:jc w:val="center"/>
-            </w:pPr>
-            <w:r/>
-            <w:r>
-              <w:rPr>
-                <w:rFonts w:ascii="맑은 고딕" w:hAnsi="맑은 고딕" w:eastAsia="맑은 고딕"/>
-                <w:b w:val="0"/>
-                <w:sz w:val="15"/>
-              </w:rPr>
-              <w:t xml:space="preserve">50 → </w:t>
-            </w:r>
-            <w:r>
-              <w:rPr>
-                <w:rFonts w:ascii="맑은 고딕" w:hAnsi="맑은 고딕" w:eastAsia="맑은 고딕"/>
-                <w:b/>
-                <w:sz w:val="15"/>
-              </w:rPr>
-              <w:t>98</w:t>
-            </w:r>
-            <w:r>
-              <w:rPr>
-                <w:rFonts w:ascii="맑은 고딕" w:hAnsi="맑은 고딕" w:eastAsia="맑은 고딕"/>
-                <w:b w:val="0"/>
-                <w:sz w:val="15"/>
-              </w:rPr>
-              <w:t>/102</w:t>
-            </w:r>
-          </w:p>
-        </w:tc>
-        <w:tc>
-          <w:tcPr>
-            <w:tcW w:type="dxa" w:w="850"/>
-          </w:tcPr>
-          <w:p>
-            <w:pPr>
-              <w:spacing w:after="0"/>
-              <w:jc w:val="center"/>
-            </w:pPr>
-            <w:r/>
-            <w:r>
-              <w:rPr>
-                <w:rFonts w:ascii="맑은 고딕" w:hAnsi="맑은 고딕" w:eastAsia="맑은 고딕"/>
-                <w:b w:val="0"/>
-                <w:sz w:val="15"/>
-              </w:rPr>
-              <w:t>0</w:t>
-            </w:r>
-          </w:p>
-        </w:tc>
-        <w:tc>
-          <w:tcPr>
-            <w:tcW w:type="dxa" w:w="907"/>
-          </w:tcPr>
-          <w:p>
-            <w:pPr>
-              <w:spacing w:after="0"/>
-              <w:jc w:val="center"/>
-            </w:pPr>
-            <w:r/>
-            <w:r>
-              <w:rPr>
-                <w:rFonts w:ascii="맑은 고딕" w:hAnsi="맑은 고딕" w:eastAsia="맑은 고딕"/>
-                <w:b w:val="0"/>
-                <w:sz w:val="15"/>
-              </w:rPr>
-              <w:t>2</w:t>
-            </w:r>
-          </w:p>
-        </w:tc>
-        <w:tc>
-          <w:tcPr>
-            <w:tcW w:type="dxa" w:w="850"/>
-          </w:tcPr>
-          <w:p>
-            <w:pPr>
-              <w:spacing w:after="0"/>
-              <w:jc w:val="center"/>
-            </w:pPr>
-            <w:r/>
-            <w:r>
-              <w:rPr>
-                <w:rFonts w:ascii="맑은 고딕" w:hAnsi="맑은 고딕" w:eastAsia="맑은 고딕"/>
-                <w:b w:val="0"/>
-                <w:sz w:val="15"/>
-              </w:rPr>
-              <w:t>9</w:t>
-            </w:r>
-          </w:p>
-        </w:tc>
-        <w:tc>
-          <w:tcPr>
-            <w:tcW w:type="dxa" w:w="794"/>
-          </w:tcPr>
-          <w:p>
-            <w:pPr>
-              <w:spacing w:after="0"/>
-              <w:jc w:val="center"/>
-            </w:pPr>
-            <w:r/>
-            <w:r>
-              <w:rPr>
-                <w:rFonts w:ascii="맑은 고딕" w:hAnsi="맑은 고딕" w:eastAsia="맑은 고딕"/>
-                <w:b w:val="0"/>
-                <w:sz w:val="15"/>
-              </w:rPr>
-              <w:t>105</w:t>
-            </w:r>
-          </w:p>
-        </w:tc>
-        <w:tc>
-          <w:tcPr>
-            <w:tcW w:type="dxa" w:w="1134"/>
-          </w:tcPr>
-          <w:p>
-            <w:pPr>
-              <w:spacing w:after="0"/>
-              <w:jc w:val="center"/>
-            </w:pPr>
-            <w:r/>
-            <w:r>
-              <w:rPr>
-                <w:rFonts w:ascii="맑은 고딕" w:hAnsi="맑은 고딕" w:eastAsia="맑은 고딕"/>
-                <w:b w:val="0"/>
-                <w:sz w:val="15"/>
-              </w:rPr>
-              <w:t>8/12</w:t>
+              <w:t>40/75</w:t>
             </w:r>
           </w:p>
         </w:tc>
@@ -5609,7 +6212,25 @@
           <w:i w:val="0"/>
           <w:sz w:val="17"/>
         </w:rPr>
-        <w:t>재확인 105건 중 96건에서 물체를 다시 찾았고, 판정을 고친 것이 2건(정답과 맞게 고침 2건), 다른 CCTV 로 다시 시도한 것이 5번이었다. 바디캠 프레임 단위 YOLO 판정은 경로에서 보인 위험 물체 61/66, 안전 물체 82/85였다. 이 밖에 Isaac 없이 도는 단위 테스트 19개(배치, 경로, 투영, 채점, 에이전트 재확인·재시도·병합 등)가 모두 통과한다.</w:t>
+        <w:t xml:space="preserve">재확인 113건 중 98건에서 물체를 다시 찾았고, 판정을 고친 것이 3건이다. 에이전트가 스스로 판단한 위험 영역은 43개(실제 위험 주변 40개), 음성 경고는 모두 40번 (그중 실제 닿기 직전 사건에 맞은 것 29번)이었다. CCTV 접근 경고 24/27건, 거리 오차 중앙값 0.29 m. </w:t>
+      </w:r>
+      <w:r>
+        <w:rPr>
+          <w:rFonts w:ascii="맑은 고딕" w:hAnsi="맑은 고딕" w:eastAsia="맑은 고딕"/>
+          <w:b/>
+          <w:i w:val="0"/>
+          <w:sz w:val="17"/>
+        </w:rPr>
+        <w:t>손동작</w:t>
+      </w:r>
+      <w:r>
+        <w:rPr>
+          <w:rFonts w:ascii="맑은 고딕" w:hAnsi="맑은 고딕" w:eastAsia="맑은 고딕"/>
+          <w:b w:val="0"/>
+          <w:i w:val="0"/>
+          <w:sz w:val="17"/>
+        </w:rPr>
+        <w:t>은 경로 8곳에서 조명을 바꿔 손가락 1~5 를 보인 40번 중 35번을 맞게 인식했고 (다른 명령 1번, 손을 올리고 내리는 중 잘못 실행 0번, 못 알아본 것은 아주 어두운 한 곳), 시연 순찰에서는 4번 중 4번을 인식해 English로 안내했다. Isaac 없이 도는 단위 테스트 28개(투영, 채점, 재확인·병합, 위험 영역, 음성 경고, 손가락 세기, 다국어 문장 등)가 모두 통과한다.</w:t>
       </w:r>
     </w:p>
     <w:p>
@@ -5657,6 +6278,7 @@
           <w:rFonts w:ascii="맑은 고딕" w:hAnsi="맑은 고딕" w:eastAsia="맑은 고딕"/>
           <w:b w:val="0"/>
           <w:i w:val="0"/>
+          <w:sz w:val="17"/>
         </w:rPr>
         <w:t xml:space="preserve">• </w:t>
       </w:r>
@@ -5665,6 +6287,7 @@
           <w:rFonts w:ascii="맑은 고딕" w:hAnsi="맑은 고딕" w:eastAsia="맑은 고딕"/>
           <w:b/>
           <w:i w:val="0"/>
+          <w:sz w:val="17"/>
         </w:rPr>
         <w:t>정량</w:t>
       </w:r>
@@ -5673,8 +6296,9 @@
           <w:rFonts w:ascii="맑은 고딕" w:hAnsi="맑은 고딕" w:eastAsia="맑은 고딕"/>
           <w:b w:val="0"/>
           <w:i w:val="0"/>
+          <w:sz w:val="17"/>
         </w:rPr>
-        <w:t>: 창고 전체 물체 기준 위험 81%, 안전 96% 판정 (바디캠만 60%, 49%). 재확인과 점검표가 바디캠 경로에서 멀거나 잠깐 보인 물체(작업대, 랙 끝 소화기)를 채움. CCTV 접근 경고 8/12건, 거리 오차 중앙값 0.29 m</w:t>
+        <w:t>: 창고 전체 위험 90%, 안전 96% 판정 (바디캠만 77%, 41%), 위험 영역 100% 인식, 닿기 직전 음성 경고 78%, 공구 이름 53%, 손동작 명령 88%</w:t>
       </w:r>
     </w:p>
     <w:p>
@@ -5687,6 +6311,7 @@
           <w:rFonts w:ascii="맑은 고딕" w:hAnsi="맑은 고딕" w:eastAsia="맑은 고딕"/>
           <w:b w:val="0"/>
           <w:i w:val="0"/>
+          <w:sz w:val="17"/>
         </w:rPr>
         <w:t xml:space="preserve">• </w:t>
       </w:r>
@@ -5695,6 +6320,7 @@
           <w:rFonts w:ascii="맑은 고딕" w:hAnsi="맑은 고딕" w:eastAsia="맑은 고딕"/>
           <w:b/>
           <w:i w:val="0"/>
+          <w:sz w:val="17"/>
         </w:rPr>
         <w:t>정성</w:t>
       </w:r>
@@ -5703,8 +6329,9 @@
           <w:rFonts w:ascii="맑은 고딕" w:hAnsi="맑은 고딕" w:eastAsia="맑은 고딕"/>
           <w:b w:val="0"/>
           <w:i w:val="0"/>
+          <w:sz w:val="17"/>
         </w:rPr>
-        <w:t>: 순찰 1회마다 무엇을 어디서 어떤 근거로 판정했는지 기록이 남고, 조치 지시서가 바로 나옴. 카메라로 확정 못 한 것은 숨기지 않고 '현장 확인'으로 사람에게 넘김</w:t>
+        <w:t>: 순찰마다 판정 근거 기록이 남고, 작업자는 화면을 보지 않아도 소리로 위험을 알 수 있음. 외국인 작업자도 모국어로 장비·위험·TBM 안내를 받고 관리자 호출·SOS 를 할 수 있음</w:t>
       </w:r>
     </w:p>
     <w:p>
@@ -5717,6 +6344,7 @@
           <w:rFonts w:ascii="맑은 고딕" w:hAnsi="맑은 고딕" w:eastAsia="맑은 고딕"/>
           <w:b w:val="0"/>
           <w:i w:val="0"/>
+          <w:sz w:val="17"/>
         </w:rPr>
         <w:t xml:space="preserve">• </w:t>
       </w:r>
@@ -5725,6 +6353,7 @@
           <w:rFonts w:ascii="맑은 고딕" w:hAnsi="맑은 고딕" w:eastAsia="맑은 고딕"/>
           <w:b/>
           <w:i w:val="0"/>
+          <w:sz w:val="17"/>
         </w:rPr>
         <w:t>적용</w:t>
       </w:r>
@@ -5733,8 +6362,9 @@
           <w:rFonts w:ascii="맑은 고딕" w:hAnsi="맑은 고딕" w:eastAsia="맑은 고딕"/>
           <w:b w:val="0"/>
           <w:i w:val="0"/>
+          <w:sz w:val="17"/>
         </w:rPr>
-        <w:t>: 바디캠과 기존 CCTV(PTZ) 만으로 동작하는 구조라 로봇 없이 적용 가능. 디지털 트윈에서 위험 상태 데이터를 만들 수 있어 사고 장면을 실제로 연출할 필요가 없음</w:t>
+        <w:t>: 바디캠(스피커)과 기존 CCTV(PTZ) 만으로 동작. 라바콘·표지처럼 현장에서 이미 쓰는 표시를 그대로 위험 영역으로 읽음</w:t>
       </w:r>
     </w:p>
     <w:p>
@@ -5763,6 +6393,7 @@
           <w:rFonts w:ascii="맑은 고딕" w:hAnsi="맑은 고딕" w:eastAsia="맑은 고딕"/>
           <w:b w:val="0"/>
           <w:i w:val="0"/>
+          <w:sz w:val="17"/>
         </w:rPr>
         <w:t xml:space="preserve">• </w:t>
       </w:r>
@@ -5771,16 +6402,18 @@
           <w:rFonts w:ascii="맑은 고딕" w:hAnsi="맑은 고딕" w:eastAsia="맑은 고딕"/>
           <w:b/>
           <w:i w:val="0"/>
+          <w:sz w:val="17"/>
         </w:rPr>
-        <w:t>작은 공구를 놓침</w:t>
+        <w:t>작은 공구·중복</w:t>
       </w:r>
       <w:r>
         <w:rPr>
           <w:rFonts w:ascii="맑은 고딕" w:hAnsi="맑은 고딕" w:eastAsia="맑은 고딕"/>
           <w:b w:val="0"/>
           <w:i w:val="0"/>
+          <w:sz w:val="17"/>
         </w:rPr>
-        <w:t>: 에이전트가 끝내 못 찾은 위험 물체 14개 중 12개가 통로 바닥의 작은 공구 (YOLO 에서 가장 약한 클래스, mAP50 0.865). 바디캠에 한 번도 검출되지 않으면 재확인 대상에도 오르지 않음. 공구 데이터 보강과 고해상도 바디캠이 필요</w:t>
+        <w:t>: 끝내 못 찾은 위험 9개 중 6개가 바닥 공구. 없는 위험 보고 8건은 대부분 멀리서 본 같은 물체가 위치가 2~7 m 어긋나 대장에 한 번 더 오른 중복 (거리별 병합으로 보완 예정)</w:t>
       </w:r>
     </w:p>
     <w:p>
@@ -5793,6 +6426,7 @@
           <w:rFonts w:ascii="맑은 고딕" w:hAnsi="맑은 고딕" w:eastAsia="맑은 고딕"/>
           <w:b w:val="0"/>
           <w:i w:val="0"/>
+          <w:sz w:val="17"/>
         </w:rPr>
         <w:t xml:space="preserve">• </w:t>
       </w:r>
@@ -5801,16 +6435,18 @@
           <w:rFonts w:ascii="맑은 고딕" w:hAnsi="맑은 고딕" w:eastAsia="맑은 고딕"/>
           <w:b/>
           <w:i w:val="0"/>
+          <w:sz w:val="17"/>
         </w:rPr>
-        <w:t>합성 데이터만 사용</w:t>
+        <w:t>합성 데이터만</w:t>
       </w:r>
       <w:r>
         <w:rPr>
           <w:rFonts w:ascii="맑은 고딕" w:hAnsi="맑은 고딕" w:eastAsia="맑은 고딕"/>
           <w:b w:val="0"/>
           <w:i w:val="0"/>
+          <w:sz w:val="17"/>
         </w:rPr>
-        <w:t>: 실제 사진으로 검증하지 않았다. 현장 적용 전 실사 사진 수백 장으로 미세조정과 검증이 필요 (Level 4 Pilot 단계)</w:t>
+        <w:t>: 휴대폰 공구 사진 시험에서 가까이 찍은 드라이버를 놓침 (학습은 1~5 m 앞 작은 공구). 현장 사진으로 미세조정 필요 (Level 4). 손동작도 시뮬레이션 맨손만</w:t>
       </w:r>
     </w:p>
     <w:p>
@@ -5823,6 +6459,7 @@
           <w:rFonts w:ascii="맑은 고딕" w:hAnsi="맑은 고딕" w:eastAsia="맑은 고딕"/>
           <w:b w:val="0"/>
           <w:i w:val="0"/>
+          <w:sz w:val="17"/>
         </w:rPr>
         <w:t xml:space="preserve">• </w:t>
       </w:r>
@@ -5831,16 +6468,18 @@
           <w:rFonts w:ascii="맑은 고딕" w:hAnsi="맑은 고딕" w:eastAsia="맑은 고딕"/>
           <w:b/>
           <w:i w:val="0"/>
+          <w:sz w:val="17"/>
         </w:rPr>
-        <w:t>처리 속도</w:t>
+        <w:t>음성·언어</w:t>
       </w:r>
       <w:r>
         <w:rPr>
           <w:rFonts w:ascii="맑은 고딕" w:hAnsi="맑은 고딕" w:eastAsia="맑은 고딕"/>
           <w:b w:val="0"/>
           <w:i w:val="0"/>
+          <w:sz w:val="17"/>
         </w:rPr>
-        <w:t>: Isaac Sim 6.0.1 의 PyTorch 가 CPU 전용이라 시뮬레이션 안 YOLO 는 CPU 로 돌림 (시뮬레이션 시간 고정으로 결과는 재현 가능). 실제 배치는 GPU·엣지 장치에서 실시간 가능</w:t>
+        <w:t>: 다국어 안내 음성은 Microsoft 온라인 TTS (인터넷 필요, 끊기면 Windows 음성으로 한국어·영어·일본어만). 언어는 문장 틀에 있는 4개만</w:t>
       </w:r>
     </w:p>
     <w:p>
@@ -5853,6 +6492,7 @@
           <w:rFonts w:ascii="맑은 고딕" w:hAnsi="맑은 고딕" w:eastAsia="맑은 고딕"/>
           <w:b w:val="0"/>
           <w:i w:val="0"/>
+          <w:sz w:val="17"/>
         </w:rPr>
         <w:t xml:space="preserve">• </w:t>
       </w:r>
@@ -5861,16 +6501,18 @@
           <w:rFonts w:ascii="맑은 고딕" w:hAnsi="맑은 고딕" w:eastAsia="맑은 고딕"/>
           <w:b/>
           <w:i w:val="0"/>
+          <w:sz w:val="17"/>
         </w:rPr>
-        <w:t>CCTV 원거리</w:t>
+        <w:t>작업자 위치</w:t>
       </w:r>
       <w:r>
         <w:rPr>
           <w:rFonts w:ascii="맑은 고딕" w:hAnsi="맑은 고딕" w:eastAsia="맑은 고딕"/>
           <w:b w:val="0"/>
           <w:i w:val="0"/>
+          <w:sz w:val="17"/>
         </w:rPr>
-        <w:t>: 접근 경고를 놓친 4건은 모두 북쪽 끝 유출 자리로, 그곳을 보는 CCTV 가 약 29 m 떨어져 작업자가 너무 작게 찍힘 (거리 계산은 20 m 안만). 북쪽에 CCTV 1대를 더 두는 배치 최적화가 필요</w:t>
+        <w:t>: 음성 경고는 작업자 위치를 정확히 안다고 가정 (시뮬레이션 값). 실제로는 바디캠에 UWB·실내 측위나 영상 기반 위치 추정이 필요</w:t>
       </w:r>
     </w:p>
     <w:p>
@@ -5883,6 +6525,7 @@
           <w:rFonts w:ascii="맑은 고딕" w:hAnsi="맑은 고딕" w:eastAsia="맑은 고딕"/>
           <w:b w:val="0"/>
           <w:i w:val="0"/>
+          <w:sz w:val="17"/>
         </w:rPr>
         <w:t xml:space="preserve">• </w:t>
       </w:r>
@@ -5891,16 +6534,18 @@
           <w:rFonts w:ascii="맑은 고딕" w:hAnsi="맑은 고딕" w:eastAsia="맑은 고딕"/>
           <w:b/>
           <w:i w:val="0"/>
+          <w:sz w:val="17"/>
         </w:rPr>
-        <w:t>규칙 기반 판단</w:t>
+        <w:t>처리 속도</w:t>
       </w:r>
       <w:r>
         <w:rPr>
           <w:rFonts w:ascii="맑은 고딕" w:hAnsi="맑은 고딕" w:eastAsia="맑은 고딕"/>
           <w:b w:val="0"/>
           <w:i w:val="0"/>
+          <w:sz w:val="17"/>
         </w:rPr>
-        <w:t>: 재확인 조건, 우선순위 점수는 규칙. 현장 피드백(조치 완료, 오탐 표시)으로 임계값을 보정하는 학습과 MES·작업지시 시스템 연동을 계획</w:t>
+        <w:t>: Isaac Sim 6.0.1 의 PyTorch 가 CPU 전용이라 시뮬레이션 안 YOLO 는 CPU (시간 고정이라 결과는 재현). 실제 배치는 GPU·엣지 장치</w:t>
       </w:r>
     </w:p>
     <w:p>
@@ -5913,6 +6558,7 @@
           <w:rFonts w:ascii="맑은 고딕" w:hAnsi="맑은 고딕" w:eastAsia="맑은 고딕"/>
           <w:b w:val="0"/>
           <w:i w:val="0"/>
+          <w:sz w:val="17"/>
         </w:rPr>
         <w:t xml:space="preserve">• </w:t>
       </w:r>
@@ -5921,16 +6567,18 @@
           <w:rFonts w:ascii="맑은 고딕" w:hAnsi="맑은 고딕" w:eastAsia="맑은 고딕"/>
           <w:b/>
           <w:i w:val="0"/>
+          <w:sz w:val="17"/>
         </w:rPr>
-        <w:t>정적인 위험만</w:t>
+        <w:t>규칙 기반 판단</w:t>
       </w:r>
       <w:r>
         <w:rPr>
           <w:rFonts w:ascii="맑은 고딕" w:hAnsi="맑은 고딕" w:eastAsia="맑은 고딕"/>
           <w:b w:val="0"/>
           <w:i w:val="0"/>
+          <w:sz w:val="17"/>
         </w:rPr>
-        <w:t>: 지게차 같은 움직이는 위험, 넘어짐 순간 같은 사건은 아직 다루지 않음</w:t>
+        <w:t>: 재확인 조건, 영역 크기, 경고 거리는 규칙. 현장 피드백으로 보정하고 MES·작업지시 연동 계획. 지게차 같은 움직이는 위험은 아직 없음</w:t>
       </w:r>
     </w:p>
     <w:p>
@@ -5976,7 +6624,7 @@
               <w:rPr>
                 <w:rFonts w:ascii="맑은 고딕" w:hAnsi="맑은 고딕" w:eastAsia="맑은 고딕"/>
                 <w:b/>
-                <w:sz w:val="16"/>
+                <w:sz w:val="15"/>
               </w:rPr>
               <w:t>구분</w:t>
             </w:r>
@@ -5997,7 +6645,7 @@
               <w:rPr>
                 <w:rFonts w:ascii="맑은 고딕" w:hAnsi="맑은 고딕" w:eastAsia="맑은 고딕"/>
                 <w:b/>
-                <w:sz w:val="16"/>
+                <w:sz w:val="15"/>
               </w:rPr>
               <w:t>내용</w:t>
             </w:r>
@@ -6019,7 +6667,7 @@
               <w:rPr>
                 <w:rFonts w:ascii="맑은 고딕" w:hAnsi="맑은 고딕" w:eastAsia="맑은 고딕"/>
                 <w:b/>
-                <w:sz w:val="16"/>
+                <w:sz w:val="15"/>
               </w:rPr>
               <w:t>기존자산 (제3자)</w:t>
             </w:r>
@@ -6038,9 +6686,9 @@
               <w:rPr>
                 <w:rFonts w:ascii="맑은 고딕" w:hAnsi="맑은 고딕" w:eastAsia="맑은 고딕"/>
                 <w:b w:val="0"/>
-                <w:sz w:val="16"/>
+                <w:sz w:val="15"/>
               </w:rPr>
-              <w:t>NVIDIA Isaac Sim 6.0·Omniverse Replicator, NVIDIA Isaac 에셋(창고, 소품, 작업자; 저장소에 포함하지 않고 NVIDIA 에셋 서버에서 참조), YCB 물체 스캔, Ultralytics YOLO26 사전학습 가중치(AGPL-3.0), ByteTrack(Ultralytics 내장), numpy, Pillow, matplotlib</w:t>
+              <w:t>NVIDIA Isaac Sim 6.0·Replicator·에셋(창고, 소품, 작업자; 에셋 서버 참조), Poly Haven 공구 모델(CC0), YCB 드릴, Ultralytics YOLO26 사전학습 가중치(AGPL-3.0)·ByteTrack, Google MediaPipe Hands(Apache-2.0), edge-tts(Microsoft 온라인 음성), Windows 음성 합성, numpy·Pillow</w:t>
             </w:r>
           </w:p>
         </w:tc>
@@ -6060,7 +6708,7 @@
               <w:rPr>
                 <w:rFonts w:ascii="맑은 고딕" w:hAnsi="맑은 고딕" w:eastAsia="맑은 고딕"/>
                 <w:b/>
-                <w:sz w:val="16"/>
+                <w:sz w:val="15"/>
               </w:rPr>
               <w:t>8일 신규개발분</w:t>
             </w:r>
@@ -6079,9 +6727,9 @@
               <w:rPr>
                 <w:rFonts w:ascii="맑은 고딕" w:hAnsi="맑은 고딕" w:eastAsia="맑은 고딕"/>
                 <w:b w:val="0"/>
-                <w:sz w:val="16"/>
+                <w:sz w:val="15"/>
               </w:rPr>
-              <w:t>장면·시나리오·정답표 생성, 위험/안전 짝 물체 모델링, 작업자 걷기 동작, 바디캠·CCTV·PTZ 카메라, 합성 데이터 파이프라인, YOLO 학습 설정, 바닥 투영·거리 계산, 에이전트(점검표 계획, 대장, 재확인·재시도·병합, 조치 지시서), 채점·평가, 시연 영상 합성 (저장소 커밋 9/30~10/6)</w:t>
+              <w:t>장면·시나리오·정답표, 위험/안전 짝 물체·전동톱·DANGER 표지 모델링, 걷기 동작, 카메라, 합성 데이터 파이프라인과 학습, 바닥 투영, 에이전트 (점검표, 대장, 재확인, 위험 영역, 음성 경고, 조치 지시서), 손동작 자세·손가락 세기·다국어 문장 틀, 채점, 영상 (커밋 9/30~10/6)</w:t>
             </w:r>
           </w:p>
         </w:tc>
@@ -6101,7 +6749,7 @@
               <w:rPr>
                 <w:rFonts w:ascii="맑은 고딕" w:hAnsi="맑은 고딕" w:eastAsia="맑은 고딕"/>
                 <w:b/>
-                <w:sz w:val="16"/>
+                <w:sz w:val="15"/>
               </w:rPr>
               <w:t>AI 활용</w:t>
             </w:r>
@@ -6120,7 +6768,7 @@
               <w:rPr>
                 <w:rFonts w:ascii="맑은 고딕" w:hAnsi="맑은 고딕" w:eastAsia="맑은 고딕"/>
                 <w:b w:val="0"/>
-                <w:sz w:val="16"/>
+                <w:sz w:val="15"/>
               </w:rPr>
               <w:t>코드 작성·디버깅·문서 초안에 AI 코딩 도구(Anthropic Claude Code)를 사용함. 설계 방향 결정, 위험 요소 선정, 결과 검증은 팀이 수행</w:t>
             </w:r>
@@ -6142,7 +6790,7 @@
               <w:rPr>
                 <w:rFonts w:ascii="맑은 고딕" w:hAnsi="맑은 고딕" w:eastAsia="맑은 고딕"/>
                 <w:b/>
-                <w:sz w:val="16"/>
+                <w:sz w:val="15"/>
               </w:rPr>
               <w:t>데이터·안전</w:t>
             </w:r>
@@ -6161,7 +6809,7 @@
               <w:rPr>
                 <w:rFonts w:ascii="맑은 고딕" w:hAnsi="맑은 고딕" w:eastAsia="맑은 고딕"/>
                 <w:b w:val="0"/>
-                <w:sz w:val="16"/>
+                <w:sz w:val="15"/>
               </w:rPr>
               <w:t>실제 개인정보·현장 영상 없음 (전부 합성). API 키·비밀번호 없음. 통계 출처: 고용노동부 「2025년 산업재해 현황」</w:t>
             </w:r>

--- a/submission/개발완료보고서.docx
+++ b/submission/개발완료보고서.docx
@@ -631,6 +631,22 @@
                 <w:b/>
                 <w:sz w:val="16"/>
               </w:rPr>
+              <w:t>로컬 LLM(Qwen2.5-7B) 에이전트(LangGraph)</w:t>
+            </w:r>
+            <w:r>
+              <w:rPr>
+                <w:rFonts w:ascii="맑은 고딕" w:hAnsi="맑은 고딕" w:eastAsia="맑은 고딕"/>
+                <w:b w:val="0"/>
+                <w:sz w:val="16"/>
+              </w:rPr>
+              <w:t xml:space="preserve"> 가 도구로 상황을 보고 판단해 </w:t>
+            </w:r>
+            <w:r>
+              <w:rPr>
+                <w:rFonts w:ascii="맑은 고딕" w:hAnsi="맑은 고딕" w:eastAsia="맑은 고딕"/>
+                <w:b/>
+                <w:sz w:val="16"/>
+              </w:rPr>
               <w:t>작업자 언어(중국어·영어·일본어·한국어)</w:t>
             </w:r>
             <w:r>
@@ -728,7 +744,7 @@
                 <w:b w:val="0"/>
                 <w:sz w:val="16"/>
               </w:rPr>
-              <w:t xml:space="preserve"> 판정 (바디캠만 썼을 때 71, 33), 거꾸로 판정 0건. 위험 영역 20/20 인식, 닿기 직전 음성 경고 29/37, 공구 이름 40/75, 손동작 명령 35/40 (88%). YOLO26s 검증 mAP50 0.898</w:t>
+              <w:t xml:space="preserve"> 판정 (바디캠만 썼을 때 71, 33), 거꾸로 판정 0건. 위험 영역 20/20 인식, 닿기 직전 음성 경고 29/37, 공구 이름 40/75, 손동작 명령 37/40 (92%). YOLO26s 검증 mAP50 0.898</w:t>
             </w:r>
           </w:p>
         </w:tc>
@@ -769,7 +785,7 @@
                 <w:b w:val="0"/>
                 <w:sz w:val="16"/>
               </w:rPr>
-              <w:t>Level 3 (MVP): 입력 → 판단 → 도구 실행 → 결과 확인 → 보고까지 한 번에 동작, 테스트 시나리오 10건 + 단위 테스트 28개</w:t>
+              <w:t>Level 3 (MVP): 입력 → 판단 → 도구 실행 → 결과 확인 → 보고까지 한 번에 동작, 테스트 시나리오 10건 + 단위 테스트 29개</w:t>
             </w:r>
           </w:p>
         </w:tc>
@@ -1295,7 +1311,7 @@
                 <w:b w:val="0"/>
                 <w:sz w:val="16"/>
               </w:rPr>
-              <w:t>35/40 (88%), 중·영·일·한</w:t>
+              <w:t>37/40 (92%), 중·영·일·한</w:t>
             </w:r>
           </w:p>
         </w:tc>
@@ -1410,7 +1426,7 @@
       <w:r>
         <w:drawing>
           <wp:inline xmlns:a="http://schemas.openxmlformats.org/drawingml/2006/main" xmlns:pic="http://schemas.openxmlformats.org/drawingml/2006/picture">
-            <wp:extent cx="6120000" cy="2212615"/>
+            <wp:extent cx="6120000" cy="2306769"/>
             <wp:docPr id="1" name="Picture 1"/>
             <wp:cNvGraphicFramePr>
               <a:graphicFrameLocks noChangeAspect="1"/>
@@ -1431,7 +1447,7 @@
                   <pic:spPr>
                     <a:xfrm>
                       <a:off x="0" y="0"/>
-                      <a:ext cx="6120000" cy="2212615"/>
+                      <a:ext cx="6120000" cy="2306769"/>
                     </a:xfrm>
                     <a:prstGeom prst="rect"/>
                   </pic:spPr>
@@ -2316,6 +2332,57 @@
           <w:i w:val="0"/>
           <w:sz w:val="17"/>
         </w:rPr>
+        <w:t>LLM 에이전트</w:t>
+      </w:r>
+      <w:r>
+        <w:rPr>
+          <w:rFonts w:ascii="맑은 고딕" w:hAnsi="맑은 고딕" w:eastAsia="맑은 고딕"/>
+          <w:b w:val="0"/>
+          <w:i w:val="0"/>
+          <w:sz w:val="17"/>
+        </w:rPr>
+        <w:t xml:space="preserve">: LangGraph 그래프 (agent ⇄ tools → finish) 에서 로컬 </w:t>
+      </w:r>
+      <w:r>
+        <w:rPr>
+          <w:rFonts w:ascii="맑은 고딕" w:hAnsi="맑은 고딕" w:eastAsia="맑은 고딕"/>
+          <w:b/>
+          <w:i w:val="0"/>
+          <w:sz w:val="17"/>
+        </w:rPr>
+        <w:t>Qwen2.5-7B</w:t>
+      </w:r>
+      <w:r>
+        <w:rPr>
+          <w:rFonts w:ascii="맑은 고딕" w:hAnsi="맑은 고딕" w:eastAsia="맑은 고딕"/>
+          <w:b w:val="0"/>
+          <w:i w:val="0"/>
+          <w:sz w:val="17"/>
+        </w:rPr>
+        <w:t xml:space="preserve"> (Ollama, 인터넷·API 키 불필요) 가 손동작 요청마다 도구(look_around, equipment_info, hazard_log, todays_tbm, worker_status)로 상황을 보고 말할 항목·근거·관리자 메시지를 정함. 안전 문장은 검수한 틀로, LLM 실패 시 규칙으로</w:t>
+      </w:r>
+    </w:p>
+    <w:p>
+      <w:pPr>
+        <w:spacing w:after="20" w:before="0"/>
+        <w:ind w:left="170" w:hanging="170"/>
+      </w:pPr>
+      <w:r>
+        <w:rPr>
+          <w:rFonts w:ascii="맑은 고딕" w:hAnsi="맑은 고딕" w:eastAsia="맑은 고딕"/>
+          <w:b w:val="0"/>
+          <w:i w:val="0"/>
+          <w:sz w:val="17"/>
+        </w:rPr>
+        <w:t xml:space="preserve">• </w:t>
+      </w:r>
+      <w:r>
+        <w:rPr>
+          <w:rFonts w:ascii="맑은 고딕" w:hAnsi="맑은 고딕" w:eastAsia="맑은 고딕"/>
+          <w:b/>
+          <w:i w:val="0"/>
+          <w:sz w:val="17"/>
+        </w:rPr>
         <w:t>손동작 명령</w:t>
       </w:r>
       <w:r>
@@ -2325,7 +2392,7 @@
           <w:i w:val="0"/>
           <w:sz w:val="17"/>
         </w:rPr>
-        <w:t xml:space="preserve"> (1 장비 설명, 2 공장 위험 스캔: 위험물 대장을 우선순위로 읽고 CCTV 확대로 차례로 비춤, 3 TBM, 4 관리자 호출, 5 SOS): </w:t>
+        <w:t xml:space="preserve"> (1 장비 설명, 2 공장 위험 스캔: 위험물 대장을 우선순위로, 3 TBM, 4 관리자 호출, 5 SOS): </w:t>
       </w:r>
       <w:r>
         <w:rPr>
@@ -2553,7 +2620,7 @@
                 <w:b w:val="0"/>
                 <w:sz w:val="16"/>
               </w:rPr>
-              <w:t>재확인 대상 고르기 (1~2프레임만 보임, 판정 1등 70% 미만, CCTV 경고로 처음 본 물체), 공구 위험/안전 (놓인 자리), 위험 영역 (라바콘 묶음·표지·위험 주변), 음성 경고 시점 (거리), 손동작 → 명령, 방금 화면에서 설명할 장비 고르기, 공장 스캔 순서</w:t>
+              <w:t>재확인 대상 고르기 (1~2프레임만 보임, 판정 1등 70% 미만, CCTV 경고로 처음 본 물체), 공구 위험/안전 (놓인 자리), 위험 영역 (라바콘 묶음·표지·위험 주변), 음성 경고 시점 (거리), 손동작 요청은 LLM(Qwen2.5-7B) 이 도구로 보고 무엇을 말할지·근거·관리자 메시지 결정</w:t>
             </w:r>
           </w:p>
         </w:tc>
@@ -2594,7 +2661,7 @@
                 <w:b w:val="0"/>
                 <w:sz w:val="16"/>
               </w:rPr>
-              <w:t>바디캠·CCTV 3대, YOLO26, CCTV PTZ 방향·화각 명령 (SOS 때 작업자 확대), 손 인식, 다국어 음성, 관리자 알림, 조치 지시서(HTML)</w:t>
+              <w:t>바디캠·CCTV, YOLO26, CCTV PTZ 명령, 손 인식, LLM 이 부르는 도구 (화면 물체·장비 정보·위험물 대장·TBM·작업자 상태), 다국어 음성, 관리자 알림, 조치 지시서</w:t>
             </w:r>
           </w:p>
         </w:tc>
@@ -2892,7 +2959,7 @@
                 <w:b/>
                 <w:sz w:val="16"/>
               </w:rPr>
-              <w:t>위험 영역, 음성 경고, 공구 이름 8종, 손동작 명령·다국어 안내</w:t>
+              <w:t>위험 영역, 음성 경고, 공구 이름 8종, 손동작 명령·다국어 안내, LLM 에이전트 (LangGraph + 로컬 Qwen2.5-7B)</w:t>
             </w:r>
             <w:r>
               <w:rPr>
@@ -2900,7 +2967,7 @@
                 <w:b w:val="0"/>
                 <w:sz w:val="16"/>
               </w:rPr>
-              <w:t xml:space="preserve"> 추가, 재학습</w:t>
+              <w:t xml:space="preserve"> 추가, 운반 카트 시연, 재학습</w:t>
             </w:r>
           </w:p>
         </w:tc>
@@ -6230,7 +6297,7 @@
           <w:i w:val="0"/>
           <w:sz w:val="17"/>
         </w:rPr>
-        <w:t>은 경로 8곳에서 조명을 바꿔 손가락 1~5 를 보인 40번 중 35번을 맞게 인식했고 (다른 명령 1번, 손을 올리고 내리는 중 잘못 실행 0번, 못 알아본 것은 아주 어두운 한 곳), 시연 순찰에서는 4번 중 4번을 인식해 English로 안내했다. Isaac 없이 도는 단위 테스트 28개(투영, 채점, 재확인·병합, 위험 영역, 음성 경고, 손가락 세기, 다국어 문장 등)가 모두 통과한다.</w:t>
+        <w:t>은 경로 8곳에서 조명을 바꿔 손가락 1~5 를 보인 40번 중 37번을 맞게 인식했고 (다른 명령 3번은 어둡거나 역광인 손, 못 알아본 것 0번, 손을 올리고 내리는 중 잘못 실행 0번), 시연 순찰에서는 4번 중 4번을 인식해 English로 안내했고, 요청 4건 중 4건을 로컬 Qwen2.5-7B 에이전트가 도구로 상황을 보고 결정했다 (요청당 최대 5초). Isaac 없이 도는 단위 테스트 29개(투영, 채점, 재확인·병합, 위험 영역, 음성 경고, 손가락 세기, 다국어 문장 등)가 모두 통과한다.</w:t>
       </w:r>
     </w:p>
     <w:p>
@@ -6298,7 +6365,7 @@
           <w:i w:val="0"/>
           <w:sz w:val="17"/>
         </w:rPr>
-        <w:t>: 창고 전체 위험 90%, 안전 96% 판정 (바디캠만 77%, 41%), 위험 영역 100% 인식, 닿기 직전 음성 경고 78%, 공구 이름 53%, 손동작 명령 88%</w:t>
+        <w:t>: 창고 전체 위험 90%, 안전 96% 판정 (바디캠만 77%, 41%), 위험 영역 100% 인식, 닿기 직전 음성 경고 78%, 공구 이름 53%, 손동작 명령 92%</w:t>
       </w:r>
     </w:p>
     <w:p>
@@ -6583,6 +6650,39 @@
     </w:p>
     <w:p>
       <w:pPr>
+        <w:spacing w:after="20" w:before="0"/>
+        <w:ind w:left="170" w:hanging="170"/>
+      </w:pPr>
+      <w:r>
+        <w:rPr>
+          <w:rFonts w:ascii="맑은 고딕" w:hAnsi="맑은 고딕" w:eastAsia="맑은 고딕"/>
+          <w:b w:val="0"/>
+          <w:i w:val="0"/>
+          <w:sz w:val="17"/>
+        </w:rPr>
+        <w:t xml:space="preserve">• </w:t>
+      </w:r>
+      <w:r>
+        <w:rPr>
+          <w:rFonts w:ascii="맑은 고딕" w:hAnsi="맑은 고딕" w:eastAsia="맑은 고딕"/>
+          <w:b/>
+          <w:i w:val="0"/>
+          <w:sz w:val="17"/>
+        </w:rPr>
+        <w:t>LLM</w:t>
+      </w:r>
+      <w:r>
+        <w:rPr>
+          <w:rFonts w:ascii="맑은 고딕" w:hAnsi="맑은 고딕" w:eastAsia="맑은 고딕"/>
+          <w:b w:val="0"/>
+          <w:i w:val="0"/>
+          <w:sz w:val="17"/>
+        </w:rPr>
+        <w:t>: 로컬 7B 모델이라 요청당 수 초가 걸리고 판단 근거 문장이 가끔 부정확함 (그래서 작업자에게 들려주는 안전 문장은 틀로 고정, 말할 항목은 도구가 준 번호만 받음). 손동작 요청에만 쓰고 순찰 중 위험 판정·경고는 규칙</w:t>
+      </w:r>
+    </w:p>
+    <w:p>
+      <w:pPr>
         <w:keepNext/>
         <w:spacing w:after="40" w:before="60"/>
       </w:pPr>
@@ -6688,7 +6788,7 @@
                 <w:b w:val="0"/>
                 <w:sz w:val="15"/>
               </w:rPr>
-              <w:t>NVIDIA Isaac Sim 6.0·Replicator·에셋(창고, 소품, 작업자; 에셋 서버 참조), Poly Haven 공구 모델(CC0), YCB 드릴, Ultralytics YOLO26 사전학습 가중치(AGPL-3.0)·ByteTrack, Google MediaPipe Hands(Apache-2.0), edge-tts(Microsoft 온라인 음성), Windows 음성 합성, numpy·Pillow</w:t>
+              <w:t>NVIDIA Isaac Sim 6.0·Replicator·에셋(창고, 소품, 작업자; 에셋 서버 참조), Poly Haven 공구 모델(CC0), YCB 드릴, Ultralytics YOLO26 사전학습 가중치(AGPL-3.0)·ByteTrack, Google MediaPipe Hands(Apache-2.0), Qwen2.5-7B-Instruct(Apache-2.0)·Ollama·LangGraph(MIT), edge-tts(Microsoft 온라인 음성), Windows 음성 합성, numpy·Pillow</w:t>
             </w:r>
           </w:p>
         </w:tc>
@@ -6729,7 +6829,7 @@
                 <w:b w:val="0"/>
                 <w:sz w:val="15"/>
               </w:rPr>
-              <w:t>장면·시나리오·정답표, 위험/안전 짝 물체·전동톱·DANGER 표지 모델링, 걷기 동작, 카메라, 합성 데이터 파이프라인과 학습, 바닥 투영, 에이전트 (점검표, 대장, 재확인, 위험 영역, 음성 경고, 조치 지시서), 손동작 자세·손가락 세기·다국어 문장 틀, 채점, 영상 (커밋 9/30~10/6)</w:t>
+              <w:t>장면·시나리오·정답표, 위험/안전 짝 물체·전동톱·DANGER 표지 모델링, 걷기 동작, 카메라, 합성 데이터 파이프라인과 학습, 바닥 투영, 에이전트 (점검표, 대장, 재확인, 위험 영역, 음성 경고, 조치 지시서), LLM 에이전트 그래프·도구, 손동작·다국어 문장 틀, 채점, 영상 (커밋 9/30~10/6)</w:t>
             </w:r>
           </w:p>
         </w:tc>
